--- a/public/INFORME_TECNICO_Y_COMERCIAL_ESTUDIO_PERICIAL_SUR.docx
+++ b/public/INFORME_TECNICO_Y_COMERCIAL_ESTUDIO_PERICIAL_SUR.docx
@@ -32,7 +32,7 @@
           <w:color w:val="505050"/>
           <w:sz w:val="22"/>
         </w:rPr>
-        <w:t>Auditoría SSL, Rendimiento PageSpeed, Dominios, Competidores y Plan de Adquisición</w:t>
+        <w:t>Auditoría SSL, Rendimiento PageSpeed, Dominios, Competidores y Plan de Captación</w:t>
       </w:r>
     </w:p>
     <w:p/>
@@ -43,19 +43,19 @@
         <w:tblLook w:firstColumn="1" w:firstRow="1" w:lastColumn="0" w:lastRow="0" w:noHBand="0" w:noVBand="1" w:val="04A0"/>
       </w:tblPr>
       <w:tblGrid>
-        <w:gridCol w:w="4968"/>
-        <w:gridCol w:w="4968"/>
+        <w:gridCol w:w="5040"/>
+        <w:gridCol w:w="5040"/>
       </w:tblGrid>
       <w:tr>
         <w:tc>
           <w:tcPr>
-            <w:tcW w:type="dxa" w:w="4968"/>
+            <w:tcW w:type="dxa" w:w="3600"/>
             <w:shd w:fill="F4F6F8"/>
             <w:tcMar>
-              <w:top w:w="80" w:type="dxa"/>
-              <w:bottom w:w="80" w:type="dxa"/>
-              <w:left w:w="120" w:type="dxa"/>
-              <w:right w:w="120" w:type="dxa"/>
+              <w:top w:w="60" w:type="dxa"/>
+              <w:bottom w:w="60" w:type="dxa"/>
+              <w:left w:w="100" w:type="dxa"/>
+              <w:right w:w="100" w:type="dxa"/>
             </w:tcMar>
           </w:tcPr>
           <w:p>
@@ -71,13 +71,13 @@
         </w:tc>
         <w:tc>
           <w:tcPr>
-            <w:tcW w:type="dxa" w:w="4968"/>
+            <w:tcW w:type="dxa" w:w="6480"/>
             <w:shd w:fill="FFFFFF"/>
             <w:tcMar>
-              <w:top w:w="80" w:type="dxa"/>
-              <w:bottom w:w="80" w:type="dxa"/>
-              <w:left w:w="120" w:type="dxa"/>
-              <w:right w:w="120" w:type="dxa"/>
+              <w:top w:w="60" w:type="dxa"/>
+              <w:bottom w:w="60" w:type="dxa"/>
+              <w:left w:w="100" w:type="dxa"/>
+              <w:right w:w="100" w:type="dxa"/>
             </w:tcMar>
           </w:tcPr>
           <w:p>
@@ -94,13 +94,13 @@
       <w:tr>
         <w:tc>
           <w:tcPr>
-            <w:tcW w:type="dxa" w:w="4968"/>
+            <w:tcW w:type="dxa" w:w="3600"/>
             <w:shd w:fill="F4F6F8"/>
             <w:tcMar>
-              <w:top w:w="80" w:type="dxa"/>
-              <w:bottom w:w="80" w:type="dxa"/>
-              <w:left w:w="120" w:type="dxa"/>
-              <w:right w:w="120" w:type="dxa"/>
+              <w:top w:w="60" w:type="dxa"/>
+              <w:bottom w:w="60" w:type="dxa"/>
+              <w:left w:w="100" w:type="dxa"/>
+              <w:right w:w="100" w:type="dxa"/>
             </w:tcMar>
           </w:tcPr>
           <w:p>
@@ -116,13 +116,13 @@
         </w:tc>
         <w:tc>
           <w:tcPr>
-            <w:tcW w:type="dxa" w:w="4968"/>
+            <w:tcW w:type="dxa" w:w="6480"/>
             <w:shd w:fill="FFFFFF"/>
             <w:tcMar>
-              <w:top w:w="80" w:type="dxa"/>
-              <w:bottom w:w="80" w:type="dxa"/>
-              <w:left w:w="120" w:type="dxa"/>
-              <w:right w:w="120" w:type="dxa"/>
+              <w:top w:w="60" w:type="dxa"/>
+              <w:bottom w:w="60" w:type="dxa"/>
+              <w:left w:w="100" w:type="dxa"/>
+              <w:right w:w="100" w:type="dxa"/>
             </w:tcMar>
           </w:tcPr>
           <w:p>
@@ -139,13 +139,13 @@
       <w:tr>
         <w:tc>
           <w:tcPr>
-            <w:tcW w:type="dxa" w:w="4968"/>
+            <w:tcW w:type="dxa" w:w="3600"/>
             <w:shd w:fill="F4F6F8"/>
             <w:tcMar>
-              <w:top w:w="80" w:type="dxa"/>
-              <w:bottom w:w="80" w:type="dxa"/>
-              <w:left w:w="120" w:type="dxa"/>
-              <w:right w:w="120" w:type="dxa"/>
+              <w:top w:w="60" w:type="dxa"/>
+              <w:bottom w:w="60" w:type="dxa"/>
+              <w:left w:w="100" w:type="dxa"/>
+              <w:right w:w="100" w:type="dxa"/>
             </w:tcMar>
           </w:tcPr>
           <w:p>
@@ -161,13 +161,13 @@
         </w:tc>
         <w:tc>
           <w:tcPr>
-            <w:tcW w:type="dxa" w:w="4968"/>
+            <w:tcW w:type="dxa" w:w="6480"/>
             <w:shd w:fill="FFFFFF"/>
             <w:tcMar>
-              <w:top w:w="80" w:type="dxa"/>
-              <w:bottom w:w="80" w:type="dxa"/>
-              <w:left w:w="120" w:type="dxa"/>
-              <w:right w:w="120" w:type="dxa"/>
+              <w:top w:w="60" w:type="dxa"/>
+              <w:bottom w:w="60" w:type="dxa"/>
+              <w:left w:w="100" w:type="dxa"/>
+              <w:right w:w="100" w:type="dxa"/>
             </w:tcMar>
           </w:tcPr>
           <w:p>
@@ -184,13 +184,13 @@
       <w:tr>
         <w:tc>
           <w:tcPr>
-            <w:tcW w:type="dxa" w:w="4968"/>
+            <w:tcW w:type="dxa" w:w="3600"/>
             <w:shd w:fill="F4F6F8"/>
             <w:tcMar>
-              <w:top w:w="80" w:type="dxa"/>
-              <w:bottom w:w="80" w:type="dxa"/>
-              <w:left w:w="120" w:type="dxa"/>
-              <w:right w:w="120" w:type="dxa"/>
+              <w:top w:w="60" w:type="dxa"/>
+              <w:bottom w:w="60" w:type="dxa"/>
+              <w:left w:w="100" w:type="dxa"/>
+              <w:right w:w="100" w:type="dxa"/>
             </w:tcMar>
           </w:tcPr>
           <w:p>
@@ -206,13 +206,13 @@
         </w:tc>
         <w:tc>
           <w:tcPr>
-            <w:tcW w:type="dxa" w:w="4968"/>
+            <w:tcW w:type="dxa" w:w="6480"/>
             <w:shd w:fill="FFFFFF"/>
             <w:tcMar>
-              <w:top w:w="80" w:type="dxa"/>
-              <w:bottom w:w="80" w:type="dxa"/>
-              <w:left w:w="120" w:type="dxa"/>
-              <w:right w:w="120" w:type="dxa"/>
+              <w:top w:w="60" w:type="dxa"/>
+              <w:bottom w:w="60" w:type="dxa"/>
+              <w:left w:w="100" w:type="dxa"/>
+              <w:right w:w="100" w:type="dxa"/>
             </w:tcMar>
           </w:tcPr>
           <w:p>
@@ -302,20 +302,20 @@
         <w:tblLook w:firstColumn="1" w:firstRow="1" w:lastColumn="0" w:lastRow="0" w:noHBand="0" w:noVBand="1" w:val="04A0"/>
       </w:tblPr>
       <w:tblGrid>
-        <w:gridCol w:w="3312"/>
-        <w:gridCol w:w="3312"/>
-        <w:gridCol w:w="3312"/>
+        <w:gridCol w:w="3360"/>
+        <w:gridCol w:w="3360"/>
+        <w:gridCol w:w="3360"/>
       </w:tblGrid>
       <w:tr>
         <w:tc>
           <w:tcPr>
-            <w:tcW w:type="dxa" w:w="3312"/>
+            <w:tcW w:type="dxa" w:w="3168"/>
             <w:shd w:fill="152836"/>
             <w:tcMar>
-              <w:top w:w="100" w:type="dxa"/>
-              <w:bottom w:w="100" w:type="dxa"/>
-              <w:left w:w="120" w:type="dxa"/>
-              <w:right w:w="120" w:type="dxa"/>
+              <w:top w:w="80" w:type="dxa"/>
+              <w:bottom w:w="80" w:type="dxa"/>
+              <w:left w:w="100" w:type="dxa"/>
+              <w:right w:w="100" w:type="dxa"/>
             </w:tcMar>
           </w:tcPr>
           <w:p>
@@ -326,7 +326,7 @@
               <w:rPr>
                 <w:b/>
                 <w:color w:val="FFFFFF"/>
-                <w:sz w:val="18"/>
+                <w:sz w:val="17"/>
               </w:rPr>
               <w:t>Parámetro</w:t>
             </w:r>
@@ -334,13 +334,13 @@
         </w:tc>
         <w:tc>
           <w:tcPr>
-            <w:tcW w:type="dxa" w:w="3312"/>
+            <w:tcW w:type="dxa" w:w="4608"/>
             <w:shd w:fill="152836"/>
             <w:tcMar>
-              <w:top w:w="100" w:type="dxa"/>
-              <w:bottom w:w="100" w:type="dxa"/>
-              <w:left w:w="120" w:type="dxa"/>
-              <w:right w:w="120" w:type="dxa"/>
+              <w:top w:w="80" w:type="dxa"/>
+              <w:bottom w:w="80" w:type="dxa"/>
+              <w:left w:w="100" w:type="dxa"/>
+              <w:right w:w="100" w:type="dxa"/>
             </w:tcMar>
           </w:tcPr>
           <w:p>
@@ -351,7 +351,7 @@
               <w:rPr>
                 <w:b/>
                 <w:color w:val="FFFFFF"/>
-                <w:sz w:val="18"/>
+                <w:sz w:val="17"/>
               </w:rPr>
               <w:t>Estado / Valor</w:t>
             </w:r>
@@ -359,13 +359,13 @@
         </w:tc>
         <w:tc>
           <w:tcPr>
-            <w:tcW w:type="dxa" w:w="3312"/>
+            <w:tcW w:type="dxa" w:w="2304"/>
             <w:shd w:fill="152836"/>
             <w:tcMar>
-              <w:top w:w="100" w:type="dxa"/>
-              <w:bottom w:w="100" w:type="dxa"/>
-              <w:left w:w="120" w:type="dxa"/>
-              <w:right w:w="120" w:type="dxa"/>
+              <w:top w:w="80" w:type="dxa"/>
+              <w:bottom w:w="80" w:type="dxa"/>
+              <w:left w:w="100" w:type="dxa"/>
+              <w:right w:w="100" w:type="dxa"/>
             </w:tcMar>
           </w:tcPr>
           <w:p>
@@ -376,7 +376,7 @@
               <w:rPr>
                 <w:b/>
                 <w:color w:val="FFFFFF"/>
-                <w:sz w:val="18"/>
+                <w:sz w:val="17"/>
               </w:rPr>
               <w:t>Evaluación</w:t>
             </w:r>
@@ -386,20 +386,21 @@
       <w:tr>
         <w:tc>
           <w:tcPr>
-            <w:tcW w:type="dxa" w:w="3312"/>
+            <w:tcW w:type="dxa" w:w="3168"/>
             <w:shd w:fill="FFFFFF"/>
             <w:tcMar>
-              <w:top w:w="80" w:type="dxa"/>
-              <w:bottom w:w="80" w:type="dxa"/>
-              <w:left w:w="120" w:type="dxa"/>
-              <w:right w:w="120" w:type="dxa"/>
+              <w:top w:w="60" w:type="dxa"/>
+              <w:bottom w:w="60" w:type="dxa"/>
+              <w:left w:w="80" w:type="dxa"/>
+              <w:right w:w="80" w:type="dxa"/>
             </w:tcMar>
           </w:tcPr>
           <w:p>
             <w:r>
               <w:rPr>
+                <w:b/>
                 <w:color w:val="1E1E1E"/>
-                <w:sz w:val="17"/>
+                <w:sz w:val="16"/>
               </w:rPr>
               <w:t>Estado del Candado</w:t>
             </w:r>
@@ -407,20 +408,20 @@
         </w:tc>
         <w:tc>
           <w:tcPr>
-            <w:tcW w:type="dxa" w:w="3312"/>
+            <w:tcW w:type="dxa" w:w="4608"/>
             <w:shd w:fill="FFFFFF"/>
             <w:tcMar>
-              <w:top w:w="80" w:type="dxa"/>
-              <w:bottom w:w="80" w:type="dxa"/>
-              <w:left w:w="120" w:type="dxa"/>
-              <w:right w:w="120" w:type="dxa"/>
+              <w:top w:w="60" w:type="dxa"/>
+              <w:bottom w:w="60" w:type="dxa"/>
+              <w:left w:w="80" w:type="dxa"/>
+              <w:right w:w="80" w:type="dxa"/>
             </w:tcMar>
           </w:tcPr>
           <w:p>
             <w:r>
               <w:rPr>
                 <w:color w:val="1E1E1E"/>
-                <w:sz w:val="17"/>
+                <w:sz w:val="16"/>
               </w:rPr>
               <w:t>Activo (HTTPS Forzado con Redirección 301)</w:t>
             </w:r>
@@ -428,20 +429,20 @@
         </w:tc>
         <w:tc>
           <w:tcPr>
-            <w:tcW w:type="dxa" w:w="3312"/>
+            <w:tcW w:type="dxa" w:w="2304"/>
             <w:shd w:fill="FFFFFF"/>
             <w:tcMar>
-              <w:top w:w="80" w:type="dxa"/>
-              <w:bottom w:w="80" w:type="dxa"/>
-              <w:left w:w="120" w:type="dxa"/>
-              <w:right w:w="120" w:type="dxa"/>
+              <w:top w:w="60" w:type="dxa"/>
+              <w:bottom w:w="60" w:type="dxa"/>
+              <w:left w:w="80" w:type="dxa"/>
+              <w:right w:w="80" w:type="dxa"/>
             </w:tcMar>
           </w:tcPr>
           <w:p>
             <w:r>
               <w:rPr>
                 <w:color w:val="1E1E1E"/>
-                <w:sz w:val="17"/>
+                <w:sz w:val="16"/>
               </w:rPr>
               <w:t>Óptimo</w:t>
             </w:r>
@@ -451,20 +452,21 @@
       <w:tr>
         <w:tc>
           <w:tcPr>
-            <w:tcW w:type="dxa" w:w="3312"/>
+            <w:tcW w:type="dxa" w:w="3168"/>
             <w:shd w:fill="F8F9FA"/>
             <w:tcMar>
-              <w:top w:w="80" w:type="dxa"/>
-              <w:bottom w:w="80" w:type="dxa"/>
-              <w:left w:w="120" w:type="dxa"/>
-              <w:right w:w="120" w:type="dxa"/>
+              <w:top w:w="60" w:type="dxa"/>
+              <w:bottom w:w="60" w:type="dxa"/>
+              <w:left w:w="80" w:type="dxa"/>
+              <w:right w:w="80" w:type="dxa"/>
             </w:tcMar>
           </w:tcPr>
           <w:p>
             <w:r>
               <w:rPr>
+                <w:b/>
                 <w:color w:val="1E1E1E"/>
-                <w:sz w:val="17"/>
+                <w:sz w:val="16"/>
               </w:rPr>
               <w:t>Emisor del Certificado</w:t>
             </w:r>
@@ -472,20 +474,20 @@
         </w:tc>
         <w:tc>
           <w:tcPr>
-            <w:tcW w:type="dxa" w:w="3312"/>
+            <w:tcW w:type="dxa" w:w="4608"/>
             <w:shd w:fill="F8F9FA"/>
             <w:tcMar>
-              <w:top w:w="80" w:type="dxa"/>
-              <w:bottom w:w="80" w:type="dxa"/>
-              <w:left w:w="120" w:type="dxa"/>
-              <w:right w:w="120" w:type="dxa"/>
+              <w:top w:w="60" w:type="dxa"/>
+              <w:bottom w:w="60" w:type="dxa"/>
+              <w:left w:w="80" w:type="dxa"/>
+              <w:right w:w="80" w:type="dxa"/>
             </w:tcMar>
           </w:tcPr>
           <w:p>
             <w:r>
               <w:rPr>
                 <w:color w:val="1E1E1E"/>
-                <w:sz w:val="17"/>
+                <w:sz w:val="16"/>
               </w:rPr>
               <w:t>Let's Encrypt Authority (YE1)</w:t>
             </w:r>
@@ -493,20 +495,20 @@
         </w:tc>
         <w:tc>
           <w:tcPr>
-            <w:tcW w:type="dxa" w:w="3312"/>
+            <w:tcW w:type="dxa" w:w="2304"/>
             <w:shd w:fill="F8F9FA"/>
             <w:tcMar>
-              <w:top w:w="80" w:type="dxa"/>
-              <w:bottom w:w="80" w:type="dxa"/>
-              <w:left w:w="120" w:type="dxa"/>
-              <w:right w:w="120" w:type="dxa"/>
+              <w:top w:w="60" w:type="dxa"/>
+              <w:bottom w:w="60" w:type="dxa"/>
+              <w:left w:w="80" w:type="dxa"/>
+              <w:right w:w="80" w:type="dxa"/>
             </w:tcMar>
           </w:tcPr>
           <w:p>
             <w:r>
               <w:rPr>
                 <w:color w:val="1E1E1E"/>
-                <w:sz w:val="17"/>
+                <w:sz w:val="16"/>
               </w:rPr>
               <w:t>Oficial / Reconocido mundialmente</w:t>
             </w:r>
@@ -516,20 +518,21 @@
       <w:tr>
         <w:tc>
           <w:tcPr>
-            <w:tcW w:type="dxa" w:w="3312"/>
+            <w:tcW w:type="dxa" w:w="3168"/>
             <w:shd w:fill="FFFFFF"/>
             <w:tcMar>
-              <w:top w:w="80" w:type="dxa"/>
-              <w:bottom w:w="80" w:type="dxa"/>
-              <w:left w:w="120" w:type="dxa"/>
-              <w:right w:w="120" w:type="dxa"/>
+              <w:top w:w="60" w:type="dxa"/>
+              <w:bottom w:w="60" w:type="dxa"/>
+              <w:left w:w="80" w:type="dxa"/>
+              <w:right w:w="80" w:type="dxa"/>
             </w:tcMar>
           </w:tcPr>
           <w:p>
             <w:r>
               <w:rPr>
+                <w:b/>
                 <w:color w:val="1E1E1E"/>
-                <w:sz w:val="17"/>
+                <w:sz w:val="16"/>
               </w:rPr>
               <w:t>Protocolo TLS</w:t>
             </w:r>
@@ -537,20 +540,20 @@
         </w:tc>
         <w:tc>
           <w:tcPr>
-            <w:tcW w:type="dxa" w:w="3312"/>
+            <w:tcW w:type="dxa" w:w="4608"/>
             <w:shd w:fill="FFFFFF"/>
             <w:tcMar>
-              <w:top w:w="80" w:type="dxa"/>
-              <w:bottom w:w="80" w:type="dxa"/>
-              <w:left w:w="120" w:type="dxa"/>
-              <w:right w:w="120" w:type="dxa"/>
+              <w:top w:w="60" w:type="dxa"/>
+              <w:bottom w:w="60" w:type="dxa"/>
+              <w:left w:w="80" w:type="dxa"/>
+              <w:right w:w="80" w:type="dxa"/>
             </w:tcMar>
           </w:tcPr>
           <w:p>
             <w:r>
               <w:rPr>
                 <w:color w:val="1E1E1E"/>
-                <w:sz w:val="17"/>
+                <w:sz w:val="16"/>
               </w:rPr>
               <w:t>TLS v1.3 (Estándar más moderno y seguro)</w:t>
             </w:r>
@@ -558,20 +561,20 @@
         </w:tc>
         <w:tc>
           <w:tcPr>
-            <w:tcW w:type="dxa" w:w="3312"/>
+            <w:tcW w:type="dxa" w:w="2304"/>
             <w:shd w:fill="FFFFFF"/>
             <w:tcMar>
-              <w:top w:w="80" w:type="dxa"/>
-              <w:bottom w:w="80" w:type="dxa"/>
-              <w:left w:w="120" w:type="dxa"/>
-              <w:right w:w="120" w:type="dxa"/>
+              <w:top w:w="60" w:type="dxa"/>
+              <w:bottom w:w="60" w:type="dxa"/>
+              <w:left w:w="80" w:type="dxa"/>
+              <w:right w:w="80" w:type="dxa"/>
             </w:tcMar>
           </w:tcPr>
           <w:p>
             <w:r>
               <w:rPr>
                 <w:color w:val="1E1E1E"/>
-                <w:sz w:val="17"/>
+                <w:sz w:val="16"/>
               </w:rPr>
               <w:t>Máxima Seguridad</w:t>
             </w:r>
@@ -581,20 +584,21 @@
       <w:tr>
         <w:tc>
           <w:tcPr>
-            <w:tcW w:type="dxa" w:w="3312"/>
+            <w:tcW w:type="dxa" w:w="3168"/>
             <w:shd w:fill="F8F9FA"/>
             <w:tcMar>
-              <w:top w:w="80" w:type="dxa"/>
-              <w:bottom w:w="80" w:type="dxa"/>
-              <w:left w:w="120" w:type="dxa"/>
-              <w:right w:w="120" w:type="dxa"/>
+              <w:top w:w="60" w:type="dxa"/>
+              <w:bottom w:w="60" w:type="dxa"/>
+              <w:left w:w="80" w:type="dxa"/>
+              <w:right w:w="80" w:type="dxa"/>
             </w:tcMar>
           </w:tcPr>
           <w:p>
             <w:r>
               <w:rPr>
+                <w:b/>
                 <w:color w:val="1E1E1E"/>
-                <w:sz w:val="17"/>
+                <w:sz w:val="16"/>
               </w:rPr>
               <w:t>Suite de Cifrado</w:t>
             </w:r>
@@ -602,20 +606,20 @@
         </w:tc>
         <w:tc>
           <w:tcPr>
-            <w:tcW w:type="dxa" w:w="3312"/>
+            <w:tcW w:type="dxa" w:w="4608"/>
             <w:shd w:fill="F8F9FA"/>
             <w:tcMar>
-              <w:top w:w="80" w:type="dxa"/>
-              <w:bottom w:w="80" w:type="dxa"/>
-              <w:left w:w="120" w:type="dxa"/>
-              <w:right w:w="120" w:type="dxa"/>
+              <w:top w:w="60" w:type="dxa"/>
+              <w:bottom w:w="60" w:type="dxa"/>
+              <w:left w:w="80" w:type="dxa"/>
+              <w:right w:w="80" w:type="dxa"/>
             </w:tcMar>
           </w:tcPr>
           <w:p>
             <w:r>
               <w:rPr>
                 <w:color w:val="1E1E1E"/>
-                <w:sz w:val="17"/>
+                <w:sz w:val="16"/>
               </w:rPr>
               <w:t>TLS_AES_256_GCM_SHA384 (256 bits)</w:t>
             </w:r>
@@ -623,20 +627,20 @@
         </w:tc>
         <w:tc>
           <w:tcPr>
-            <w:tcW w:type="dxa" w:w="3312"/>
+            <w:tcW w:type="dxa" w:w="2304"/>
             <w:shd w:fill="F8F9FA"/>
             <w:tcMar>
-              <w:top w:w="80" w:type="dxa"/>
-              <w:bottom w:w="80" w:type="dxa"/>
-              <w:left w:w="120" w:type="dxa"/>
-              <w:right w:w="120" w:type="dxa"/>
+              <w:top w:w="60" w:type="dxa"/>
+              <w:bottom w:w="60" w:type="dxa"/>
+              <w:left w:w="80" w:type="dxa"/>
+              <w:right w:w="80" w:type="dxa"/>
             </w:tcMar>
           </w:tcPr>
           <w:p>
             <w:r>
               <w:rPr>
                 <w:color w:val="1E1E1E"/>
-                <w:sz w:val="17"/>
+                <w:sz w:val="16"/>
               </w:rPr>
               <w:t>Grado Bancario</w:t>
             </w:r>
@@ -646,20 +650,21 @@
       <w:tr>
         <w:tc>
           <w:tcPr>
-            <w:tcW w:type="dxa" w:w="3312"/>
+            <w:tcW w:type="dxa" w:w="3168"/>
             <w:shd w:fill="FFFFFF"/>
             <w:tcMar>
-              <w:top w:w="80" w:type="dxa"/>
-              <w:bottom w:w="80" w:type="dxa"/>
-              <w:left w:w="120" w:type="dxa"/>
-              <w:right w:w="120" w:type="dxa"/>
+              <w:top w:w="60" w:type="dxa"/>
+              <w:bottom w:w="60" w:type="dxa"/>
+              <w:left w:w="80" w:type="dxa"/>
+              <w:right w:w="80" w:type="dxa"/>
             </w:tcMar>
           </w:tcPr>
           <w:p>
             <w:r>
               <w:rPr>
+                <w:b/>
                 <w:color w:val="1E1E1E"/>
-                <w:sz w:val="17"/>
+                <w:sz w:val="16"/>
               </w:rPr>
               <w:t>Vigencia del Certificado</w:t>
             </w:r>
@@ -667,20 +672,20 @@
         </w:tc>
         <w:tc>
           <w:tcPr>
-            <w:tcW w:type="dxa" w:w="3312"/>
+            <w:tcW w:type="dxa" w:w="4608"/>
             <w:shd w:fill="FFFFFF"/>
             <w:tcMar>
-              <w:top w:w="80" w:type="dxa"/>
-              <w:bottom w:w="80" w:type="dxa"/>
-              <w:left w:w="120" w:type="dxa"/>
-              <w:right w:w="120" w:type="dxa"/>
+              <w:top w:w="60" w:type="dxa"/>
+              <w:bottom w:w="60" w:type="dxa"/>
+              <w:left w:w="80" w:type="dxa"/>
+              <w:right w:w="80" w:type="dxa"/>
             </w:tcMar>
           </w:tcPr>
           <w:p>
             <w:r>
               <w:rPr>
                 <w:color w:val="1E1E1E"/>
-                <w:sz w:val="17"/>
+                <w:sz w:val="16"/>
               </w:rPr>
               <w:t>Hasta el 27 de Noviembre de 2026</w:t>
             </w:r>
@@ -688,20 +693,20 @@
         </w:tc>
         <w:tc>
           <w:tcPr>
-            <w:tcW w:type="dxa" w:w="3312"/>
+            <w:tcW w:type="dxa" w:w="2304"/>
             <w:shd w:fill="FFFFFF"/>
             <w:tcMar>
-              <w:top w:w="80" w:type="dxa"/>
-              <w:bottom w:w="80" w:type="dxa"/>
-              <w:left w:w="120" w:type="dxa"/>
-              <w:right w:w="120" w:type="dxa"/>
+              <w:top w:w="60" w:type="dxa"/>
+              <w:bottom w:w="60" w:type="dxa"/>
+              <w:left w:w="80" w:type="dxa"/>
+              <w:right w:w="80" w:type="dxa"/>
             </w:tcMar>
           </w:tcPr>
           <w:p>
             <w:r>
               <w:rPr>
                 <w:color w:val="1E1E1E"/>
-                <w:sz w:val="17"/>
+                <w:sz w:val="16"/>
               </w:rPr>
               <w:t>Auto-renovación activa</w:t>
             </w:r>
@@ -711,20 +716,21 @@
       <w:tr>
         <w:tc>
           <w:tcPr>
-            <w:tcW w:type="dxa" w:w="3312"/>
+            <w:tcW w:type="dxa" w:w="3168"/>
             <w:shd w:fill="F8F9FA"/>
             <w:tcMar>
-              <w:top w:w="80" w:type="dxa"/>
-              <w:bottom w:w="80" w:type="dxa"/>
-              <w:left w:w="120" w:type="dxa"/>
-              <w:right w:w="120" w:type="dxa"/>
+              <w:top w:w="60" w:type="dxa"/>
+              <w:bottom w:w="60" w:type="dxa"/>
+              <w:left w:w="80" w:type="dxa"/>
+              <w:right w:w="80" w:type="dxa"/>
             </w:tcMar>
           </w:tcPr>
           <w:p>
             <w:r>
               <w:rPr>
+                <w:b/>
                 <w:color w:val="1E1E1E"/>
-                <w:sz w:val="17"/>
+                <w:sz w:val="16"/>
               </w:rPr>
               <w:t>Seguridad de Cookies</w:t>
             </w:r>
@@ -732,20 +738,20 @@
         </w:tc>
         <w:tc>
           <w:tcPr>
-            <w:tcW w:type="dxa" w:w="3312"/>
+            <w:tcW w:type="dxa" w:w="4608"/>
             <w:shd w:fill="F8F9FA"/>
             <w:tcMar>
-              <w:top w:w="80" w:type="dxa"/>
-              <w:bottom w:w="80" w:type="dxa"/>
-              <w:left w:w="120" w:type="dxa"/>
-              <w:right w:w="120" w:type="dxa"/>
+              <w:top w:w="60" w:type="dxa"/>
+              <w:bottom w:w="60" w:type="dxa"/>
+              <w:left w:w="80" w:type="dxa"/>
+              <w:right w:w="80" w:type="dxa"/>
             </w:tcMar>
           </w:tcPr>
           <w:p>
             <w:r>
               <w:rPr>
                 <w:color w:val="1E1E1E"/>
-                <w:sz w:val="17"/>
+                <w:sz w:val="16"/>
               </w:rPr>
               <w:t>SameSite=Lax; Secure; HttpOnly</w:t>
             </w:r>
@@ -753,20 +759,20 @@
         </w:tc>
         <w:tc>
           <w:tcPr>
-            <w:tcW w:type="dxa" w:w="3312"/>
+            <w:tcW w:type="dxa" w:w="2304"/>
             <w:shd w:fill="F8F9FA"/>
             <w:tcMar>
-              <w:top w:w="80" w:type="dxa"/>
-              <w:bottom w:w="80" w:type="dxa"/>
-              <w:left w:w="120" w:type="dxa"/>
-              <w:right w:w="120" w:type="dxa"/>
+              <w:top w:w="60" w:type="dxa"/>
+              <w:bottom w:w="60" w:type="dxa"/>
+              <w:left w:w="80" w:type="dxa"/>
+              <w:right w:w="80" w:type="dxa"/>
             </w:tcMar>
           </w:tcPr>
           <w:p>
             <w:r>
               <w:rPr>
                 <w:color w:val="1E1E1E"/>
-                <w:sz w:val="17"/>
+                <w:sz w:val="16"/>
               </w:rPr>
               <w:t>Protegido contra XSS/CSRF</w:t>
             </w:r>
@@ -776,20 +782,21 @@
       <w:tr>
         <w:tc>
           <w:tcPr>
-            <w:tcW w:type="dxa" w:w="3312"/>
+            <w:tcW w:type="dxa" w:w="3168"/>
             <w:shd w:fill="FFFFFF"/>
             <w:tcMar>
-              <w:top w:w="80" w:type="dxa"/>
-              <w:bottom w:w="80" w:type="dxa"/>
-              <w:left w:w="120" w:type="dxa"/>
-              <w:right w:w="120" w:type="dxa"/>
+              <w:top w:w="60" w:type="dxa"/>
+              <w:bottom w:w="60" w:type="dxa"/>
+              <w:left w:w="80" w:type="dxa"/>
+              <w:right w:w="80" w:type="dxa"/>
             </w:tcMar>
           </w:tcPr>
           <w:p>
             <w:r>
               <w:rPr>
+                <w:b/>
                 <w:color w:val="1E1E1E"/>
-                <w:sz w:val="17"/>
+                <w:sz w:val="16"/>
               </w:rPr>
               <w:t>Protección MIME / Clickjacking</w:t>
             </w:r>
@@ -797,20 +804,20 @@
         </w:tc>
         <w:tc>
           <w:tcPr>
-            <w:tcW w:type="dxa" w:w="3312"/>
+            <w:tcW w:type="dxa" w:w="4608"/>
             <w:shd w:fill="FFFFFF"/>
             <w:tcMar>
-              <w:top w:w="80" w:type="dxa"/>
-              <w:bottom w:w="80" w:type="dxa"/>
-              <w:left w:w="120" w:type="dxa"/>
-              <w:right w:w="120" w:type="dxa"/>
+              <w:top w:w="60" w:type="dxa"/>
+              <w:bottom w:w="60" w:type="dxa"/>
+              <w:left w:w="80" w:type="dxa"/>
+              <w:right w:w="80" w:type="dxa"/>
             </w:tcMar>
           </w:tcPr>
           <w:p>
             <w:r>
               <w:rPr>
                 <w:color w:val="1E1E1E"/>
-                <w:sz w:val="17"/>
+                <w:sz w:val="16"/>
               </w:rPr>
               <w:t>nosniff / SAMEORIGIN</w:t>
             </w:r>
@@ -818,20 +825,20 @@
         </w:tc>
         <w:tc>
           <w:tcPr>
-            <w:tcW w:type="dxa" w:w="3312"/>
+            <w:tcW w:type="dxa" w:w="2304"/>
             <w:shd w:fill="FFFFFF"/>
             <w:tcMar>
-              <w:top w:w="80" w:type="dxa"/>
-              <w:bottom w:w="80" w:type="dxa"/>
-              <w:left w:w="120" w:type="dxa"/>
-              <w:right w:w="120" w:type="dxa"/>
+              <w:top w:w="60" w:type="dxa"/>
+              <w:bottom w:w="60" w:type="dxa"/>
+              <w:left w:w="80" w:type="dxa"/>
+              <w:right w:w="80" w:type="dxa"/>
             </w:tcMar>
           </w:tcPr>
           <w:p>
             <w:r>
               <w:rPr>
                 <w:color w:val="1E1E1E"/>
-                <w:sz w:val="17"/>
+                <w:sz w:val="16"/>
               </w:rPr>
               <w:t>Encabezados Activos</w:t>
             </w:r>
@@ -874,21 +881,21 @@
         <w:tblLook w:firstColumn="1" w:firstRow="1" w:lastColumn="0" w:lastRow="0" w:noHBand="0" w:noVBand="1" w:val="04A0"/>
       </w:tblPr>
       <w:tblGrid>
-        <w:gridCol w:w="2484"/>
-        <w:gridCol w:w="2484"/>
-        <w:gridCol w:w="2484"/>
-        <w:gridCol w:w="2484"/>
+        <w:gridCol w:w="2520"/>
+        <w:gridCol w:w="2520"/>
+        <w:gridCol w:w="2520"/>
+        <w:gridCol w:w="2520"/>
       </w:tblGrid>
       <w:tr>
         <w:tc>
           <w:tcPr>
-            <w:tcW w:type="dxa" w:w="2484"/>
+            <w:tcW w:type="dxa" w:w="3456"/>
             <w:shd w:fill="152836"/>
             <w:tcMar>
-              <w:top w:w="100" w:type="dxa"/>
-              <w:bottom w:w="100" w:type="dxa"/>
-              <w:left w:w="120" w:type="dxa"/>
-              <w:right w:w="120" w:type="dxa"/>
+              <w:top w:w="80" w:type="dxa"/>
+              <w:bottom w:w="80" w:type="dxa"/>
+              <w:left w:w="100" w:type="dxa"/>
+              <w:right w:w="100" w:type="dxa"/>
             </w:tcMar>
           </w:tcPr>
           <w:p>
@@ -899,7 +906,7 @@
               <w:rPr>
                 <w:b/>
                 <w:color w:val="FFFFFF"/>
-                <w:sz w:val="18"/>
+                <w:sz w:val="17"/>
               </w:rPr>
               <w:t>Métrica Core Web Vital</w:t>
             </w:r>
@@ -907,13 +914,13 @@
         </w:tc>
         <w:tc>
           <w:tcPr>
-            <w:tcW w:type="dxa" w:w="2484"/>
+            <w:tcW w:type="dxa" w:w="2592"/>
             <w:shd w:fill="152836"/>
             <w:tcMar>
-              <w:top w:w="100" w:type="dxa"/>
-              <w:bottom w:w="100" w:type="dxa"/>
-              <w:left w:w="120" w:type="dxa"/>
-              <w:right w:w="120" w:type="dxa"/>
+              <w:top w:w="80" w:type="dxa"/>
+              <w:bottom w:w="80" w:type="dxa"/>
+              <w:left w:w="100" w:type="dxa"/>
+              <w:right w:w="100" w:type="dxa"/>
             </w:tcMar>
           </w:tcPr>
           <w:p>
@@ -924,7 +931,7 @@
               <w:rPr>
                 <w:b/>
                 <w:color w:val="FFFFFF"/>
-                <w:sz w:val="18"/>
+                <w:sz w:val="17"/>
               </w:rPr>
               <w:t>Valor Medido en Vivo</w:t>
             </w:r>
@@ -932,13 +939,13 @@
         </w:tc>
         <w:tc>
           <w:tcPr>
-            <w:tcW w:type="dxa" w:w="2484"/>
+            <w:tcW w:type="dxa" w:w="2016"/>
             <w:shd w:fill="152836"/>
             <w:tcMar>
-              <w:top w:w="100" w:type="dxa"/>
-              <w:bottom w:w="100" w:type="dxa"/>
-              <w:left w:w="120" w:type="dxa"/>
-              <w:right w:w="120" w:type="dxa"/>
+              <w:top w:w="80" w:type="dxa"/>
+              <w:bottom w:w="80" w:type="dxa"/>
+              <w:left w:w="100" w:type="dxa"/>
+              <w:right w:w="100" w:type="dxa"/>
             </w:tcMar>
           </w:tcPr>
           <w:p>
@@ -949,7 +956,7 @@
               <w:rPr>
                 <w:b/>
                 <w:color w:val="FFFFFF"/>
-                <w:sz w:val="18"/>
+                <w:sz w:val="17"/>
               </w:rPr>
               <w:t>Umbral Google</w:t>
             </w:r>
@@ -957,13 +964,13 @@
         </w:tc>
         <w:tc>
           <w:tcPr>
-            <w:tcW w:type="dxa" w:w="2484"/>
+            <w:tcW w:type="dxa" w:w="2016"/>
             <w:shd w:fill="152836"/>
             <w:tcMar>
-              <w:top w:w="100" w:type="dxa"/>
-              <w:bottom w:w="100" w:type="dxa"/>
-              <w:left w:w="120" w:type="dxa"/>
-              <w:right w:w="120" w:type="dxa"/>
+              <w:top w:w="80" w:type="dxa"/>
+              <w:bottom w:w="80" w:type="dxa"/>
+              <w:left w:w="100" w:type="dxa"/>
+              <w:right w:w="100" w:type="dxa"/>
             </w:tcMar>
           </w:tcPr>
           <w:p>
@@ -974,7 +981,7 @@
               <w:rPr>
                 <w:b/>
                 <w:color w:val="FFFFFF"/>
-                <w:sz w:val="18"/>
+                <w:sz w:val="17"/>
               </w:rPr>
               <w:t>Calificación</w:t>
             </w:r>
@@ -984,41 +991,42 @@
       <w:tr>
         <w:tc>
           <w:tcPr>
-            <w:tcW w:type="dxa" w:w="2484"/>
+            <w:tcW w:type="dxa" w:w="3456"/>
             <w:shd w:fill="FFFFFF"/>
             <w:tcMar>
-              <w:top w:w="80" w:type="dxa"/>
-              <w:bottom w:w="80" w:type="dxa"/>
-              <w:left w:w="120" w:type="dxa"/>
-              <w:right w:w="120" w:type="dxa"/>
+              <w:top w:w="60" w:type="dxa"/>
+              <w:bottom w:w="60" w:type="dxa"/>
+              <w:left w:w="80" w:type="dxa"/>
+              <w:right w:w="80" w:type="dxa"/>
+            </w:tcMar>
+          </w:tcPr>
+          <w:p>
+            <w:r>
+              <w:rPr>
+                <w:b/>
+                <w:color w:val="1E1E1E"/>
+                <w:sz w:val="16"/>
+              </w:rPr>
+              <w:t>TTFB (Tiempo Respuesta Servidor)</w:t>
+            </w:r>
+          </w:p>
+        </w:tc>
+        <w:tc>
+          <w:tcPr>
+            <w:tcW w:type="dxa" w:w="2592"/>
+            <w:shd w:fill="FFFFFF"/>
+            <w:tcMar>
+              <w:top w:w="60" w:type="dxa"/>
+              <w:bottom w:w="60" w:type="dxa"/>
+              <w:left w:w="80" w:type="dxa"/>
+              <w:right w:w="80" w:type="dxa"/>
             </w:tcMar>
           </w:tcPr>
           <w:p>
             <w:r>
               <w:rPr>
                 <w:color w:val="1E1E1E"/>
-                <w:sz w:val="17"/>
-              </w:rPr>
-              <w:t>TTFB (Tiempo de Respuesta Servidor)</w:t>
-            </w:r>
-          </w:p>
-        </w:tc>
-        <w:tc>
-          <w:tcPr>
-            <w:tcW w:type="dxa" w:w="2484"/>
-            <w:shd w:fill="FFFFFF"/>
-            <w:tcMar>
-              <w:top w:w="80" w:type="dxa"/>
-              <w:bottom w:w="80" w:type="dxa"/>
-              <w:left w:w="120" w:type="dxa"/>
-              <w:right w:w="120" w:type="dxa"/>
-            </w:tcMar>
-          </w:tcPr>
-          <w:p>
-            <w:r>
-              <w:rPr>
-                <w:color w:val="1E1E1E"/>
-                <w:sz w:val="17"/>
+                <w:sz w:val="16"/>
               </w:rPr>
               <w:t>21,16 ms</w:t>
             </w:r>
@@ -1026,20 +1034,20 @@
         </w:tc>
         <w:tc>
           <w:tcPr>
-            <w:tcW w:type="dxa" w:w="2484"/>
+            <w:tcW w:type="dxa" w:w="2016"/>
             <w:shd w:fill="FFFFFF"/>
             <w:tcMar>
-              <w:top w:w="80" w:type="dxa"/>
-              <w:bottom w:w="80" w:type="dxa"/>
-              <w:left w:w="120" w:type="dxa"/>
-              <w:right w:w="120" w:type="dxa"/>
+              <w:top w:w="60" w:type="dxa"/>
+              <w:bottom w:w="60" w:type="dxa"/>
+              <w:left w:w="80" w:type="dxa"/>
+              <w:right w:w="80" w:type="dxa"/>
             </w:tcMar>
           </w:tcPr>
           <w:p>
             <w:r>
               <w:rPr>
                 <w:color w:val="1E1E1E"/>
-                <w:sz w:val="17"/>
+                <w:sz w:val="16"/>
               </w:rPr>
               <w:t>&lt; 800 ms</w:t>
             </w:r>
@@ -1047,20 +1055,20 @@
         </w:tc>
         <w:tc>
           <w:tcPr>
-            <w:tcW w:type="dxa" w:w="2484"/>
+            <w:tcW w:type="dxa" w:w="2016"/>
             <w:shd w:fill="FFFFFF"/>
             <w:tcMar>
-              <w:top w:w="80" w:type="dxa"/>
-              <w:bottom w:w="80" w:type="dxa"/>
-              <w:left w:w="120" w:type="dxa"/>
-              <w:right w:w="120" w:type="dxa"/>
+              <w:top w:w="60" w:type="dxa"/>
+              <w:bottom w:w="60" w:type="dxa"/>
+              <w:left w:w="80" w:type="dxa"/>
+              <w:right w:w="80" w:type="dxa"/>
             </w:tcMar>
           </w:tcPr>
           <w:p>
             <w:r>
               <w:rPr>
                 <w:color w:val="1E1E1E"/>
-                <w:sz w:val="17"/>
+                <w:sz w:val="16"/>
               </w:rPr>
               <w:t>Excelente (Top 1% Global)</w:t>
             </w:r>
@@ -1070,20 +1078,21 @@
       <w:tr>
         <w:tc>
           <w:tcPr>
-            <w:tcW w:type="dxa" w:w="2484"/>
+            <w:tcW w:type="dxa" w:w="3456"/>
             <w:shd w:fill="F8F9FA"/>
             <w:tcMar>
-              <w:top w:w="80" w:type="dxa"/>
-              <w:bottom w:w="80" w:type="dxa"/>
-              <w:left w:w="120" w:type="dxa"/>
-              <w:right w:w="120" w:type="dxa"/>
+              <w:top w:w="60" w:type="dxa"/>
+              <w:bottom w:w="60" w:type="dxa"/>
+              <w:left w:w="80" w:type="dxa"/>
+              <w:right w:w="80" w:type="dxa"/>
             </w:tcMar>
           </w:tcPr>
           <w:p>
             <w:r>
               <w:rPr>
+                <w:b/>
                 <w:color w:val="1E1E1E"/>
-                <w:sz w:val="17"/>
+                <w:sz w:val="16"/>
               </w:rPr>
               <w:t>FCP (Primer Pintado de Contenido)</w:t>
             </w:r>
@@ -1091,20 +1100,20 @@
         </w:tc>
         <w:tc>
           <w:tcPr>
-            <w:tcW w:type="dxa" w:w="2484"/>
+            <w:tcW w:type="dxa" w:w="2592"/>
             <w:shd w:fill="F8F9FA"/>
             <w:tcMar>
-              <w:top w:w="80" w:type="dxa"/>
-              <w:bottom w:w="80" w:type="dxa"/>
-              <w:left w:w="120" w:type="dxa"/>
-              <w:right w:w="120" w:type="dxa"/>
+              <w:top w:w="60" w:type="dxa"/>
+              <w:bottom w:w="60" w:type="dxa"/>
+              <w:left w:w="80" w:type="dxa"/>
+              <w:right w:w="80" w:type="dxa"/>
             </w:tcMar>
           </w:tcPr>
           <w:p>
             <w:r>
               <w:rPr>
                 <w:color w:val="1E1E1E"/>
-                <w:sz w:val="17"/>
+                <w:sz w:val="16"/>
               </w:rPr>
               <w:t>0,35 s</w:t>
             </w:r>
@@ -1112,20 +1121,20 @@
         </w:tc>
         <w:tc>
           <w:tcPr>
-            <w:tcW w:type="dxa" w:w="2484"/>
+            <w:tcW w:type="dxa" w:w="2016"/>
             <w:shd w:fill="F8F9FA"/>
             <w:tcMar>
-              <w:top w:w="80" w:type="dxa"/>
-              <w:bottom w:w="80" w:type="dxa"/>
-              <w:left w:w="120" w:type="dxa"/>
-              <w:right w:w="120" w:type="dxa"/>
+              <w:top w:w="60" w:type="dxa"/>
+              <w:bottom w:w="60" w:type="dxa"/>
+              <w:left w:w="80" w:type="dxa"/>
+              <w:right w:w="80" w:type="dxa"/>
             </w:tcMar>
           </w:tcPr>
           <w:p>
             <w:r>
               <w:rPr>
                 <w:color w:val="1E1E1E"/>
-                <w:sz w:val="17"/>
+                <w:sz w:val="16"/>
               </w:rPr>
               <w:t>&lt; 1,8 s</w:t>
             </w:r>
@@ -1133,20 +1142,20 @@
         </w:tc>
         <w:tc>
           <w:tcPr>
-            <w:tcW w:type="dxa" w:w="2484"/>
+            <w:tcW w:type="dxa" w:w="2016"/>
             <w:shd w:fill="F8F9FA"/>
             <w:tcMar>
-              <w:top w:w="80" w:type="dxa"/>
-              <w:bottom w:w="80" w:type="dxa"/>
-              <w:left w:w="120" w:type="dxa"/>
-              <w:right w:w="120" w:type="dxa"/>
+              <w:top w:w="60" w:type="dxa"/>
+              <w:bottom w:w="60" w:type="dxa"/>
+              <w:left w:w="80" w:type="dxa"/>
+              <w:right w:w="80" w:type="dxa"/>
             </w:tcMar>
           </w:tcPr>
           <w:p>
             <w:r>
               <w:rPr>
                 <w:color w:val="1E1E1E"/>
-                <w:sz w:val="17"/>
+                <w:sz w:val="16"/>
               </w:rPr>
               <w:t>Instantáneo</w:t>
             </w:r>
@@ -1156,20 +1165,21 @@
       <w:tr>
         <w:tc>
           <w:tcPr>
-            <w:tcW w:type="dxa" w:w="2484"/>
+            <w:tcW w:type="dxa" w:w="3456"/>
             <w:shd w:fill="FFFFFF"/>
             <w:tcMar>
-              <w:top w:w="80" w:type="dxa"/>
-              <w:bottom w:w="80" w:type="dxa"/>
-              <w:left w:w="120" w:type="dxa"/>
-              <w:right w:w="120" w:type="dxa"/>
+              <w:top w:w="60" w:type="dxa"/>
+              <w:bottom w:w="60" w:type="dxa"/>
+              <w:left w:w="80" w:type="dxa"/>
+              <w:right w:w="80" w:type="dxa"/>
             </w:tcMar>
           </w:tcPr>
           <w:p>
             <w:r>
               <w:rPr>
+                <w:b/>
                 <w:color w:val="1E1E1E"/>
-                <w:sz w:val="17"/>
+                <w:sz w:val="16"/>
               </w:rPr>
               <w:t>LCP (Carga Elemento Principal)</w:t>
             </w:r>
@@ -1177,20 +1187,20 @@
         </w:tc>
         <w:tc>
           <w:tcPr>
-            <w:tcW w:type="dxa" w:w="2484"/>
+            <w:tcW w:type="dxa" w:w="2592"/>
             <w:shd w:fill="FFFFFF"/>
             <w:tcMar>
-              <w:top w:w="80" w:type="dxa"/>
-              <w:bottom w:w="80" w:type="dxa"/>
-              <w:left w:w="120" w:type="dxa"/>
-              <w:right w:w="120" w:type="dxa"/>
+              <w:top w:w="60" w:type="dxa"/>
+              <w:bottom w:w="60" w:type="dxa"/>
+              <w:left w:w="80" w:type="dxa"/>
+              <w:right w:w="80" w:type="dxa"/>
             </w:tcMar>
           </w:tcPr>
           <w:p>
             <w:r>
               <w:rPr>
                 <w:color w:val="1E1E1E"/>
-                <w:sz w:val="17"/>
+                <w:sz w:val="16"/>
               </w:rPr>
               <w:t>0,68 s</w:t>
             </w:r>
@@ -1198,20 +1208,20 @@
         </w:tc>
         <w:tc>
           <w:tcPr>
-            <w:tcW w:type="dxa" w:w="2484"/>
+            <w:tcW w:type="dxa" w:w="2016"/>
             <w:shd w:fill="FFFFFF"/>
             <w:tcMar>
-              <w:top w:w="80" w:type="dxa"/>
-              <w:bottom w:w="80" w:type="dxa"/>
-              <w:left w:w="120" w:type="dxa"/>
-              <w:right w:w="120" w:type="dxa"/>
+              <w:top w:w="60" w:type="dxa"/>
+              <w:bottom w:w="60" w:type="dxa"/>
+              <w:left w:w="80" w:type="dxa"/>
+              <w:right w:w="80" w:type="dxa"/>
             </w:tcMar>
           </w:tcPr>
           <w:p>
             <w:r>
               <w:rPr>
                 <w:color w:val="1E1E1E"/>
-                <w:sz w:val="17"/>
+                <w:sz w:val="16"/>
               </w:rPr>
               <w:t>&lt; 2,5 s</w:t>
             </w:r>
@@ -1219,20 +1229,20 @@
         </w:tc>
         <w:tc>
           <w:tcPr>
-            <w:tcW w:type="dxa" w:w="2484"/>
+            <w:tcW w:type="dxa" w:w="2016"/>
             <w:shd w:fill="FFFFFF"/>
             <w:tcMar>
-              <w:top w:w="80" w:type="dxa"/>
-              <w:bottom w:w="80" w:type="dxa"/>
-              <w:left w:w="120" w:type="dxa"/>
-              <w:right w:w="120" w:type="dxa"/>
+              <w:top w:w="60" w:type="dxa"/>
+              <w:bottom w:w="60" w:type="dxa"/>
+              <w:left w:w="80" w:type="dxa"/>
+              <w:right w:w="80" w:type="dxa"/>
             </w:tcMar>
           </w:tcPr>
           <w:p>
             <w:r>
               <w:rPr>
                 <w:color w:val="1E1E1E"/>
-                <w:sz w:val="17"/>
+                <w:sz w:val="16"/>
               </w:rPr>
               <w:t>Excelente</w:t>
             </w:r>
@@ -1242,20 +1252,21 @@
       <w:tr>
         <w:tc>
           <w:tcPr>
-            <w:tcW w:type="dxa" w:w="2484"/>
+            <w:tcW w:type="dxa" w:w="3456"/>
             <w:shd w:fill="F8F9FA"/>
             <w:tcMar>
-              <w:top w:w="80" w:type="dxa"/>
-              <w:bottom w:w="80" w:type="dxa"/>
-              <w:left w:w="120" w:type="dxa"/>
-              <w:right w:w="120" w:type="dxa"/>
+              <w:top w:w="60" w:type="dxa"/>
+              <w:bottom w:w="60" w:type="dxa"/>
+              <w:left w:w="80" w:type="dxa"/>
+              <w:right w:w="80" w:type="dxa"/>
             </w:tcMar>
           </w:tcPr>
           <w:p>
             <w:r>
               <w:rPr>
+                <w:b/>
                 <w:color w:val="1E1E1E"/>
-                <w:sz w:val="17"/>
+                <w:sz w:val="16"/>
               </w:rPr>
               <w:t>CLS (Estabilidad Visual / Saltos)</w:t>
             </w:r>
@@ -1263,20 +1274,20 @@
         </w:tc>
         <w:tc>
           <w:tcPr>
-            <w:tcW w:type="dxa" w:w="2484"/>
+            <w:tcW w:type="dxa" w:w="2592"/>
             <w:shd w:fill="F8F9FA"/>
             <w:tcMar>
-              <w:top w:w="80" w:type="dxa"/>
-              <w:bottom w:w="80" w:type="dxa"/>
-              <w:left w:w="120" w:type="dxa"/>
-              <w:right w:w="120" w:type="dxa"/>
+              <w:top w:w="60" w:type="dxa"/>
+              <w:bottom w:w="60" w:type="dxa"/>
+              <w:left w:w="80" w:type="dxa"/>
+              <w:right w:w="80" w:type="dxa"/>
             </w:tcMar>
           </w:tcPr>
           <w:p>
             <w:r>
               <w:rPr>
                 <w:color w:val="1E1E1E"/>
-                <w:sz w:val="17"/>
+                <w:sz w:val="16"/>
               </w:rPr>
               <w:t>0,00</w:t>
             </w:r>
@@ -1284,20 +1295,20 @@
         </w:tc>
         <w:tc>
           <w:tcPr>
-            <w:tcW w:type="dxa" w:w="2484"/>
+            <w:tcW w:type="dxa" w:w="2016"/>
             <w:shd w:fill="F8F9FA"/>
             <w:tcMar>
-              <w:top w:w="80" w:type="dxa"/>
-              <w:bottom w:w="80" w:type="dxa"/>
-              <w:left w:w="120" w:type="dxa"/>
-              <w:right w:w="120" w:type="dxa"/>
+              <w:top w:w="60" w:type="dxa"/>
+              <w:bottom w:w="60" w:type="dxa"/>
+              <w:left w:w="80" w:type="dxa"/>
+              <w:right w:w="80" w:type="dxa"/>
             </w:tcMar>
           </w:tcPr>
           <w:p>
             <w:r>
               <w:rPr>
                 <w:color w:val="1E1E1E"/>
-                <w:sz w:val="17"/>
+                <w:sz w:val="16"/>
               </w:rPr>
               <w:t>&lt; 0,10</w:t>
             </w:r>
@@ -1305,20 +1316,20 @@
         </w:tc>
         <w:tc>
           <w:tcPr>
-            <w:tcW w:type="dxa" w:w="2484"/>
+            <w:tcW w:type="dxa" w:w="2016"/>
             <w:shd w:fill="F8F9FA"/>
             <w:tcMar>
-              <w:top w:w="80" w:type="dxa"/>
-              <w:bottom w:w="80" w:type="dxa"/>
-              <w:left w:w="120" w:type="dxa"/>
-              <w:right w:w="120" w:type="dxa"/>
+              <w:top w:w="60" w:type="dxa"/>
+              <w:bottom w:w="60" w:type="dxa"/>
+              <w:left w:w="80" w:type="dxa"/>
+              <w:right w:w="80" w:type="dxa"/>
             </w:tcMar>
           </w:tcPr>
           <w:p>
             <w:r>
               <w:rPr>
                 <w:color w:val="1E1E1E"/>
-                <w:sz w:val="17"/>
+                <w:sz w:val="16"/>
               </w:rPr>
               <w:t>Cero saltos visuales</w:t>
             </w:r>
@@ -1328,20 +1339,21 @@
       <w:tr>
         <w:tc>
           <w:tcPr>
-            <w:tcW w:type="dxa" w:w="2484"/>
+            <w:tcW w:type="dxa" w:w="3456"/>
             <w:shd w:fill="FFFFFF"/>
             <w:tcMar>
-              <w:top w:w="80" w:type="dxa"/>
-              <w:bottom w:w="80" w:type="dxa"/>
-              <w:left w:w="120" w:type="dxa"/>
-              <w:right w:w="120" w:type="dxa"/>
+              <w:top w:w="60" w:type="dxa"/>
+              <w:bottom w:w="60" w:type="dxa"/>
+              <w:left w:w="80" w:type="dxa"/>
+              <w:right w:w="80" w:type="dxa"/>
             </w:tcMar>
           </w:tcPr>
           <w:p>
             <w:r>
               <w:rPr>
+                <w:b/>
                 <w:color w:val="1E1E1E"/>
-                <w:sz w:val="17"/>
+                <w:sz w:val="16"/>
               </w:rPr>
               <w:t>Peso Total Documento HTML</w:t>
             </w:r>
@@ -1349,20 +1361,20 @@
         </w:tc>
         <w:tc>
           <w:tcPr>
-            <w:tcW w:type="dxa" w:w="2484"/>
+            <w:tcW w:type="dxa" w:w="2592"/>
             <w:shd w:fill="FFFFFF"/>
             <w:tcMar>
-              <w:top w:w="80" w:type="dxa"/>
-              <w:bottom w:w="80" w:type="dxa"/>
-              <w:left w:w="120" w:type="dxa"/>
-              <w:right w:w="120" w:type="dxa"/>
+              <w:top w:w="60" w:type="dxa"/>
+              <w:bottom w:w="60" w:type="dxa"/>
+              <w:left w:w="80" w:type="dxa"/>
+              <w:right w:w="80" w:type="dxa"/>
             </w:tcMar>
           </w:tcPr>
           <w:p>
             <w:r>
               <w:rPr>
                 <w:color w:val="1E1E1E"/>
-                <w:sz w:val="17"/>
+                <w:sz w:val="16"/>
               </w:rPr>
               <w:t>43,9 KB (8,2 KB gzipped)</w:t>
             </w:r>
@@ -1370,20 +1382,20 @@
         </w:tc>
         <w:tc>
           <w:tcPr>
-            <w:tcW w:type="dxa" w:w="2484"/>
+            <w:tcW w:type="dxa" w:w="2016"/>
             <w:shd w:fill="FFFFFF"/>
             <w:tcMar>
-              <w:top w:w="80" w:type="dxa"/>
-              <w:bottom w:w="80" w:type="dxa"/>
-              <w:left w:w="120" w:type="dxa"/>
-              <w:right w:w="120" w:type="dxa"/>
+              <w:top w:w="60" w:type="dxa"/>
+              <w:bottom w:w="60" w:type="dxa"/>
+              <w:left w:w="80" w:type="dxa"/>
+              <w:right w:w="80" w:type="dxa"/>
             </w:tcMar>
           </w:tcPr>
           <w:p>
             <w:r>
               <w:rPr>
                 <w:color w:val="1E1E1E"/>
-                <w:sz w:val="17"/>
+                <w:sz w:val="16"/>
               </w:rPr>
               <w:t>&lt; 500 KB</w:t>
             </w:r>
@@ -1391,20 +1403,20 @@
         </w:tc>
         <w:tc>
           <w:tcPr>
-            <w:tcW w:type="dxa" w:w="2484"/>
+            <w:tcW w:type="dxa" w:w="2016"/>
             <w:shd w:fill="FFFFFF"/>
             <w:tcMar>
-              <w:top w:w="80" w:type="dxa"/>
-              <w:bottom w:w="80" w:type="dxa"/>
-              <w:left w:w="120" w:type="dxa"/>
-              <w:right w:w="120" w:type="dxa"/>
+              <w:top w:w="60" w:type="dxa"/>
+              <w:bottom w:w="60" w:type="dxa"/>
+              <w:left w:w="80" w:type="dxa"/>
+              <w:right w:w="80" w:type="dxa"/>
             </w:tcMar>
           </w:tcPr>
           <w:p>
             <w:r>
               <w:rPr>
                 <w:color w:val="1E1E1E"/>
-                <w:sz w:val="17"/>
+                <w:sz w:val="16"/>
               </w:rPr>
               <w:t>Ultra liviano</w:t>
             </w:r>
@@ -1414,20 +1426,21 @@
       <w:tr>
         <w:tc>
           <w:tcPr>
-            <w:tcW w:type="dxa" w:w="2484"/>
+            <w:tcW w:type="dxa" w:w="3456"/>
             <w:shd w:fill="F8F9FA"/>
             <w:tcMar>
-              <w:top w:w="80" w:type="dxa"/>
-              <w:bottom w:w="80" w:type="dxa"/>
-              <w:left w:w="120" w:type="dxa"/>
-              <w:right w:w="120" w:type="dxa"/>
+              <w:top w:w="60" w:type="dxa"/>
+              <w:bottom w:w="60" w:type="dxa"/>
+              <w:left w:w="80" w:type="dxa"/>
+              <w:right w:w="80" w:type="dxa"/>
             </w:tcMar>
           </w:tcPr>
           <w:p>
             <w:r>
               <w:rPr>
+                <w:b/>
                 <w:color w:val="1E1E1E"/>
-                <w:sz w:val="17"/>
+                <w:sz w:val="16"/>
               </w:rPr>
               <w:t>Hoja de Estilos (CSS)</w:t>
             </w:r>
@@ -1435,20 +1448,20 @@
         </w:tc>
         <w:tc>
           <w:tcPr>
-            <w:tcW w:type="dxa" w:w="2484"/>
+            <w:tcW w:type="dxa" w:w="2592"/>
             <w:shd w:fill="F8F9FA"/>
             <w:tcMar>
-              <w:top w:w="80" w:type="dxa"/>
-              <w:bottom w:w="80" w:type="dxa"/>
-              <w:left w:w="120" w:type="dxa"/>
-              <w:right w:w="120" w:type="dxa"/>
+              <w:top w:w="60" w:type="dxa"/>
+              <w:bottom w:w="60" w:type="dxa"/>
+              <w:left w:w="80" w:type="dxa"/>
+              <w:right w:w="80" w:type="dxa"/>
             </w:tcMar>
           </w:tcPr>
           <w:p>
             <w:r>
               <w:rPr>
                 <w:color w:val="1E1E1E"/>
-                <w:sz w:val="17"/>
+                <w:sz w:val="16"/>
               </w:rPr>
               <w:t>16,5 KB (Unificada)</w:t>
             </w:r>
@@ -1456,20 +1469,20 @@
         </w:tc>
         <w:tc>
           <w:tcPr>
-            <w:tcW w:type="dxa" w:w="2484"/>
+            <w:tcW w:type="dxa" w:w="2016"/>
             <w:shd w:fill="F8F9FA"/>
             <w:tcMar>
-              <w:top w:w="80" w:type="dxa"/>
-              <w:bottom w:w="80" w:type="dxa"/>
-              <w:left w:w="120" w:type="dxa"/>
-              <w:right w:w="120" w:type="dxa"/>
+              <w:top w:w="60" w:type="dxa"/>
+              <w:bottom w:w="60" w:type="dxa"/>
+              <w:left w:w="80" w:type="dxa"/>
+              <w:right w:w="80" w:type="dxa"/>
             </w:tcMar>
           </w:tcPr>
           <w:p>
             <w:r>
               <w:rPr>
                 <w:color w:val="1E1E1E"/>
-                <w:sz w:val="17"/>
+                <w:sz w:val="16"/>
               </w:rPr>
               <w:t>&lt; 100 KB</w:t>
             </w:r>
@@ -1477,20 +1490,20 @@
         </w:tc>
         <w:tc>
           <w:tcPr>
-            <w:tcW w:type="dxa" w:w="2484"/>
+            <w:tcW w:type="dxa" w:w="2016"/>
             <w:shd w:fill="F8F9FA"/>
             <w:tcMar>
-              <w:top w:w="80" w:type="dxa"/>
-              <w:bottom w:w="80" w:type="dxa"/>
-              <w:left w:w="120" w:type="dxa"/>
-              <w:right w:w="120" w:type="dxa"/>
+              <w:top w:w="60" w:type="dxa"/>
+              <w:bottom w:w="60" w:type="dxa"/>
+              <w:left w:w="80" w:type="dxa"/>
+              <w:right w:w="80" w:type="dxa"/>
             </w:tcMar>
           </w:tcPr>
           <w:p>
             <w:r>
               <w:rPr>
                 <w:color w:val="1E1E1E"/>
-                <w:sz w:val="17"/>
+                <w:sz w:val="16"/>
               </w:rPr>
               <w:t>Óptimo</w:t>
             </w:r>
@@ -1500,20 +1513,21 @@
       <w:tr>
         <w:tc>
           <w:tcPr>
-            <w:tcW w:type="dxa" w:w="2484"/>
+            <w:tcW w:type="dxa" w:w="3456"/>
             <w:shd w:fill="FFFFFF"/>
             <w:tcMar>
-              <w:top w:w="80" w:type="dxa"/>
-              <w:bottom w:w="80" w:type="dxa"/>
-              <w:left w:w="120" w:type="dxa"/>
-              <w:right w:w="120" w:type="dxa"/>
+              <w:top w:w="60" w:type="dxa"/>
+              <w:bottom w:w="60" w:type="dxa"/>
+              <w:left w:w="80" w:type="dxa"/>
+              <w:right w:w="80" w:type="dxa"/>
             </w:tcMar>
           </w:tcPr>
           <w:p>
             <w:r>
               <w:rPr>
+                <w:b/>
                 <w:color w:val="1E1E1E"/>
-                <w:sz w:val="17"/>
+                <w:sz w:val="16"/>
               </w:rPr>
               <w:t>Scripts JS</w:t>
             </w:r>
@@ -1521,20 +1535,20 @@
         </w:tc>
         <w:tc>
           <w:tcPr>
-            <w:tcW w:type="dxa" w:w="2484"/>
+            <w:tcW w:type="dxa" w:w="2592"/>
             <w:shd w:fill="FFFFFF"/>
             <w:tcMar>
-              <w:top w:w="80" w:type="dxa"/>
-              <w:bottom w:w="80" w:type="dxa"/>
-              <w:left w:w="120" w:type="dxa"/>
-              <w:right w:w="120" w:type="dxa"/>
+              <w:top w:w="60" w:type="dxa"/>
+              <w:bottom w:w="60" w:type="dxa"/>
+              <w:left w:w="80" w:type="dxa"/>
+              <w:right w:w="80" w:type="dxa"/>
             </w:tcMar>
           </w:tcPr>
           <w:p>
             <w:r>
               <w:rPr>
                 <w:color w:val="1E1E1E"/>
-                <w:sz w:val="17"/>
+                <w:sz w:val="16"/>
               </w:rPr>
               <w:t>6,2 KB (Vanilla nativo)</w:t>
             </w:r>
@@ -1542,20 +1556,20 @@
         </w:tc>
         <w:tc>
           <w:tcPr>
-            <w:tcW w:type="dxa" w:w="2484"/>
+            <w:tcW w:type="dxa" w:w="2016"/>
             <w:shd w:fill="FFFFFF"/>
             <w:tcMar>
-              <w:top w:w="80" w:type="dxa"/>
-              <w:bottom w:w="80" w:type="dxa"/>
-              <w:left w:w="120" w:type="dxa"/>
-              <w:right w:w="120" w:type="dxa"/>
+              <w:top w:w="60" w:type="dxa"/>
+              <w:bottom w:w="60" w:type="dxa"/>
+              <w:left w:w="80" w:type="dxa"/>
+              <w:right w:w="80" w:type="dxa"/>
             </w:tcMar>
           </w:tcPr>
           <w:p>
             <w:r>
               <w:rPr>
                 <w:color w:val="1E1E1E"/>
-                <w:sz w:val="17"/>
+                <w:sz w:val="16"/>
               </w:rPr>
               <w:t>&lt; 200 KB</w:t>
             </w:r>
@@ -1563,20 +1577,20 @@
         </w:tc>
         <w:tc>
           <w:tcPr>
-            <w:tcW w:type="dxa" w:w="2484"/>
+            <w:tcW w:type="dxa" w:w="2016"/>
             <w:shd w:fill="FFFFFF"/>
             <w:tcMar>
-              <w:top w:w="80" w:type="dxa"/>
-              <w:bottom w:w="80" w:type="dxa"/>
-              <w:left w:w="120" w:type="dxa"/>
-              <w:right w:w="120" w:type="dxa"/>
+              <w:top w:w="60" w:type="dxa"/>
+              <w:bottom w:w="60" w:type="dxa"/>
+              <w:left w:w="80" w:type="dxa"/>
+              <w:right w:w="80" w:type="dxa"/>
             </w:tcMar>
           </w:tcPr>
           <w:p>
             <w:r>
               <w:rPr>
                 <w:color w:val="1E1E1E"/>
-                <w:sz w:val="17"/>
+                <w:sz w:val="16"/>
               </w:rPr>
               <w:t>Cero bloqueo de render</w:t>
             </w:r>
@@ -1619,22 +1633,22 @@
         <w:tblLook w:firstColumn="1" w:firstRow="1" w:lastColumn="0" w:lastRow="0" w:noHBand="0" w:noVBand="1" w:val="04A0"/>
       </w:tblPr>
       <w:tblGrid>
-        <w:gridCol w:w="1987"/>
-        <w:gridCol w:w="1987"/>
-        <w:gridCol w:w="1987"/>
-        <w:gridCol w:w="1987"/>
-        <w:gridCol w:w="1987"/>
+        <w:gridCol w:w="2016"/>
+        <w:gridCol w:w="2016"/>
+        <w:gridCol w:w="2016"/>
+        <w:gridCol w:w="2016"/>
+        <w:gridCol w:w="2016"/>
       </w:tblGrid>
       <w:tr>
         <w:tc>
           <w:tcPr>
-            <w:tcW w:type="dxa" w:w="1987"/>
+            <w:tcW w:type="dxa" w:w="2592"/>
             <w:shd w:fill="152836"/>
             <w:tcMar>
-              <w:top w:w="100" w:type="dxa"/>
-              <w:bottom w:w="100" w:type="dxa"/>
-              <w:left w:w="120" w:type="dxa"/>
-              <w:right w:w="120" w:type="dxa"/>
+              <w:top w:w="80" w:type="dxa"/>
+              <w:bottom w:w="80" w:type="dxa"/>
+              <w:left w:w="100" w:type="dxa"/>
+              <w:right w:w="100" w:type="dxa"/>
             </w:tcMar>
           </w:tcPr>
           <w:p>
@@ -1645,7 +1659,7 @@
               <w:rPr>
                 <w:b/>
                 <w:color w:val="FFFFFF"/>
-                <w:sz w:val="18"/>
+                <w:sz w:val="17"/>
               </w:rPr>
               <w:t>Dominio</w:t>
             </w:r>
@@ -1653,13 +1667,13 @@
         </w:tc>
         <w:tc>
           <w:tcPr>
-            <w:tcW w:type="dxa" w:w="1987"/>
+            <w:tcW w:type="dxa" w:w="1152"/>
             <w:shd w:fill="152836"/>
             <w:tcMar>
-              <w:top w:w="100" w:type="dxa"/>
-              <w:bottom w:w="100" w:type="dxa"/>
-              <w:left w:w="120" w:type="dxa"/>
-              <w:right w:w="120" w:type="dxa"/>
+              <w:top w:w="80" w:type="dxa"/>
+              <w:bottom w:w="80" w:type="dxa"/>
+              <w:left w:w="100" w:type="dxa"/>
+              <w:right w:w="100" w:type="dxa"/>
             </w:tcMar>
           </w:tcPr>
           <w:p>
@@ -1670,7 +1684,7 @@
               <w:rPr>
                 <w:b/>
                 <w:color w:val="FFFFFF"/>
-                <w:sz w:val="18"/>
+                <w:sz w:val="17"/>
               </w:rPr>
               <w:t>Extensión</w:t>
             </w:r>
@@ -1678,13 +1692,13 @@
         </w:tc>
         <w:tc>
           <w:tcPr>
-            <w:tcW w:type="dxa" w:w="1987"/>
+            <w:tcW w:type="dxa" w:w="1440"/>
             <w:shd w:fill="152836"/>
             <w:tcMar>
-              <w:top w:w="100" w:type="dxa"/>
-              <w:bottom w:w="100" w:type="dxa"/>
-              <w:left w:w="120" w:type="dxa"/>
-              <w:right w:w="120" w:type="dxa"/>
+              <w:top w:w="80" w:type="dxa"/>
+              <w:bottom w:w="80" w:type="dxa"/>
+              <w:left w:w="100" w:type="dxa"/>
+              <w:right w:w="100" w:type="dxa"/>
             </w:tcMar>
           </w:tcPr>
           <w:p>
@@ -1695,7 +1709,7 @@
               <w:rPr>
                 <w:b/>
                 <w:color w:val="FFFFFF"/>
-                <w:sz w:val="18"/>
+                <w:sz w:val="17"/>
               </w:rPr>
               <w:t>Disponibilidad</w:t>
             </w:r>
@@ -1703,13 +1717,13 @@
         </w:tc>
         <w:tc>
           <w:tcPr>
-            <w:tcW w:type="dxa" w:w="1987"/>
+            <w:tcW w:type="dxa" w:w="3168"/>
             <w:shd w:fill="152836"/>
             <w:tcMar>
-              <w:top w:w="100" w:type="dxa"/>
-              <w:bottom w:w="100" w:type="dxa"/>
-              <w:left w:w="120" w:type="dxa"/>
-              <w:right w:w="120" w:type="dxa"/>
+              <w:top w:w="80" w:type="dxa"/>
+              <w:bottom w:w="80" w:type="dxa"/>
+              <w:left w:w="100" w:type="dxa"/>
+              <w:right w:w="100" w:type="dxa"/>
             </w:tcMar>
           </w:tcPr>
           <w:p>
@@ -1720,7 +1734,7 @@
               <w:rPr>
                 <w:b/>
                 <w:color w:val="FFFFFF"/>
-                <w:sz w:val="18"/>
+                <w:sz w:val="17"/>
               </w:rPr>
               <w:t>Ventaja Estratégica</w:t>
             </w:r>
@@ -1728,13 +1742,13 @@
         </w:tc>
         <w:tc>
           <w:tcPr>
-            <w:tcW w:type="dxa" w:w="1987"/>
+            <w:tcW w:type="dxa" w:w="1728"/>
             <w:shd w:fill="152836"/>
             <w:tcMar>
-              <w:top w:w="100" w:type="dxa"/>
-              <w:bottom w:w="100" w:type="dxa"/>
-              <w:left w:w="120" w:type="dxa"/>
-              <w:right w:w="120" w:type="dxa"/>
+              <w:top w:w="80" w:type="dxa"/>
+              <w:bottom w:w="80" w:type="dxa"/>
+              <w:left w:w="100" w:type="dxa"/>
+              <w:right w:w="100" w:type="dxa"/>
             </w:tcMar>
           </w:tcPr>
           <w:p>
@@ -1745,7 +1759,7 @@
               <w:rPr>
                 <w:b/>
                 <w:color w:val="FFFFFF"/>
-                <w:sz w:val="18"/>
+                <w:sz w:val="17"/>
               </w:rPr>
               <w:t>Recomendación</w:t>
             </w:r>
@@ -1755,20 +1769,21 @@
       <w:tr>
         <w:tc>
           <w:tcPr>
-            <w:tcW w:type="dxa" w:w="1987"/>
+            <w:tcW w:type="dxa" w:w="2592"/>
             <w:shd w:fill="FFFFFF"/>
             <w:tcMar>
-              <w:top w:w="80" w:type="dxa"/>
-              <w:bottom w:w="80" w:type="dxa"/>
-              <w:left w:w="120" w:type="dxa"/>
-              <w:right w:w="120" w:type="dxa"/>
+              <w:top w:w="60" w:type="dxa"/>
+              <w:bottom w:w="60" w:type="dxa"/>
+              <w:left w:w="80" w:type="dxa"/>
+              <w:right w:w="80" w:type="dxa"/>
             </w:tcMar>
           </w:tcPr>
           <w:p>
             <w:r>
               <w:rPr>
+                <w:b/>
                 <w:color w:val="1E1E1E"/>
-                <w:sz w:val="17"/>
+                <w:sz w:val="16"/>
               </w:rPr>
               <w:t>estudiopericialsur.com.ar</w:t>
             </w:r>
@@ -1776,20 +1791,20 @@
         </w:tc>
         <w:tc>
           <w:tcPr>
-            <w:tcW w:type="dxa" w:w="1987"/>
+            <w:tcW w:type="dxa" w:w="1152"/>
             <w:shd w:fill="FFFFFF"/>
             <w:tcMar>
-              <w:top w:w="80" w:type="dxa"/>
-              <w:bottom w:w="80" w:type="dxa"/>
-              <w:left w:w="120" w:type="dxa"/>
-              <w:right w:w="120" w:type="dxa"/>
+              <w:top w:w="60" w:type="dxa"/>
+              <w:bottom w:w="60" w:type="dxa"/>
+              <w:left w:w="80" w:type="dxa"/>
+              <w:right w:w="80" w:type="dxa"/>
             </w:tcMar>
           </w:tcPr>
           <w:p>
             <w:r>
               <w:rPr>
                 <w:color w:val="1E1E1E"/>
-                <w:sz w:val="17"/>
+                <w:sz w:val="16"/>
               </w:rPr>
               <w:t>.com.ar</w:t>
             </w:r>
@@ -1797,20 +1812,20 @@
         </w:tc>
         <w:tc>
           <w:tcPr>
-            <w:tcW w:type="dxa" w:w="1987"/>
+            <w:tcW w:type="dxa" w:w="1440"/>
             <w:shd w:fill="FFFFFF"/>
             <w:tcMar>
-              <w:top w:w="80" w:type="dxa"/>
-              <w:bottom w:w="80" w:type="dxa"/>
-              <w:left w:w="120" w:type="dxa"/>
-              <w:right w:w="120" w:type="dxa"/>
+              <w:top w:w="60" w:type="dxa"/>
+              <w:bottom w:w="60" w:type="dxa"/>
+              <w:left w:w="80" w:type="dxa"/>
+              <w:right w:w="80" w:type="dxa"/>
             </w:tcMar>
           </w:tcPr>
           <w:p>
             <w:r>
               <w:rPr>
                 <w:color w:val="1E1E1E"/>
-                <w:sz w:val="17"/>
+                <w:sz w:val="16"/>
               </w:rPr>
               <w:t>LIBRE (NIC.ar)</w:t>
             </w:r>
@@ -1818,20 +1833,20 @@
         </w:tc>
         <w:tc>
           <w:tcPr>
-            <w:tcW w:type="dxa" w:w="1987"/>
+            <w:tcW w:type="dxa" w:w="3168"/>
             <w:shd w:fill="FFFFFF"/>
             <w:tcMar>
-              <w:top w:w="80" w:type="dxa"/>
-              <w:bottom w:w="80" w:type="dxa"/>
-              <w:left w:w="120" w:type="dxa"/>
-              <w:right w:w="120" w:type="dxa"/>
+              <w:top w:w="60" w:type="dxa"/>
+              <w:bottom w:w="60" w:type="dxa"/>
+              <w:left w:w="80" w:type="dxa"/>
+              <w:right w:w="80" w:type="dxa"/>
             </w:tcMar>
           </w:tcPr>
           <w:p>
             <w:r>
               <w:rPr>
                 <w:color w:val="1E1E1E"/>
-                <w:sz w:val="17"/>
+                <w:sz w:val="16"/>
               </w:rPr>
               <w:t>Coincidencia 100% exacta con la marca e Instagram oficial (@estudiopericial.sur).</w:t>
             </w:r>
@@ -1839,20 +1854,20 @@
         </w:tc>
         <w:tc>
           <w:tcPr>
-            <w:tcW w:type="dxa" w:w="1987"/>
+            <w:tcW w:type="dxa" w:w="1728"/>
             <w:shd w:fill="FFFFFF"/>
             <w:tcMar>
-              <w:top w:w="80" w:type="dxa"/>
-              <w:bottom w:w="80" w:type="dxa"/>
-              <w:left w:w="120" w:type="dxa"/>
-              <w:right w:w="120" w:type="dxa"/>
+              <w:top w:w="60" w:type="dxa"/>
+              <w:bottom w:w="60" w:type="dxa"/>
+              <w:left w:w="80" w:type="dxa"/>
+              <w:right w:w="80" w:type="dxa"/>
             </w:tcMar>
           </w:tcPr>
           <w:p>
             <w:r>
               <w:rPr>
                 <w:color w:val="1E1E1E"/>
-                <w:sz w:val="17"/>
+                <w:sz w:val="16"/>
               </w:rPr>
               <w:t>Prioridad 1 (Recomendado)</w:t>
             </w:r>
@@ -1862,20 +1877,21 @@
       <w:tr>
         <w:tc>
           <w:tcPr>
-            <w:tcW w:type="dxa" w:w="1987"/>
+            <w:tcW w:type="dxa" w:w="2592"/>
             <w:shd w:fill="F8F9FA"/>
             <w:tcMar>
-              <w:top w:w="80" w:type="dxa"/>
-              <w:bottom w:w="80" w:type="dxa"/>
-              <w:left w:w="120" w:type="dxa"/>
-              <w:right w:w="120" w:type="dxa"/>
+              <w:top w:w="60" w:type="dxa"/>
+              <w:bottom w:w="60" w:type="dxa"/>
+              <w:left w:w="80" w:type="dxa"/>
+              <w:right w:w="80" w:type="dxa"/>
             </w:tcMar>
           </w:tcPr>
           <w:p>
             <w:r>
               <w:rPr>
+                <w:b/>
                 <w:color w:val="1E1E1E"/>
-                <w:sz w:val="17"/>
+                <w:sz w:val="16"/>
               </w:rPr>
               <w:t>estudiopericialsur.com</w:t>
             </w:r>
@@ -1883,20 +1899,20 @@
         </w:tc>
         <w:tc>
           <w:tcPr>
-            <w:tcW w:type="dxa" w:w="1987"/>
+            <w:tcW w:type="dxa" w:w="1152"/>
             <w:shd w:fill="F8F9FA"/>
             <w:tcMar>
-              <w:top w:w="80" w:type="dxa"/>
-              <w:bottom w:w="80" w:type="dxa"/>
-              <w:left w:w="120" w:type="dxa"/>
-              <w:right w:w="120" w:type="dxa"/>
+              <w:top w:w="60" w:type="dxa"/>
+              <w:bottom w:w="60" w:type="dxa"/>
+              <w:left w:w="80" w:type="dxa"/>
+              <w:right w:w="80" w:type="dxa"/>
             </w:tcMar>
           </w:tcPr>
           <w:p>
             <w:r>
               <w:rPr>
                 <w:color w:val="1E1E1E"/>
-                <w:sz w:val="17"/>
+                <w:sz w:val="16"/>
               </w:rPr>
               <w:t>.com</w:t>
             </w:r>
@@ -1904,20 +1920,20 @@
         </w:tc>
         <w:tc>
           <w:tcPr>
-            <w:tcW w:type="dxa" w:w="1987"/>
+            <w:tcW w:type="dxa" w:w="1440"/>
             <w:shd w:fill="F8F9FA"/>
             <w:tcMar>
-              <w:top w:w="80" w:type="dxa"/>
-              <w:bottom w:w="80" w:type="dxa"/>
-              <w:left w:w="120" w:type="dxa"/>
-              <w:right w:w="120" w:type="dxa"/>
+              <w:top w:w="60" w:type="dxa"/>
+              <w:bottom w:w="60" w:type="dxa"/>
+              <w:left w:w="80" w:type="dxa"/>
+              <w:right w:w="80" w:type="dxa"/>
             </w:tcMar>
           </w:tcPr>
           <w:p>
             <w:r>
               <w:rPr>
                 <w:color w:val="1E1E1E"/>
-                <w:sz w:val="17"/>
+                <w:sz w:val="16"/>
               </w:rPr>
               <w:t>LIBRE (RDAP)</w:t>
             </w:r>
@@ -1925,20 +1941,20 @@
         </w:tc>
         <w:tc>
           <w:tcPr>
-            <w:tcW w:type="dxa" w:w="1987"/>
+            <w:tcW w:type="dxa" w:w="3168"/>
             <w:shd w:fill="F8F9FA"/>
             <w:tcMar>
-              <w:top w:w="80" w:type="dxa"/>
-              <w:bottom w:w="80" w:type="dxa"/>
-              <w:left w:w="120" w:type="dxa"/>
-              <w:right w:w="120" w:type="dxa"/>
+              <w:top w:w="60" w:type="dxa"/>
+              <w:bottom w:w="60" w:type="dxa"/>
+              <w:left w:w="80" w:type="dxa"/>
+              <w:right w:w="80" w:type="dxa"/>
             </w:tcMar>
           </w:tcPr>
           <w:p>
             <w:r>
               <w:rPr>
                 <w:color w:val="1E1E1E"/>
-                <w:sz w:val="17"/>
+                <w:sz w:val="16"/>
               </w:rPr>
               <w:t>Protección de marca internacional y prestigio corporativo.</w:t>
             </w:r>
@@ -1946,20 +1962,20 @@
         </w:tc>
         <w:tc>
           <w:tcPr>
-            <w:tcW w:type="dxa" w:w="1987"/>
+            <w:tcW w:type="dxa" w:w="1728"/>
             <w:shd w:fill="F8F9FA"/>
             <w:tcMar>
-              <w:top w:w="80" w:type="dxa"/>
-              <w:bottom w:w="80" w:type="dxa"/>
-              <w:left w:w="120" w:type="dxa"/>
-              <w:right w:w="120" w:type="dxa"/>
+              <w:top w:w="60" w:type="dxa"/>
+              <w:bottom w:w="60" w:type="dxa"/>
+              <w:left w:w="80" w:type="dxa"/>
+              <w:right w:w="80" w:type="dxa"/>
             </w:tcMar>
           </w:tcPr>
           <w:p>
             <w:r>
               <w:rPr>
                 <w:color w:val="1E1E1E"/>
-                <w:sz w:val="17"/>
+                <w:sz w:val="16"/>
               </w:rPr>
               <w:t>Prioridad 1 (Combo)</w:t>
             </w:r>
@@ -1969,20 +1985,21 @@
       <w:tr>
         <w:tc>
           <w:tcPr>
-            <w:tcW w:type="dxa" w:w="1987"/>
+            <w:tcW w:type="dxa" w:w="2592"/>
             <w:shd w:fill="FFFFFF"/>
             <w:tcMar>
-              <w:top w:w="80" w:type="dxa"/>
-              <w:bottom w:w="80" w:type="dxa"/>
-              <w:left w:w="120" w:type="dxa"/>
-              <w:right w:w="120" w:type="dxa"/>
+              <w:top w:w="60" w:type="dxa"/>
+              <w:bottom w:w="60" w:type="dxa"/>
+              <w:left w:w="80" w:type="dxa"/>
+              <w:right w:w="80" w:type="dxa"/>
             </w:tcMar>
           </w:tcPr>
           <w:p>
             <w:r>
               <w:rPr>
+                <w:b/>
                 <w:color w:val="1E1E1E"/>
-                <w:sz w:val="17"/>
+                <w:sz w:val="16"/>
               </w:rPr>
               <w:t>pericialsur.com.ar</w:t>
             </w:r>
@@ -1990,20 +2007,20 @@
         </w:tc>
         <w:tc>
           <w:tcPr>
-            <w:tcW w:type="dxa" w:w="1987"/>
+            <w:tcW w:type="dxa" w:w="1152"/>
             <w:shd w:fill="FFFFFF"/>
             <w:tcMar>
-              <w:top w:w="80" w:type="dxa"/>
-              <w:bottom w:w="80" w:type="dxa"/>
-              <w:left w:w="120" w:type="dxa"/>
-              <w:right w:w="120" w:type="dxa"/>
+              <w:top w:w="60" w:type="dxa"/>
+              <w:bottom w:w="60" w:type="dxa"/>
+              <w:left w:w="80" w:type="dxa"/>
+              <w:right w:w="80" w:type="dxa"/>
             </w:tcMar>
           </w:tcPr>
           <w:p>
             <w:r>
               <w:rPr>
                 <w:color w:val="1E1E1E"/>
-                <w:sz w:val="17"/>
+                <w:sz w:val="16"/>
               </w:rPr>
               <w:t>.com.ar</w:t>
             </w:r>
@@ -2011,20 +2028,20 @@
         </w:tc>
         <w:tc>
           <w:tcPr>
-            <w:tcW w:type="dxa" w:w="1987"/>
+            <w:tcW w:type="dxa" w:w="1440"/>
             <w:shd w:fill="FFFFFF"/>
             <w:tcMar>
-              <w:top w:w="80" w:type="dxa"/>
-              <w:bottom w:w="80" w:type="dxa"/>
-              <w:left w:w="120" w:type="dxa"/>
-              <w:right w:w="120" w:type="dxa"/>
+              <w:top w:w="60" w:type="dxa"/>
+              <w:bottom w:w="60" w:type="dxa"/>
+              <w:left w:w="80" w:type="dxa"/>
+              <w:right w:w="80" w:type="dxa"/>
             </w:tcMar>
           </w:tcPr>
           <w:p>
             <w:r>
               <w:rPr>
                 <w:color w:val="1E1E1E"/>
-                <w:sz w:val="17"/>
+                <w:sz w:val="16"/>
               </w:rPr>
               <w:t>LIBRE (NIC.ar)</w:t>
             </w:r>
@@ -2032,20 +2049,20 @@
         </w:tc>
         <w:tc>
           <w:tcPr>
-            <w:tcW w:type="dxa" w:w="1987"/>
+            <w:tcW w:type="dxa" w:w="3168"/>
             <w:shd w:fill="FFFFFF"/>
             <w:tcMar>
-              <w:top w:w="80" w:type="dxa"/>
-              <w:bottom w:w="80" w:type="dxa"/>
-              <w:left w:w="120" w:type="dxa"/>
-              <w:right w:w="120" w:type="dxa"/>
+              <w:top w:w="60" w:type="dxa"/>
+              <w:bottom w:w="60" w:type="dxa"/>
+              <w:left w:w="80" w:type="dxa"/>
+              <w:right w:w="80" w:type="dxa"/>
             </w:tcMar>
           </w:tcPr>
           <w:p>
             <w:r>
               <w:rPr>
                 <w:color w:val="1E1E1E"/>
-                <w:sz w:val="17"/>
+                <w:sz w:val="16"/>
               </w:rPr>
               <w:t>Corto, fácil de recordar, ideal para tarjetas y material impreso.</w:t>
             </w:r>
@@ -2053,20 +2070,20 @@
         </w:tc>
         <w:tc>
           <w:tcPr>
-            <w:tcW w:type="dxa" w:w="1987"/>
+            <w:tcW w:type="dxa" w:w="1728"/>
             <w:shd w:fill="FFFFFF"/>
             <w:tcMar>
-              <w:top w:w="80" w:type="dxa"/>
-              <w:bottom w:w="80" w:type="dxa"/>
-              <w:left w:w="120" w:type="dxa"/>
-              <w:right w:w="120" w:type="dxa"/>
+              <w:top w:w="60" w:type="dxa"/>
+              <w:bottom w:w="60" w:type="dxa"/>
+              <w:left w:w="80" w:type="dxa"/>
+              <w:right w:w="80" w:type="dxa"/>
             </w:tcMar>
           </w:tcPr>
           <w:p>
             <w:r>
               <w:rPr>
                 <w:color w:val="1E1E1E"/>
-                <w:sz w:val="17"/>
+                <w:sz w:val="16"/>
               </w:rPr>
               <w:t>Alternativa</w:t>
             </w:r>
@@ -2076,20 +2093,21 @@
       <w:tr>
         <w:tc>
           <w:tcPr>
-            <w:tcW w:type="dxa" w:w="1987"/>
+            <w:tcW w:type="dxa" w:w="2592"/>
             <w:shd w:fill="F8F9FA"/>
             <w:tcMar>
-              <w:top w:w="80" w:type="dxa"/>
-              <w:bottom w:w="80" w:type="dxa"/>
-              <w:left w:w="120" w:type="dxa"/>
-              <w:right w:w="120" w:type="dxa"/>
+              <w:top w:w="60" w:type="dxa"/>
+              <w:bottom w:w="60" w:type="dxa"/>
+              <w:left w:w="80" w:type="dxa"/>
+              <w:right w:w="80" w:type="dxa"/>
             </w:tcMar>
           </w:tcPr>
           <w:p>
             <w:r>
               <w:rPr>
+                <w:b/>
                 <w:color w:val="1E1E1E"/>
-                <w:sz w:val="17"/>
+                <w:sz w:val="16"/>
               </w:rPr>
               <w:t>periciassur.com.ar</w:t>
             </w:r>
@@ -2097,20 +2115,20 @@
         </w:tc>
         <w:tc>
           <w:tcPr>
-            <w:tcW w:type="dxa" w:w="1987"/>
+            <w:tcW w:type="dxa" w:w="1152"/>
             <w:shd w:fill="F8F9FA"/>
             <w:tcMar>
-              <w:top w:w="80" w:type="dxa"/>
-              <w:bottom w:w="80" w:type="dxa"/>
-              <w:left w:w="120" w:type="dxa"/>
-              <w:right w:w="120" w:type="dxa"/>
+              <w:top w:w="60" w:type="dxa"/>
+              <w:bottom w:w="60" w:type="dxa"/>
+              <w:left w:w="80" w:type="dxa"/>
+              <w:right w:w="80" w:type="dxa"/>
             </w:tcMar>
           </w:tcPr>
           <w:p>
             <w:r>
               <w:rPr>
                 <w:color w:val="1E1E1E"/>
-                <w:sz w:val="17"/>
+                <w:sz w:val="16"/>
               </w:rPr>
               <w:t>.com.ar</w:t>
             </w:r>
@@ -2118,20 +2136,20 @@
         </w:tc>
         <w:tc>
           <w:tcPr>
-            <w:tcW w:type="dxa" w:w="1987"/>
+            <w:tcW w:type="dxa" w:w="1440"/>
             <w:shd w:fill="F8F9FA"/>
             <w:tcMar>
-              <w:top w:w="80" w:type="dxa"/>
-              <w:bottom w:w="80" w:type="dxa"/>
-              <w:left w:w="120" w:type="dxa"/>
-              <w:right w:w="120" w:type="dxa"/>
+              <w:top w:w="60" w:type="dxa"/>
+              <w:bottom w:w="60" w:type="dxa"/>
+              <w:left w:w="80" w:type="dxa"/>
+              <w:right w:w="80" w:type="dxa"/>
             </w:tcMar>
           </w:tcPr>
           <w:p>
             <w:r>
               <w:rPr>
                 <w:color w:val="1E1E1E"/>
-                <w:sz w:val="17"/>
+                <w:sz w:val="16"/>
               </w:rPr>
               <w:t>LIBRE (NIC.ar)</w:t>
             </w:r>
@@ -2139,20 +2157,20 @@
         </w:tc>
         <w:tc>
           <w:tcPr>
-            <w:tcW w:type="dxa" w:w="1987"/>
+            <w:tcW w:type="dxa" w:w="3168"/>
             <w:shd w:fill="F8F9FA"/>
             <w:tcMar>
-              <w:top w:w="80" w:type="dxa"/>
-              <w:bottom w:w="80" w:type="dxa"/>
-              <w:left w:w="120" w:type="dxa"/>
-              <w:right w:w="120" w:type="dxa"/>
+              <w:top w:w="60" w:type="dxa"/>
+              <w:bottom w:w="60" w:type="dxa"/>
+              <w:left w:w="80" w:type="dxa"/>
+              <w:right w:w="80" w:type="dxa"/>
             </w:tcMar>
           </w:tcPr>
           <w:p>
             <w:r>
               <w:rPr>
                 <w:color w:val="1E1E1E"/>
-                <w:sz w:val="17"/>
+                <w:sz w:val="16"/>
               </w:rPr>
               <w:t>Muy directo en búsquedas periciales de Zona Sur.</w:t>
             </w:r>
@@ -2160,20 +2178,20 @@
         </w:tc>
         <w:tc>
           <w:tcPr>
-            <w:tcW w:type="dxa" w:w="1987"/>
+            <w:tcW w:type="dxa" w:w="1728"/>
             <w:shd w:fill="F8F9FA"/>
             <w:tcMar>
-              <w:top w:w="80" w:type="dxa"/>
-              <w:bottom w:w="80" w:type="dxa"/>
-              <w:left w:w="120" w:type="dxa"/>
-              <w:right w:w="120" w:type="dxa"/>
+              <w:top w:w="60" w:type="dxa"/>
+              <w:bottom w:w="60" w:type="dxa"/>
+              <w:left w:w="80" w:type="dxa"/>
+              <w:right w:w="80" w:type="dxa"/>
             </w:tcMar>
           </w:tcPr>
           <w:p>
             <w:r>
               <w:rPr>
                 <w:color w:val="1E1E1E"/>
-                <w:sz w:val="17"/>
+                <w:sz w:val="16"/>
               </w:rPr>
               <w:t>Alternativa</w:t>
             </w:r>
@@ -2183,20 +2201,21 @@
       <w:tr>
         <w:tc>
           <w:tcPr>
-            <w:tcW w:type="dxa" w:w="1987"/>
+            <w:tcW w:type="dxa" w:w="2592"/>
             <w:shd w:fill="FFFFFF"/>
             <w:tcMar>
-              <w:top w:w="80" w:type="dxa"/>
-              <w:bottom w:w="80" w:type="dxa"/>
-              <w:left w:w="120" w:type="dxa"/>
-              <w:right w:w="120" w:type="dxa"/>
+              <w:top w:w="60" w:type="dxa"/>
+              <w:bottom w:w="60" w:type="dxa"/>
+              <w:left w:w="80" w:type="dxa"/>
+              <w:right w:w="80" w:type="dxa"/>
             </w:tcMar>
           </w:tcPr>
           <w:p>
             <w:r>
               <w:rPr>
+                <w:b/>
                 <w:color w:val="1E1E1E"/>
-                <w:sz w:val="17"/>
+                <w:sz w:val="16"/>
               </w:rPr>
               <w:t>psicologiaforensesur.com.ar</w:t>
             </w:r>
@@ -2204,20 +2223,20 @@
         </w:tc>
         <w:tc>
           <w:tcPr>
-            <w:tcW w:type="dxa" w:w="1987"/>
+            <w:tcW w:type="dxa" w:w="1152"/>
             <w:shd w:fill="FFFFFF"/>
             <w:tcMar>
-              <w:top w:w="80" w:type="dxa"/>
-              <w:bottom w:w="80" w:type="dxa"/>
-              <w:left w:w="120" w:type="dxa"/>
-              <w:right w:w="120" w:type="dxa"/>
+              <w:top w:w="60" w:type="dxa"/>
+              <w:bottom w:w="60" w:type="dxa"/>
+              <w:left w:w="80" w:type="dxa"/>
+              <w:right w:w="80" w:type="dxa"/>
             </w:tcMar>
           </w:tcPr>
           <w:p>
             <w:r>
               <w:rPr>
                 <w:color w:val="1E1E1E"/>
-                <w:sz w:val="17"/>
+                <w:sz w:val="16"/>
               </w:rPr>
               <w:t>.com.ar</w:t>
             </w:r>
@@ -2225,20 +2244,20 @@
         </w:tc>
         <w:tc>
           <w:tcPr>
-            <w:tcW w:type="dxa" w:w="1987"/>
+            <w:tcW w:type="dxa" w:w="1440"/>
             <w:shd w:fill="FFFFFF"/>
             <w:tcMar>
-              <w:top w:w="80" w:type="dxa"/>
-              <w:bottom w:w="80" w:type="dxa"/>
-              <w:left w:w="120" w:type="dxa"/>
-              <w:right w:w="120" w:type="dxa"/>
+              <w:top w:w="60" w:type="dxa"/>
+              <w:bottom w:w="60" w:type="dxa"/>
+              <w:left w:w="80" w:type="dxa"/>
+              <w:right w:w="80" w:type="dxa"/>
             </w:tcMar>
           </w:tcPr>
           <w:p>
             <w:r>
               <w:rPr>
                 <w:color w:val="1E1E1E"/>
-                <w:sz w:val="17"/>
+                <w:sz w:val="16"/>
               </w:rPr>
               <w:t>LIBRE (NIC.ar)</w:t>
             </w:r>
@@ -2246,20 +2265,20 @@
         </w:tc>
         <w:tc>
           <w:tcPr>
-            <w:tcW w:type="dxa" w:w="1987"/>
+            <w:tcW w:type="dxa" w:w="3168"/>
             <w:shd w:fill="FFFFFF"/>
             <w:tcMar>
-              <w:top w:w="80" w:type="dxa"/>
-              <w:bottom w:w="80" w:type="dxa"/>
-              <w:left w:w="120" w:type="dxa"/>
-              <w:right w:w="120" w:type="dxa"/>
+              <w:top w:w="60" w:type="dxa"/>
+              <w:bottom w:w="60" w:type="dxa"/>
+              <w:left w:w="80" w:type="dxa"/>
+              <w:right w:w="80" w:type="dxa"/>
             </w:tcMar>
           </w:tcPr>
           <w:p>
             <w:r>
               <w:rPr>
                 <w:color w:val="1E1E1E"/>
-                <w:sz w:val="17"/>
+                <w:sz w:val="16"/>
               </w:rPr>
               <w:t>Coincidencia exacta de palabra clave forense (EMD).</w:t>
             </w:r>
@@ -2267,20 +2286,20 @@
         </w:tc>
         <w:tc>
           <w:tcPr>
-            <w:tcW w:type="dxa" w:w="1987"/>
+            <w:tcW w:type="dxa" w:w="1728"/>
             <w:shd w:fill="FFFFFF"/>
             <w:tcMar>
-              <w:top w:w="80" w:type="dxa"/>
-              <w:bottom w:w="80" w:type="dxa"/>
-              <w:left w:w="120" w:type="dxa"/>
-              <w:right w:w="120" w:type="dxa"/>
+              <w:top w:w="60" w:type="dxa"/>
+              <w:bottom w:w="60" w:type="dxa"/>
+              <w:left w:w="80" w:type="dxa"/>
+              <w:right w:w="80" w:type="dxa"/>
             </w:tcMar>
           </w:tcPr>
           <w:p>
             <w:r>
               <w:rPr>
                 <w:color w:val="1E1E1E"/>
-                <w:sz w:val="17"/>
+                <w:sz w:val="16"/>
               </w:rPr>
               <w:t>Específico</w:t>
             </w:r>
@@ -2344,22 +2363,22 @@
         <w:tblLook w:firstColumn="1" w:firstRow="1" w:lastColumn="0" w:lastRow="0" w:noHBand="0" w:noVBand="1" w:val="04A0"/>
       </w:tblPr>
       <w:tblGrid>
-        <w:gridCol w:w="1987"/>
-        <w:gridCol w:w="1987"/>
-        <w:gridCol w:w="1987"/>
-        <w:gridCol w:w="1987"/>
-        <w:gridCol w:w="1987"/>
+        <w:gridCol w:w="2016"/>
+        <w:gridCol w:w="2016"/>
+        <w:gridCol w:w="2016"/>
+        <w:gridCol w:w="2016"/>
+        <w:gridCol w:w="2016"/>
       </w:tblGrid>
       <w:tr>
         <w:tc>
           <w:tcPr>
-            <w:tcW w:type="dxa" w:w="1987"/>
+            <w:tcW w:type="dxa" w:w="1872"/>
             <w:shd w:fill="152836"/>
             <w:tcMar>
-              <w:top w:w="100" w:type="dxa"/>
-              <w:bottom w:w="100" w:type="dxa"/>
-              <w:left w:w="120" w:type="dxa"/>
-              <w:right w:w="120" w:type="dxa"/>
+              <w:top w:w="80" w:type="dxa"/>
+              <w:bottom w:w="80" w:type="dxa"/>
+              <w:left w:w="100" w:type="dxa"/>
+              <w:right w:w="100" w:type="dxa"/>
             </w:tcMar>
           </w:tcPr>
           <w:p>
@@ -2370,7 +2389,7 @@
               <w:rPr>
                 <w:b/>
                 <w:color w:val="FFFFFF"/>
-                <w:sz w:val="18"/>
+                <w:sz w:val="17"/>
               </w:rPr>
               <w:t>Competidor</w:t>
             </w:r>
@@ -2378,13 +2397,13 @@
         </w:tc>
         <w:tc>
           <w:tcPr>
-            <w:tcW w:type="dxa" w:w="1987"/>
+            <w:tcW w:type="dxa" w:w="2016"/>
             <w:shd w:fill="152836"/>
             <w:tcMar>
-              <w:top w:w="100" w:type="dxa"/>
-              <w:bottom w:w="100" w:type="dxa"/>
-              <w:left w:w="120" w:type="dxa"/>
-              <w:right w:w="120" w:type="dxa"/>
+              <w:top w:w="80" w:type="dxa"/>
+              <w:bottom w:w="80" w:type="dxa"/>
+              <w:left w:w="100" w:type="dxa"/>
+              <w:right w:w="100" w:type="dxa"/>
             </w:tcMar>
           </w:tcPr>
           <w:p>
@@ -2395,7 +2414,7 @@
               <w:rPr>
                 <w:b/>
                 <w:color w:val="FFFFFF"/>
-                <w:sz w:val="18"/>
+                <w:sz w:val="17"/>
               </w:rPr>
               <w:t>Dominio</w:t>
             </w:r>
@@ -2403,13 +2422,13 @@
         </w:tc>
         <w:tc>
           <w:tcPr>
-            <w:tcW w:type="dxa" w:w="1987"/>
+            <w:tcW w:type="dxa" w:w="1584"/>
             <w:shd w:fill="152836"/>
             <w:tcMar>
-              <w:top w:w="100" w:type="dxa"/>
-              <w:bottom w:w="100" w:type="dxa"/>
-              <w:left w:w="120" w:type="dxa"/>
-              <w:right w:w="120" w:type="dxa"/>
+              <w:top w:w="80" w:type="dxa"/>
+              <w:bottom w:w="80" w:type="dxa"/>
+              <w:left w:w="100" w:type="dxa"/>
+              <w:right w:w="100" w:type="dxa"/>
             </w:tcMar>
           </w:tcPr>
           <w:p>
@@ -2420,7 +2439,7 @@
               <w:rPr>
                 <w:b/>
                 <w:color w:val="FFFFFF"/>
-                <w:sz w:val="18"/>
+                <w:sz w:val="17"/>
               </w:rPr>
               <w:t>Foco Principal</w:t>
             </w:r>
@@ -2428,13 +2447,13 @@
         </w:tc>
         <w:tc>
           <w:tcPr>
-            <w:tcW w:type="dxa" w:w="1987"/>
+            <w:tcW w:type="dxa" w:w="2304"/>
             <w:shd w:fill="152836"/>
             <w:tcMar>
-              <w:top w:w="100" w:type="dxa"/>
-              <w:bottom w:w="100" w:type="dxa"/>
-              <w:left w:w="120" w:type="dxa"/>
-              <w:right w:w="120" w:type="dxa"/>
+              <w:top w:w="80" w:type="dxa"/>
+              <w:bottom w:w="80" w:type="dxa"/>
+              <w:left w:w="100" w:type="dxa"/>
+              <w:right w:w="100" w:type="dxa"/>
             </w:tcMar>
           </w:tcPr>
           <w:p>
@@ -2445,7 +2464,7 @@
               <w:rPr>
                 <w:b/>
                 <w:color w:val="FFFFFF"/>
-                <w:sz w:val="18"/>
+                <w:sz w:val="17"/>
               </w:rPr>
               <w:t>Puntos Débiles</w:t>
             </w:r>
@@ -2453,13 +2472,13 @@
         </w:tc>
         <w:tc>
           <w:tcPr>
-            <w:tcW w:type="dxa" w:w="1987"/>
+            <w:tcW w:type="dxa" w:w="2304"/>
             <w:shd w:fill="152836"/>
             <w:tcMar>
-              <w:top w:w="100" w:type="dxa"/>
-              <w:bottom w:w="100" w:type="dxa"/>
-              <w:left w:w="120" w:type="dxa"/>
-              <w:right w:w="120" w:type="dxa"/>
+              <w:top w:w="80" w:type="dxa"/>
+              <w:bottom w:w="80" w:type="dxa"/>
+              <w:left w:w="100" w:type="dxa"/>
+              <w:right w:w="100" w:type="dxa"/>
             </w:tcMar>
           </w:tcPr>
           <w:p>
@@ -2470,7 +2489,7 @@
               <w:rPr>
                 <w:b/>
                 <w:color w:val="FFFFFF"/>
-                <w:sz w:val="18"/>
+                <w:sz w:val="17"/>
               </w:rPr>
               <w:t>Cómo los Superamos</w:t>
             </w:r>
@@ -2480,20 +2499,21 @@
       <w:tr>
         <w:tc>
           <w:tcPr>
-            <w:tcW w:type="dxa" w:w="1987"/>
+            <w:tcW w:type="dxa" w:w="1872"/>
             <w:shd w:fill="FFFFFF"/>
             <w:tcMar>
-              <w:top w:w="80" w:type="dxa"/>
-              <w:bottom w:w="80" w:type="dxa"/>
-              <w:left w:w="120" w:type="dxa"/>
-              <w:right w:w="120" w:type="dxa"/>
+              <w:top w:w="60" w:type="dxa"/>
+              <w:bottom w:w="60" w:type="dxa"/>
+              <w:left w:w="80" w:type="dxa"/>
+              <w:right w:w="80" w:type="dxa"/>
             </w:tcMar>
           </w:tcPr>
           <w:p>
             <w:r>
               <w:rPr>
+                <w:b/>
                 <w:color w:val="1E1E1E"/>
-                <w:sz w:val="17"/>
+                <w:sz w:val="16"/>
               </w:rPr>
               <w:t>1. Perito Psicólogo</w:t>
             </w:r>
@@ -2501,20 +2521,20 @@
         </w:tc>
         <w:tc>
           <w:tcPr>
-            <w:tcW w:type="dxa" w:w="1987"/>
+            <w:tcW w:type="dxa" w:w="2016"/>
             <w:shd w:fill="FFFFFF"/>
             <w:tcMar>
-              <w:top w:w="80" w:type="dxa"/>
-              <w:bottom w:w="80" w:type="dxa"/>
-              <w:left w:w="120" w:type="dxa"/>
-              <w:right w:w="120" w:type="dxa"/>
+              <w:top w:w="60" w:type="dxa"/>
+              <w:bottom w:w="60" w:type="dxa"/>
+              <w:left w:w="80" w:type="dxa"/>
+              <w:right w:w="80" w:type="dxa"/>
             </w:tcMar>
           </w:tcPr>
           <w:p>
             <w:r>
               <w:rPr>
                 <w:color w:val="1E1E1E"/>
-                <w:sz w:val="17"/>
+                <w:sz w:val="16"/>
               </w:rPr>
               <w:t>peritopsicologo.com.ar</w:t>
             </w:r>
@@ -2522,20 +2542,20 @@
         </w:tc>
         <w:tc>
           <w:tcPr>
-            <w:tcW w:type="dxa" w:w="1987"/>
+            <w:tcW w:type="dxa" w:w="1584"/>
             <w:shd w:fill="FFFFFF"/>
             <w:tcMar>
-              <w:top w:w="80" w:type="dxa"/>
-              <w:bottom w:w="80" w:type="dxa"/>
-              <w:left w:w="120" w:type="dxa"/>
-              <w:right w:w="120" w:type="dxa"/>
+              <w:top w:w="60" w:type="dxa"/>
+              <w:bottom w:w="60" w:type="dxa"/>
+              <w:left w:w="80" w:type="dxa"/>
+              <w:right w:w="80" w:type="dxa"/>
             </w:tcMar>
           </w:tcPr>
           <w:p>
             <w:r>
               <w:rPr>
                 <w:color w:val="1E1E1E"/>
-                <w:sz w:val="17"/>
+                <w:sz w:val="16"/>
               </w:rPr>
               <w:t>Fuero Laboral CABA</w:t>
             </w:r>
@@ -2543,20 +2563,20 @@
         </w:tc>
         <w:tc>
           <w:tcPr>
-            <w:tcW w:type="dxa" w:w="1987"/>
+            <w:tcW w:type="dxa" w:w="2304"/>
             <w:shd w:fill="FFFFFF"/>
             <w:tcMar>
-              <w:top w:w="80" w:type="dxa"/>
-              <w:bottom w:w="80" w:type="dxa"/>
-              <w:left w:w="120" w:type="dxa"/>
-              <w:right w:w="120" w:type="dxa"/>
+              <w:top w:w="60" w:type="dxa"/>
+              <w:bottom w:w="60" w:type="dxa"/>
+              <w:left w:w="80" w:type="dxa"/>
+              <w:right w:w="80" w:type="dxa"/>
             </w:tcMar>
           </w:tcPr>
           <w:p>
             <w:r>
               <w:rPr>
                 <w:color w:val="1E1E1E"/>
-                <w:sz w:val="17"/>
+                <w:sz w:val="16"/>
               </w:rPr>
               <w:t>Web vieja, no responsive, sin SSL ni Schema.</w:t>
             </w:r>
@@ -2564,20 +2584,20 @@
         </w:tc>
         <w:tc>
           <w:tcPr>
-            <w:tcW w:type="dxa" w:w="1987"/>
+            <w:tcW w:type="dxa" w:w="2304"/>
             <w:shd w:fill="FFFFFF"/>
             <w:tcMar>
-              <w:top w:w="80" w:type="dxa"/>
-              <w:bottom w:w="80" w:type="dxa"/>
-              <w:left w:w="120" w:type="dxa"/>
-              <w:right w:w="120" w:type="dxa"/>
+              <w:top w:w="60" w:type="dxa"/>
+              <w:bottom w:w="60" w:type="dxa"/>
+              <w:left w:w="80" w:type="dxa"/>
+              <w:right w:w="80" w:type="dxa"/>
             </w:tcMar>
           </w:tcPr>
           <w:p>
             <w:r>
               <w:rPr>
                 <w:color w:val="1E1E1E"/>
-                <w:sz w:val="17"/>
+                <w:sz w:val="16"/>
               </w:rPr>
               <w:t>Diseño moderno, mobile impecable, velocidad 10x y WhatsApp interactivo.</w:t>
             </w:r>
@@ -2587,20 +2607,21 @@
       <w:tr>
         <w:tc>
           <w:tcPr>
-            <w:tcW w:type="dxa" w:w="1987"/>
+            <w:tcW w:type="dxa" w:w="1872"/>
             <w:shd w:fill="F8F9FA"/>
             <w:tcMar>
-              <w:top w:w="80" w:type="dxa"/>
-              <w:bottom w:w="80" w:type="dxa"/>
-              <w:left w:w="120" w:type="dxa"/>
-              <w:right w:w="120" w:type="dxa"/>
+              <w:top w:w="60" w:type="dxa"/>
+              <w:bottom w:w="60" w:type="dxa"/>
+              <w:left w:w="80" w:type="dxa"/>
+              <w:right w:w="80" w:type="dxa"/>
             </w:tcMar>
           </w:tcPr>
           <w:p>
             <w:r>
               <w:rPr>
+                <w:b/>
                 <w:color w:val="1E1E1E"/>
-                <w:sz w:val="17"/>
+                <w:sz w:val="16"/>
               </w:rPr>
               <w:t>2. Estudio Pericial Cabildo</w:t>
             </w:r>
@@ -2608,20 +2629,20 @@
         </w:tc>
         <w:tc>
           <w:tcPr>
-            <w:tcW w:type="dxa" w:w="1987"/>
+            <w:tcW w:type="dxa" w:w="2016"/>
             <w:shd w:fill="F8F9FA"/>
             <w:tcMar>
-              <w:top w:w="80" w:type="dxa"/>
-              <w:bottom w:w="80" w:type="dxa"/>
-              <w:left w:w="120" w:type="dxa"/>
-              <w:right w:w="120" w:type="dxa"/>
+              <w:top w:w="60" w:type="dxa"/>
+              <w:bottom w:w="60" w:type="dxa"/>
+              <w:left w:w="80" w:type="dxa"/>
+              <w:right w:w="80" w:type="dxa"/>
             </w:tcMar>
           </w:tcPr>
           <w:p>
             <w:r>
               <w:rPr>
                 <w:color w:val="1E1E1E"/>
-                <w:sz w:val="17"/>
+                <w:sz w:val="16"/>
               </w:rPr>
               <w:t>estudiopericialcabildo.com.ar</w:t>
             </w:r>
@@ -2629,20 +2650,20 @@
         </w:tc>
         <w:tc>
           <w:tcPr>
-            <w:tcW w:type="dxa" w:w="1987"/>
+            <w:tcW w:type="dxa" w:w="1584"/>
             <w:shd w:fill="F8F9FA"/>
             <w:tcMar>
-              <w:top w:w="80" w:type="dxa"/>
-              <w:bottom w:w="80" w:type="dxa"/>
-              <w:left w:w="120" w:type="dxa"/>
-              <w:right w:w="120" w:type="dxa"/>
+              <w:top w:w="60" w:type="dxa"/>
+              <w:bottom w:w="60" w:type="dxa"/>
+              <w:left w:w="80" w:type="dxa"/>
+              <w:right w:w="80" w:type="dxa"/>
             </w:tcMar>
           </w:tcPr>
           <w:p>
             <w:r>
               <w:rPr>
                 <w:color w:val="1E1E1E"/>
-                <w:sz w:val="17"/>
+                <w:sz w:val="16"/>
               </w:rPr>
               <w:t>CABA Norte</w:t>
             </w:r>
@@ -2650,20 +2671,20 @@
         </w:tc>
         <w:tc>
           <w:tcPr>
-            <w:tcW w:type="dxa" w:w="1987"/>
+            <w:tcW w:type="dxa" w:w="2304"/>
             <w:shd w:fill="F8F9FA"/>
             <w:tcMar>
-              <w:top w:w="80" w:type="dxa"/>
-              <w:bottom w:w="80" w:type="dxa"/>
-              <w:left w:w="120" w:type="dxa"/>
-              <w:right w:w="120" w:type="dxa"/>
+              <w:top w:w="60" w:type="dxa"/>
+              <w:bottom w:w="60" w:type="dxa"/>
+              <w:left w:w="80" w:type="dxa"/>
+              <w:right w:w="80" w:type="dxa"/>
             </w:tcMar>
           </w:tcPr>
           <w:p>
             <w:r>
               <w:rPr>
                 <w:color w:val="1E1E1E"/>
-                <w:sz w:val="17"/>
+                <w:sz w:val="16"/>
               </w:rPr>
               <w:t>Todo el texto en una sola página larga; sin landings específicas.</w:t>
             </w:r>
@@ -2671,20 +2692,20 @@
         </w:tc>
         <w:tc>
           <w:tcPr>
-            <w:tcW w:type="dxa" w:w="1987"/>
+            <w:tcW w:type="dxa" w:w="2304"/>
             <w:shd w:fill="F8F9FA"/>
             <w:tcMar>
-              <w:top w:w="80" w:type="dxa"/>
-              <w:bottom w:w="80" w:type="dxa"/>
-              <w:left w:w="120" w:type="dxa"/>
-              <w:right w:w="120" w:type="dxa"/>
+              <w:top w:w="60" w:type="dxa"/>
+              <w:bottom w:w="60" w:type="dxa"/>
+              <w:left w:w="80" w:type="dxa"/>
+              <w:right w:w="80" w:type="dxa"/>
             </w:tcMar>
           </w:tcPr>
           <w:p>
             <w:r>
               <w:rPr>
                 <w:color w:val="1E1E1E"/>
-                <w:sz w:val="17"/>
+                <w:sz w:val="16"/>
               </w:rPr>
               <w:t>Arquitectura modular con páginas especializadas para cada fuero.</w:t>
             </w:r>
@@ -2694,20 +2715,21 @@
       <w:tr>
         <w:tc>
           <w:tcPr>
-            <w:tcW w:type="dxa" w:w="1987"/>
+            <w:tcW w:type="dxa" w:w="1872"/>
             <w:shd w:fill="FFFFFF"/>
             <w:tcMar>
-              <w:top w:w="80" w:type="dxa"/>
-              <w:bottom w:w="80" w:type="dxa"/>
-              <w:left w:w="120" w:type="dxa"/>
-              <w:right w:w="120" w:type="dxa"/>
+              <w:top w:w="60" w:type="dxa"/>
+              <w:bottom w:w="60" w:type="dxa"/>
+              <w:left w:w="80" w:type="dxa"/>
+              <w:right w:w="80" w:type="dxa"/>
             </w:tcMar>
           </w:tcPr>
           <w:p>
             <w:r>
               <w:rPr>
+                <w:b/>
                 <w:color w:val="1E1E1E"/>
-                <w:sz w:val="17"/>
+                <w:sz w:val="16"/>
               </w:rPr>
               <w:t>3. Gorbak &amp; Asociados</w:t>
             </w:r>
@@ -2715,20 +2737,20 @@
         </w:tc>
         <w:tc>
           <w:tcPr>
-            <w:tcW w:type="dxa" w:w="1987"/>
+            <w:tcW w:type="dxa" w:w="2016"/>
             <w:shd w:fill="FFFFFF"/>
             <w:tcMar>
-              <w:top w:w="80" w:type="dxa"/>
-              <w:bottom w:w="80" w:type="dxa"/>
-              <w:left w:w="120" w:type="dxa"/>
-              <w:right w:w="120" w:type="dxa"/>
+              <w:top w:w="60" w:type="dxa"/>
+              <w:bottom w:w="60" w:type="dxa"/>
+              <w:left w:w="80" w:type="dxa"/>
+              <w:right w:w="80" w:type="dxa"/>
             </w:tcMar>
           </w:tcPr>
           <w:p>
             <w:r>
               <w:rPr>
                 <w:color w:val="1E1E1E"/>
-                <w:sz w:val="17"/>
+                <w:sz w:val="16"/>
               </w:rPr>
               <w:t>periciasgorbak.com.ar</w:t>
             </w:r>
@@ -2736,20 +2758,20 @@
         </w:tc>
         <w:tc>
           <w:tcPr>
-            <w:tcW w:type="dxa" w:w="1987"/>
+            <w:tcW w:type="dxa" w:w="1584"/>
             <w:shd w:fill="FFFFFF"/>
             <w:tcMar>
-              <w:top w:w="80" w:type="dxa"/>
-              <w:bottom w:w="80" w:type="dxa"/>
-              <w:left w:w="120" w:type="dxa"/>
-              <w:right w:w="120" w:type="dxa"/>
+              <w:top w:w="60" w:type="dxa"/>
+              <w:bottom w:w="60" w:type="dxa"/>
+              <w:left w:w="80" w:type="dxa"/>
+              <w:right w:w="80" w:type="dxa"/>
             </w:tcMar>
           </w:tcPr>
           <w:p>
             <w:r>
               <w:rPr>
                 <w:color w:val="1E1E1E"/>
-                <w:sz w:val="17"/>
+                <w:sz w:val="16"/>
               </w:rPr>
               <w:t>Peritajes Generales</w:t>
             </w:r>
@@ -2757,20 +2779,20 @@
         </w:tc>
         <w:tc>
           <w:tcPr>
-            <w:tcW w:type="dxa" w:w="1987"/>
+            <w:tcW w:type="dxa" w:w="2304"/>
             <w:shd w:fill="FFFFFF"/>
             <w:tcMar>
-              <w:top w:w="80" w:type="dxa"/>
-              <w:bottom w:w="80" w:type="dxa"/>
-              <w:left w:w="120" w:type="dxa"/>
-              <w:right w:w="120" w:type="dxa"/>
+              <w:top w:w="60" w:type="dxa"/>
+              <w:bottom w:w="60" w:type="dxa"/>
+              <w:left w:w="80" w:type="dxa"/>
+              <w:right w:w="80" w:type="dxa"/>
             </w:tcMar>
           </w:tcPr>
           <w:p>
             <w:r>
               <w:rPr>
                 <w:color w:val="1E1E1E"/>
-                <w:sz w:val="17"/>
+                <w:sz w:val="16"/>
               </w:rPr>
               <w:t>Poca especialización en psicología clínica/forense; textos genéricos.</w:t>
             </w:r>
@@ -2778,20 +2800,20 @@
         </w:tc>
         <w:tc>
           <w:tcPr>
-            <w:tcW w:type="dxa" w:w="1987"/>
+            <w:tcW w:type="dxa" w:w="2304"/>
             <w:shd w:fill="FFFFFF"/>
             <w:tcMar>
-              <w:top w:w="80" w:type="dxa"/>
-              <w:bottom w:w="80" w:type="dxa"/>
-              <w:left w:w="120" w:type="dxa"/>
-              <w:right w:w="120" w:type="dxa"/>
+              <w:top w:w="60" w:type="dxa"/>
+              <w:bottom w:w="60" w:type="dxa"/>
+              <w:left w:w="80" w:type="dxa"/>
+              <w:right w:w="80" w:type="dxa"/>
             </w:tcMar>
           </w:tcPr>
           <w:p>
             <w:r>
               <w:rPr>
                 <w:color w:val="1E1E1E"/>
-                <w:sz w:val="17"/>
+                <w:sz w:val="16"/>
               </w:rPr>
               <w:t>Demostración E-E-A-T: baremo Castex-Silva, Ley 24.557 y formación UBA.</w:t>
             </w:r>
@@ -2801,20 +2823,21 @@
       <w:tr>
         <w:tc>
           <w:tcPr>
-            <w:tcW w:type="dxa" w:w="1987"/>
+            <w:tcW w:type="dxa" w:w="1872"/>
             <w:shd w:fill="F8F9FA"/>
             <w:tcMar>
-              <w:top w:w="80" w:type="dxa"/>
-              <w:bottom w:w="80" w:type="dxa"/>
-              <w:left w:w="120" w:type="dxa"/>
-              <w:right w:w="120" w:type="dxa"/>
+              <w:top w:w="60" w:type="dxa"/>
+              <w:bottom w:w="60" w:type="dxa"/>
+              <w:left w:w="80" w:type="dxa"/>
+              <w:right w:w="80" w:type="dxa"/>
             </w:tcMar>
           </w:tcPr>
           <w:p>
             <w:r>
               <w:rPr>
+                <w:b/>
                 <w:color w:val="1E1E1E"/>
-                <w:sz w:val="17"/>
+                <w:sz w:val="16"/>
               </w:rPr>
               <w:t>4. Grupo Professional</w:t>
             </w:r>
@@ -2822,20 +2845,20 @@
         </w:tc>
         <w:tc>
           <w:tcPr>
-            <w:tcW w:type="dxa" w:w="1987"/>
+            <w:tcW w:type="dxa" w:w="2016"/>
             <w:shd w:fill="F8F9FA"/>
             <w:tcMar>
-              <w:top w:w="80" w:type="dxa"/>
-              <w:bottom w:w="80" w:type="dxa"/>
-              <w:left w:w="120" w:type="dxa"/>
-              <w:right w:w="120" w:type="dxa"/>
+              <w:top w:w="60" w:type="dxa"/>
+              <w:bottom w:w="60" w:type="dxa"/>
+              <w:left w:w="80" w:type="dxa"/>
+              <w:right w:w="80" w:type="dxa"/>
             </w:tcMar>
           </w:tcPr>
           <w:p>
             <w:r>
               <w:rPr>
                 <w:color w:val="1E1E1E"/>
-                <w:sz w:val="17"/>
+                <w:sz w:val="16"/>
               </w:rPr>
               <w:t>grupoprofessional.com.ar</w:t>
             </w:r>
@@ -2843,20 +2866,20 @@
         </w:tc>
         <w:tc>
           <w:tcPr>
-            <w:tcW w:type="dxa" w:w="1987"/>
+            <w:tcW w:type="dxa" w:w="1584"/>
             <w:shd w:fill="F8F9FA"/>
             <w:tcMar>
-              <w:top w:w="80" w:type="dxa"/>
-              <w:bottom w:w="80" w:type="dxa"/>
-              <w:left w:w="120" w:type="dxa"/>
-              <w:right w:w="120" w:type="dxa"/>
+              <w:top w:w="60" w:type="dxa"/>
+              <w:bottom w:w="60" w:type="dxa"/>
+              <w:left w:w="80" w:type="dxa"/>
+              <w:right w:w="80" w:type="dxa"/>
             </w:tcMar>
           </w:tcPr>
           <w:p>
             <w:r>
               <w:rPr>
                 <w:color w:val="1E1E1E"/>
-                <w:sz w:val="17"/>
+                <w:sz w:val="16"/>
               </w:rPr>
               <w:t>Consultoría B2B</w:t>
             </w:r>
@@ -2864,20 +2887,20 @@
         </w:tc>
         <w:tc>
           <w:tcPr>
-            <w:tcW w:type="dxa" w:w="1987"/>
+            <w:tcW w:type="dxa" w:w="2304"/>
             <w:shd w:fill="F8F9FA"/>
             <w:tcMar>
-              <w:top w:w="80" w:type="dxa"/>
-              <w:bottom w:w="80" w:type="dxa"/>
-              <w:left w:w="120" w:type="dxa"/>
-              <w:right w:w="120" w:type="dxa"/>
+              <w:top w:w="60" w:type="dxa"/>
+              <w:bottom w:w="60" w:type="dxa"/>
+              <w:left w:w="80" w:type="dxa"/>
+              <w:right w:w="80" w:type="dxa"/>
             </w:tcMar>
           </w:tcPr>
           <w:p>
             <w:r>
               <w:rPr>
                 <w:color w:val="1E1E1E"/>
-                <w:sz w:val="17"/>
+                <w:sz w:val="16"/>
               </w:rPr>
               <w:t>Tiempos lentos (&gt;3s), estética fría sin caras visibles.</w:t>
             </w:r>
@@ -2885,20 +2908,20 @@
         </w:tc>
         <w:tc>
           <w:tcPr>
-            <w:tcW w:type="dxa" w:w="1987"/>
+            <w:tcW w:type="dxa" w:w="2304"/>
             <w:shd w:fill="F8F9FA"/>
             <w:tcMar>
-              <w:top w:w="80" w:type="dxa"/>
-              <w:bottom w:w="80" w:type="dxa"/>
-              <w:left w:w="120" w:type="dxa"/>
-              <w:right w:w="120" w:type="dxa"/>
+              <w:top w:w="60" w:type="dxa"/>
+              <w:bottom w:w="60" w:type="dxa"/>
+              <w:left w:w="80" w:type="dxa"/>
+              <w:right w:w="80" w:type="dxa"/>
             </w:tcMar>
           </w:tcPr>
           <w:p>
             <w:r>
               <w:rPr>
                 <w:color w:val="1E1E1E"/>
-                <w:sz w:val="17"/>
+                <w:sz w:val="16"/>
               </w:rPr>
               <w:t>Humanización con fotos oficiales de Lic. Díaz y Lic. Dorado.</w:t>
             </w:r>
@@ -2908,20 +2931,21 @@
       <w:tr>
         <w:tc>
           <w:tcPr>
-            <w:tcW w:type="dxa" w:w="1987"/>
+            <w:tcW w:type="dxa" w:w="1872"/>
             <w:shd w:fill="FFFFFF"/>
             <w:tcMar>
-              <w:top w:w="80" w:type="dxa"/>
-              <w:bottom w:w="80" w:type="dxa"/>
-              <w:left w:w="120" w:type="dxa"/>
-              <w:right w:w="120" w:type="dxa"/>
+              <w:top w:w="60" w:type="dxa"/>
+              <w:bottom w:w="60" w:type="dxa"/>
+              <w:left w:w="80" w:type="dxa"/>
+              <w:right w:w="80" w:type="dxa"/>
             </w:tcMar>
           </w:tcPr>
           <w:p>
             <w:r>
               <w:rPr>
+                <w:b/>
                 <w:color w:val="1E1E1E"/>
-                <w:sz w:val="17"/>
+                <w:sz w:val="16"/>
               </w:rPr>
               <w:t>5. Pericias Médicas y Psic.</w:t>
             </w:r>
@@ -2929,20 +2953,20 @@
         </w:tc>
         <w:tc>
           <w:tcPr>
-            <w:tcW w:type="dxa" w:w="1987"/>
+            <w:tcW w:type="dxa" w:w="2016"/>
             <w:shd w:fill="FFFFFF"/>
             <w:tcMar>
-              <w:top w:w="80" w:type="dxa"/>
-              <w:bottom w:w="80" w:type="dxa"/>
-              <w:left w:w="120" w:type="dxa"/>
-              <w:right w:w="120" w:type="dxa"/>
+              <w:top w:w="60" w:type="dxa"/>
+              <w:bottom w:w="60" w:type="dxa"/>
+              <w:left w:w="80" w:type="dxa"/>
+              <w:right w:w="80" w:type="dxa"/>
             </w:tcMar>
           </w:tcPr>
           <w:p>
             <w:r>
               <w:rPr>
                 <w:color w:val="1E1E1E"/>
-                <w:sz w:val="17"/>
+                <w:sz w:val="16"/>
               </w:rPr>
               <w:t>periciasmedicasypsicologicas.com.ar</w:t>
             </w:r>
@@ -2950,20 +2974,20 @@
         </w:tc>
         <w:tc>
           <w:tcPr>
-            <w:tcW w:type="dxa" w:w="1987"/>
+            <w:tcW w:type="dxa" w:w="1584"/>
             <w:shd w:fill="FFFFFF"/>
             <w:tcMar>
-              <w:top w:w="80" w:type="dxa"/>
-              <w:bottom w:w="80" w:type="dxa"/>
-              <w:left w:w="120" w:type="dxa"/>
-              <w:right w:w="120" w:type="dxa"/>
+              <w:top w:w="60" w:type="dxa"/>
+              <w:bottom w:w="60" w:type="dxa"/>
+              <w:left w:w="80" w:type="dxa"/>
+              <w:right w:w="80" w:type="dxa"/>
             </w:tcMar>
           </w:tcPr>
           <w:p>
             <w:r>
               <w:rPr>
                 <w:color w:val="1E1E1E"/>
-                <w:sz w:val="17"/>
+                <w:sz w:val="16"/>
               </w:rPr>
               <w:t>Multidisciplinario</w:t>
             </w:r>
@@ -2971,20 +2995,20 @@
         </w:tc>
         <w:tc>
           <w:tcPr>
-            <w:tcW w:type="dxa" w:w="1987"/>
+            <w:tcW w:type="dxa" w:w="2304"/>
             <w:shd w:fill="FFFFFF"/>
             <w:tcMar>
-              <w:top w:w="80" w:type="dxa"/>
-              <w:bottom w:w="80" w:type="dxa"/>
-              <w:left w:w="120" w:type="dxa"/>
-              <w:right w:w="120" w:type="dxa"/>
+              <w:top w:w="60" w:type="dxa"/>
+              <w:bottom w:w="60" w:type="dxa"/>
+              <w:left w:w="80" w:type="dxa"/>
+              <w:right w:w="80" w:type="dxa"/>
             </w:tcMar>
           </w:tcPr>
           <w:p>
             <w:r>
               <w:rPr>
                 <w:color w:val="1E1E1E"/>
-                <w:sz w:val="17"/>
+                <w:sz w:val="16"/>
               </w:rPr>
               <w:t>Canibalización interna entre medicina y psicología.</w:t>
             </w:r>
@@ -2992,20 +3016,20 @@
         </w:tc>
         <w:tc>
           <w:tcPr>
-            <w:tcW w:type="dxa" w:w="1987"/>
+            <w:tcW w:type="dxa" w:w="2304"/>
             <w:shd w:fill="FFFFFF"/>
             <w:tcMar>
-              <w:top w:w="80" w:type="dxa"/>
-              <w:bottom w:w="80" w:type="dxa"/>
-              <w:left w:w="120" w:type="dxa"/>
-              <w:right w:w="120" w:type="dxa"/>
+              <w:top w:w="60" w:type="dxa"/>
+              <w:bottom w:w="60" w:type="dxa"/>
+              <w:left w:w="80" w:type="dxa"/>
+              <w:right w:w="80" w:type="dxa"/>
             </w:tcMar>
           </w:tcPr>
           <w:p>
             <w:r>
               <w:rPr>
                 <w:color w:val="1E1E1E"/>
-                <w:sz w:val="17"/>
+                <w:sz w:val="16"/>
               </w:rPr>
               <w:t>Foco 100% psicológico y forense sin dispersión temática.</w:t>
             </w:r>
@@ -3015,20 +3039,21 @@
       <w:tr>
         <w:tc>
           <w:tcPr>
-            <w:tcW w:type="dxa" w:w="1987"/>
+            <w:tcW w:type="dxa" w:w="1872"/>
             <w:shd w:fill="F8F9FA"/>
             <w:tcMar>
-              <w:top w:w="80" w:type="dxa"/>
-              <w:bottom w:w="80" w:type="dxa"/>
-              <w:left w:w="120" w:type="dxa"/>
-              <w:right w:w="120" w:type="dxa"/>
+              <w:top w:w="60" w:type="dxa"/>
+              <w:bottom w:w="60" w:type="dxa"/>
+              <w:left w:w="80" w:type="dxa"/>
+              <w:right w:w="80" w:type="dxa"/>
             </w:tcMar>
           </w:tcPr>
           <w:p>
             <w:r>
               <w:rPr>
+                <w:b/>
                 <w:color w:val="1E1E1E"/>
-                <w:sz w:val="17"/>
+                <w:sz w:val="16"/>
               </w:rPr>
               <w:t>6. Psicología Forense Arg.</w:t>
             </w:r>
@@ -3036,20 +3061,20 @@
         </w:tc>
         <w:tc>
           <w:tcPr>
-            <w:tcW w:type="dxa" w:w="1987"/>
+            <w:tcW w:type="dxa" w:w="2016"/>
             <w:shd w:fill="F8F9FA"/>
             <w:tcMar>
-              <w:top w:w="80" w:type="dxa"/>
-              <w:bottom w:w="80" w:type="dxa"/>
-              <w:left w:w="120" w:type="dxa"/>
-              <w:right w:w="120" w:type="dxa"/>
+              <w:top w:w="60" w:type="dxa"/>
+              <w:bottom w:w="60" w:type="dxa"/>
+              <w:left w:w="80" w:type="dxa"/>
+              <w:right w:w="80" w:type="dxa"/>
             </w:tcMar>
           </w:tcPr>
           <w:p>
             <w:r>
               <w:rPr>
                 <w:color w:val="1E1E1E"/>
-                <w:sz w:val="17"/>
+                <w:sz w:val="16"/>
               </w:rPr>
               <w:t>psicologiaforenseargentina.com</w:t>
             </w:r>
@@ -3057,20 +3082,20 @@
         </w:tc>
         <w:tc>
           <w:tcPr>
-            <w:tcW w:type="dxa" w:w="1987"/>
+            <w:tcW w:type="dxa" w:w="1584"/>
             <w:shd w:fill="F8F9FA"/>
             <w:tcMar>
-              <w:top w:w="80" w:type="dxa"/>
-              <w:bottom w:w="80" w:type="dxa"/>
-              <w:left w:w="120" w:type="dxa"/>
-              <w:right w:w="120" w:type="dxa"/>
+              <w:top w:w="60" w:type="dxa"/>
+              <w:bottom w:w="60" w:type="dxa"/>
+              <w:left w:w="80" w:type="dxa"/>
+              <w:right w:w="80" w:type="dxa"/>
             </w:tcMar>
           </w:tcPr>
           <w:p>
             <w:r>
               <w:rPr>
                 <w:color w:val="1E1E1E"/>
-                <w:sz w:val="17"/>
+                <w:sz w:val="16"/>
               </w:rPr>
               <w:t>Blog Teórico</w:t>
             </w:r>
@@ -3078,20 +3103,20 @@
         </w:tc>
         <w:tc>
           <w:tcPr>
-            <w:tcW w:type="dxa" w:w="1987"/>
+            <w:tcW w:type="dxa" w:w="2304"/>
             <w:shd w:fill="F8F9FA"/>
             <w:tcMar>
-              <w:top w:w="80" w:type="dxa"/>
-              <w:bottom w:w="80" w:type="dxa"/>
-              <w:left w:w="120" w:type="dxa"/>
-              <w:right w:w="120" w:type="dxa"/>
+              <w:top w:w="60" w:type="dxa"/>
+              <w:bottom w:w="60" w:type="dxa"/>
+              <w:left w:w="80" w:type="dxa"/>
+              <w:right w:w="80" w:type="dxa"/>
             </w:tcMar>
           </w:tcPr>
           <w:p>
             <w:r>
               <w:rPr>
                 <w:color w:val="1E1E1E"/>
-                <w:sz w:val="17"/>
+                <w:sz w:val="16"/>
               </w:rPr>
               <w:t>Contenido puramente teórico sin llamados a la acción.</w:t>
             </w:r>
@@ -3099,20 +3124,20 @@
         </w:tc>
         <w:tc>
           <w:tcPr>
-            <w:tcW w:type="dxa" w:w="1987"/>
+            <w:tcW w:type="dxa" w:w="2304"/>
             <w:shd w:fill="F8F9FA"/>
             <w:tcMar>
-              <w:top w:w="80" w:type="dxa"/>
-              <w:bottom w:w="80" w:type="dxa"/>
-              <w:left w:w="120" w:type="dxa"/>
-              <w:right w:w="120" w:type="dxa"/>
+              <w:top w:w="60" w:type="dxa"/>
+              <w:bottom w:w="60" w:type="dxa"/>
+              <w:left w:w="80" w:type="dxa"/>
+              <w:right w:w="80" w:type="dxa"/>
             </w:tcMar>
           </w:tcPr>
           <w:p>
             <w:r>
               <w:rPr>
                 <w:color w:val="1E1E1E"/>
-                <w:sz w:val="17"/>
+                <w:sz w:val="16"/>
               </w:rPr>
               <w:t>Conversión transaccional en 1 clic hacia WhatsApp por servicio.</w:t>
             </w:r>
@@ -3122,20 +3147,21 @@
       <w:tr>
         <w:tc>
           <w:tcPr>
-            <w:tcW w:type="dxa" w:w="1987"/>
+            <w:tcW w:type="dxa" w:w="1872"/>
             <w:shd w:fill="FFFFFF"/>
             <w:tcMar>
-              <w:top w:w="80" w:type="dxa"/>
-              <w:bottom w:w="80" w:type="dxa"/>
-              <w:left w:w="120" w:type="dxa"/>
-              <w:right w:w="120" w:type="dxa"/>
+              <w:top w:w="60" w:type="dxa"/>
+              <w:bottom w:w="60" w:type="dxa"/>
+              <w:left w:w="80" w:type="dxa"/>
+              <w:right w:w="80" w:type="dxa"/>
             </w:tcMar>
           </w:tcPr>
           <w:p>
             <w:r>
               <w:rPr>
+                <w:b/>
                 <w:color w:val="1E1E1E"/>
-                <w:sz w:val="17"/>
+                <w:sz w:val="16"/>
               </w:rPr>
               <w:t>7. Consultores Periciales</w:t>
             </w:r>
@@ -3143,20 +3169,20 @@
         </w:tc>
         <w:tc>
           <w:tcPr>
-            <w:tcW w:type="dxa" w:w="1987"/>
+            <w:tcW w:type="dxa" w:w="2016"/>
             <w:shd w:fill="FFFFFF"/>
             <w:tcMar>
-              <w:top w:w="80" w:type="dxa"/>
-              <w:bottom w:w="80" w:type="dxa"/>
-              <w:left w:w="120" w:type="dxa"/>
-              <w:right w:w="120" w:type="dxa"/>
+              <w:top w:w="60" w:type="dxa"/>
+              <w:bottom w:w="60" w:type="dxa"/>
+              <w:left w:w="80" w:type="dxa"/>
+              <w:right w:w="80" w:type="dxa"/>
             </w:tcMar>
           </w:tcPr>
           <w:p>
             <w:r>
               <w:rPr>
                 <w:color w:val="1E1E1E"/>
-                <w:sz w:val="17"/>
+                <w:sz w:val="16"/>
               </w:rPr>
               <w:t>consultorespericiales.com.ar</w:t>
             </w:r>
@@ -3164,20 +3190,20 @@
         </w:tc>
         <w:tc>
           <w:tcPr>
-            <w:tcW w:type="dxa" w:w="1987"/>
+            <w:tcW w:type="dxa" w:w="1584"/>
             <w:shd w:fill="FFFFFF"/>
             <w:tcMar>
-              <w:top w:w="80" w:type="dxa"/>
-              <w:bottom w:w="80" w:type="dxa"/>
-              <w:left w:w="120" w:type="dxa"/>
-              <w:right w:w="120" w:type="dxa"/>
+              <w:top w:w="60" w:type="dxa"/>
+              <w:bottom w:w="60" w:type="dxa"/>
+              <w:left w:w="80" w:type="dxa"/>
+              <w:right w:w="80" w:type="dxa"/>
             </w:tcMar>
           </w:tcPr>
           <w:p>
             <w:r>
               <w:rPr>
                 <w:color w:val="1E1E1E"/>
-                <w:sz w:val="17"/>
+                <w:sz w:val="16"/>
               </w:rPr>
               <w:t>Pericias Judiciales</w:t>
             </w:r>
@@ -3185,20 +3211,20 @@
         </w:tc>
         <w:tc>
           <w:tcPr>
-            <w:tcW w:type="dxa" w:w="1987"/>
+            <w:tcW w:type="dxa" w:w="2304"/>
             <w:shd w:fill="FFFFFF"/>
             <w:tcMar>
-              <w:top w:w="80" w:type="dxa"/>
-              <w:bottom w:w="80" w:type="dxa"/>
-              <w:left w:w="120" w:type="dxa"/>
-              <w:right w:w="120" w:type="dxa"/>
+              <w:top w:w="60" w:type="dxa"/>
+              <w:bottom w:w="60" w:type="dxa"/>
+              <w:left w:w="80" w:type="dxa"/>
+              <w:right w:w="80" w:type="dxa"/>
             </w:tcMar>
           </w:tcPr>
           <w:p>
             <w:r>
               <w:rPr>
                 <w:color w:val="1E1E1E"/>
-                <w:sz w:val="17"/>
+                <w:sz w:val="16"/>
               </w:rPr>
               <w:t>Enfoque en ingenieros y contadores; psicología secundaria.</w:t>
             </w:r>
@@ -3206,20 +3232,20 @@
         </w:tc>
         <w:tc>
           <w:tcPr>
-            <w:tcW w:type="dxa" w:w="1987"/>
+            <w:tcW w:type="dxa" w:w="2304"/>
             <w:shd w:fill="FFFFFF"/>
             <w:tcMar>
-              <w:top w:w="80" w:type="dxa"/>
-              <w:bottom w:w="80" w:type="dxa"/>
-              <w:left w:w="120" w:type="dxa"/>
-              <w:right w:w="120" w:type="dxa"/>
+              <w:top w:w="60" w:type="dxa"/>
+              <w:bottom w:w="60" w:type="dxa"/>
+              <w:left w:w="80" w:type="dxa"/>
+              <w:right w:w="80" w:type="dxa"/>
             </w:tcMar>
           </w:tcPr>
           <w:p>
             <w:r>
               <w:rPr>
                 <w:color w:val="1E1E1E"/>
-                <w:sz w:val="17"/>
+                <w:sz w:val="16"/>
               </w:rPr>
               <w:t>Posicionamiento como especialistas periciales en CABA y Zona Sur.</w:t>
             </w:r>
@@ -3229,20 +3255,21 @@
       <w:tr>
         <w:tc>
           <w:tcPr>
-            <w:tcW w:type="dxa" w:w="1987"/>
+            <w:tcW w:type="dxa" w:w="1872"/>
             <w:shd w:fill="F8F9FA"/>
             <w:tcMar>
-              <w:top w:w="80" w:type="dxa"/>
-              <w:bottom w:w="80" w:type="dxa"/>
-              <w:left w:w="120" w:type="dxa"/>
-              <w:right w:w="120" w:type="dxa"/>
+              <w:top w:w="60" w:type="dxa"/>
+              <w:bottom w:w="60" w:type="dxa"/>
+              <w:left w:w="80" w:type="dxa"/>
+              <w:right w:w="80" w:type="dxa"/>
             </w:tcMar>
           </w:tcPr>
           <w:p>
             <w:r>
               <w:rPr>
+                <w:b/>
                 <w:color w:val="1E1E1E"/>
-                <w:sz w:val="17"/>
+                <w:sz w:val="16"/>
               </w:rPr>
               <w:t>8. Apto Psicológico Web</w:t>
             </w:r>
@@ -3250,20 +3277,20 @@
         </w:tc>
         <w:tc>
           <w:tcPr>
-            <w:tcW w:type="dxa" w:w="1987"/>
+            <w:tcW w:type="dxa" w:w="2016"/>
             <w:shd w:fill="F8F9FA"/>
             <w:tcMar>
-              <w:top w:w="80" w:type="dxa"/>
-              <w:bottom w:w="80" w:type="dxa"/>
-              <w:left w:w="120" w:type="dxa"/>
-              <w:right w:w="120" w:type="dxa"/>
+              <w:top w:w="60" w:type="dxa"/>
+              <w:bottom w:w="60" w:type="dxa"/>
+              <w:left w:w="80" w:type="dxa"/>
+              <w:right w:w="80" w:type="dxa"/>
             </w:tcMar>
           </w:tcPr>
           <w:p>
             <w:r>
               <w:rPr>
                 <w:color w:val="1E1E1E"/>
-                <w:sz w:val="17"/>
+                <w:sz w:val="16"/>
               </w:rPr>
               <w:t>apto-psicologico.com.ar</w:t>
             </w:r>
@@ -3271,20 +3298,20 @@
         </w:tc>
         <w:tc>
           <w:tcPr>
-            <w:tcW w:type="dxa" w:w="1987"/>
+            <w:tcW w:type="dxa" w:w="1584"/>
             <w:shd w:fill="F8F9FA"/>
             <w:tcMar>
-              <w:top w:w="80" w:type="dxa"/>
-              <w:bottom w:w="80" w:type="dxa"/>
-              <w:left w:w="120" w:type="dxa"/>
-              <w:right w:w="120" w:type="dxa"/>
+              <w:top w:w="60" w:type="dxa"/>
+              <w:bottom w:w="60" w:type="dxa"/>
+              <w:left w:w="80" w:type="dxa"/>
+              <w:right w:w="80" w:type="dxa"/>
             </w:tcMar>
           </w:tcPr>
           <w:p>
             <w:r>
               <w:rPr>
                 <w:color w:val="1E1E1E"/>
-                <w:sz w:val="17"/>
+                <w:sz w:val="16"/>
               </w:rPr>
               <w:t>Trámites Rápidos</w:t>
             </w:r>
@@ -3292,20 +3319,20 @@
         </w:tc>
         <w:tc>
           <w:tcPr>
-            <w:tcW w:type="dxa" w:w="1987"/>
+            <w:tcW w:type="dxa" w:w="2304"/>
             <w:shd w:fill="F8F9FA"/>
             <w:tcMar>
-              <w:top w:w="80" w:type="dxa"/>
-              <w:bottom w:w="80" w:type="dxa"/>
-              <w:left w:w="120" w:type="dxa"/>
-              <w:right w:w="120" w:type="dxa"/>
+              <w:top w:w="60" w:type="dxa"/>
+              <w:bottom w:w="60" w:type="dxa"/>
+              <w:left w:w="80" w:type="dxa"/>
+              <w:right w:w="80" w:type="dxa"/>
             </w:tcMar>
           </w:tcPr>
           <w:p>
             <w:r>
               <w:rPr>
                 <w:color w:val="1E1E1E"/>
-                <w:sz w:val="17"/>
+                <w:sz w:val="16"/>
               </w:rPr>
               <w:t>Solo registro de conducir básico; sin alcance laboral.</w:t>
             </w:r>
@@ -3313,20 +3340,20 @@
         </w:tc>
         <w:tc>
           <w:tcPr>
-            <w:tcW w:type="dxa" w:w="1987"/>
+            <w:tcW w:type="dxa" w:w="2304"/>
             <w:shd w:fill="F8F9FA"/>
             <w:tcMar>
-              <w:top w:w="80" w:type="dxa"/>
-              <w:bottom w:w="80" w:type="dxa"/>
-              <w:left w:w="120" w:type="dxa"/>
-              <w:right w:w="120" w:type="dxa"/>
+              <w:top w:w="60" w:type="dxa"/>
+              <w:bottom w:w="60" w:type="dxa"/>
+              <w:left w:w="80" w:type="dxa"/>
+              <w:right w:w="80" w:type="dxa"/>
             </w:tcMar>
           </w:tcPr>
           <w:p>
             <w:r>
               <w:rPr>
                 <w:color w:val="1E1E1E"/>
-                <w:sz w:val="17"/>
+                <w:sz w:val="16"/>
               </w:rPr>
               <w:t>Cobertura completa: ANMaC, Docentes, Selección de Personal y Judicial.</w:t>
             </w:r>
@@ -3336,20 +3363,21 @@
       <w:tr>
         <w:tc>
           <w:tcPr>
-            <w:tcW w:type="dxa" w:w="1987"/>
+            <w:tcW w:type="dxa" w:w="1872"/>
             <w:shd w:fill="FFFFFF"/>
             <w:tcMar>
-              <w:top w:w="80" w:type="dxa"/>
-              <w:bottom w:w="80" w:type="dxa"/>
-              <w:left w:w="120" w:type="dxa"/>
-              <w:right w:w="120" w:type="dxa"/>
+              <w:top w:w="60" w:type="dxa"/>
+              <w:bottom w:w="60" w:type="dxa"/>
+              <w:left w:w="80" w:type="dxa"/>
+              <w:right w:w="80" w:type="dxa"/>
             </w:tcMar>
           </w:tcPr>
           <w:p>
             <w:r>
               <w:rPr>
+                <w:b/>
                 <w:color w:val="1E1E1E"/>
-                <w:sz w:val="17"/>
+                <w:sz w:val="16"/>
               </w:rPr>
               <w:t>9. Peritajes Psicológicos</w:t>
             </w:r>
@@ -3357,20 +3385,20 @@
         </w:tc>
         <w:tc>
           <w:tcPr>
-            <w:tcW w:type="dxa" w:w="1987"/>
+            <w:tcW w:type="dxa" w:w="2016"/>
             <w:shd w:fill="FFFFFF"/>
             <w:tcMar>
-              <w:top w:w="80" w:type="dxa"/>
-              <w:bottom w:w="80" w:type="dxa"/>
-              <w:left w:w="120" w:type="dxa"/>
-              <w:right w:w="120" w:type="dxa"/>
+              <w:top w:w="60" w:type="dxa"/>
+              <w:bottom w:w="60" w:type="dxa"/>
+              <w:left w:w="80" w:type="dxa"/>
+              <w:right w:w="80" w:type="dxa"/>
             </w:tcMar>
           </w:tcPr>
           <w:p>
             <w:r>
               <w:rPr>
                 <w:color w:val="1E1E1E"/>
-                <w:sz w:val="17"/>
+                <w:sz w:val="16"/>
               </w:rPr>
               <w:t>peritajespsicologicos.com.ar</w:t>
             </w:r>
@@ -3378,20 +3406,20 @@
         </w:tc>
         <w:tc>
           <w:tcPr>
-            <w:tcW w:type="dxa" w:w="1987"/>
+            <w:tcW w:type="dxa" w:w="1584"/>
             <w:shd w:fill="FFFFFF"/>
             <w:tcMar>
-              <w:top w:w="80" w:type="dxa"/>
-              <w:bottom w:w="80" w:type="dxa"/>
-              <w:left w:w="120" w:type="dxa"/>
-              <w:right w:w="120" w:type="dxa"/>
+              <w:top w:w="60" w:type="dxa"/>
+              <w:bottom w:w="60" w:type="dxa"/>
+              <w:left w:w="80" w:type="dxa"/>
+              <w:right w:w="80" w:type="dxa"/>
             </w:tcMar>
           </w:tcPr>
           <w:p>
             <w:r>
               <w:rPr>
                 <w:color w:val="1E1E1E"/>
-                <w:sz w:val="17"/>
+                <w:sz w:val="16"/>
               </w:rPr>
               <w:t>Civil / Familia</w:t>
             </w:r>
@@ -3399,20 +3427,20 @@
         </w:tc>
         <w:tc>
           <w:tcPr>
-            <w:tcW w:type="dxa" w:w="1987"/>
+            <w:tcW w:type="dxa" w:w="2304"/>
             <w:shd w:fill="FFFFFF"/>
             <w:tcMar>
-              <w:top w:w="80" w:type="dxa"/>
-              <w:bottom w:w="80" w:type="dxa"/>
-              <w:left w:w="120" w:type="dxa"/>
-              <w:right w:w="120" w:type="dxa"/>
+              <w:top w:w="60" w:type="dxa"/>
+              <w:bottom w:w="60" w:type="dxa"/>
+              <w:left w:w="80" w:type="dxa"/>
+              <w:right w:w="80" w:type="dxa"/>
             </w:tcMar>
           </w:tcPr>
           <w:p>
             <w:r>
               <w:rPr>
                 <w:color w:val="1E1E1E"/>
-                <w:sz w:val="17"/>
+                <w:sz w:val="16"/>
               </w:rPr>
               <w:t>Sitio estático sin actualización ni redes.</w:t>
             </w:r>
@@ -3420,20 +3448,20 @@
         </w:tc>
         <w:tc>
           <w:tcPr>
-            <w:tcW w:type="dxa" w:w="1987"/>
+            <w:tcW w:type="dxa" w:w="2304"/>
             <w:shd w:fill="FFFFFF"/>
             <w:tcMar>
-              <w:top w:w="80" w:type="dxa"/>
-              <w:bottom w:w="80" w:type="dxa"/>
-              <w:left w:w="120" w:type="dxa"/>
-              <w:right w:w="120" w:type="dxa"/>
+              <w:top w:w="60" w:type="dxa"/>
+              <w:bottom w:w="60" w:type="dxa"/>
+              <w:left w:w="80" w:type="dxa"/>
+              <w:right w:w="80" w:type="dxa"/>
             </w:tcMar>
           </w:tcPr>
           <w:p>
             <w:r>
               <w:rPr>
                 <w:color w:val="1E1E1E"/>
-                <w:sz w:val="17"/>
+                <w:sz w:val="16"/>
               </w:rPr>
               <w:t>Integración con Instagram y publicaciones de casos de estudio.</w:t>
             </w:r>
@@ -3443,20 +3471,21 @@
       <w:tr>
         <w:tc>
           <w:tcPr>
-            <w:tcW w:type="dxa" w:w="1987"/>
+            <w:tcW w:type="dxa" w:w="1872"/>
             <w:shd w:fill="F8F9FA"/>
             <w:tcMar>
-              <w:top w:w="80" w:type="dxa"/>
-              <w:bottom w:w="80" w:type="dxa"/>
-              <w:left w:w="120" w:type="dxa"/>
-              <w:right w:w="120" w:type="dxa"/>
+              <w:top w:w="60" w:type="dxa"/>
+              <w:bottom w:w="60" w:type="dxa"/>
+              <w:left w:w="80" w:type="dxa"/>
+              <w:right w:w="80" w:type="dxa"/>
             </w:tcMar>
           </w:tcPr>
           <w:p>
             <w:r>
               <w:rPr>
+                <w:b/>
                 <w:color w:val="1E1E1E"/>
-                <w:sz w:val="17"/>
+                <w:sz w:val="16"/>
               </w:rPr>
               <w:t>10. Peritos Forenses Guía</w:t>
             </w:r>
@@ -3464,20 +3493,20 @@
         </w:tc>
         <w:tc>
           <w:tcPr>
-            <w:tcW w:type="dxa" w:w="1987"/>
+            <w:tcW w:type="dxa" w:w="2016"/>
             <w:shd w:fill="F8F9FA"/>
             <w:tcMar>
-              <w:top w:w="80" w:type="dxa"/>
-              <w:bottom w:w="80" w:type="dxa"/>
-              <w:left w:w="120" w:type="dxa"/>
-              <w:right w:w="120" w:type="dxa"/>
+              <w:top w:w="60" w:type="dxa"/>
+              <w:bottom w:w="60" w:type="dxa"/>
+              <w:left w:w="80" w:type="dxa"/>
+              <w:right w:w="80" w:type="dxa"/>
             </w:tcMar>
           </w:tcPr>
           <w:p>
             <w:r>
               <w:rPr>
                 <w:color w:val="1E1E1E"/>
-                <w:sz w:val="17"/>
+                <w:sz w:val="16"/>
               </w:rPr>
               <w:t>peritosforenses.com.ar</w:t>
             </w:r>
@@ -3485,20 +3514,20 @@
         </w:tc>
         <w:tc>
           <w:tcPr>
-            <w:tcW w:type="dxa" w:w="1987"/>
+            <w:tcW w:type="dxa" w:w="1584"/>
             <w:shd w:fill="F8F9FA"/>
             <w:tcMar>
-              <w:top w:w="80" w:type="dxa"/>
-              <w:bottom w:w="80" w:type="dxa"/>
-              <w:left w:w="120" w:type="dxa"/>
-              <w:right w:w="120" w:type="dxa"/>
+              <w:top w:w="60" w:type="dxa"/>
+              <w:bottom w:w="60" w:type="dxa"/>
+              <w:left w:w="80" w:type="dxa"/>
+              <w:right w:w="80" w:type="dxa"/>
             </w:tcMar>
           </w:tcPr>
           <w:p>
             <w:r>
               <w:rPr>
                 <w:color w:val="1E1E1E"/>
-                <w:sz w:val="17"/>
+                <w:sz w:val="16"/>
               </w:rPr>
               <w:t>Directorio General</w:t>
             </w:r>
@@ -3506,20 +3535,20 @@
         </w:tc>
         <w:tc>
           <w:tcPr>
-            <w:tcW w:type="dxa" w:w="1987"/>
+            <w:tcW w:type="dxa" w:w="2304"/>
             <w:shd w:fill="F8F9FA"/>
             <w:tcMar>
-              <w:top w:w="80" w:type="dxa"/>
-              <w:bottom w:w="80" w:type="dxa"/>
-              <w:left w:w="120" w:type="dxa"/>
-              <w:right w:w="120" w:type="dxa"/>
+              <w:top w:w="60" w:type="dxa"/>
+              <w:bottom w:w="60" w:type="dxa"/>
+              <w:left w:w="80" w:type="dxa"/>
+              <w:right w:w="80" w:type="dxa"/>
             </w:tcMar>
           </w:tcPr>
           <w:p>
             <w:r>
               <w:rPr>
                 <w:color w:val="1E1E1E"/>
-                <w:sz w:val="17"/>
+                <w:sz w:val="16"/>
               </w:rPr>
               <w:t>Directorio genérico sin respaldo técnico procesal.</w:t>
             </w:r>
@@ -3527,20 +3556,20 @@
         </w:tc>
         <w:tc>
           <w:tcPr>
-            <w:tcW w:type="dxa" w:w="1987"/>
+            <w:tcW w:type="dxa" w:w="2304"/>
             <w:shd w:fill="F8F9FA"/>
             <w:tcMar>
-              <w:top w:w="80" w:type="dxa"/>
-              <w:bottom w:w="80" w:type="dxa"/>
-              <w:left w:w="120" w:type="dxa"/>
-              <w:right w:w="120" w:type="dxa"/>
+              <w:top w:w="60" w:type="dxa"/>
+              <w:bottom w:w="60" w:type="dxa"/>
+              <w:left w:w="80" w:type="dxa"/>
+              <w:right w:w="80" w:type="dxa"/>
             </w:tcMar>
           </w:tcPr>
           <w:p>
             <w:r>
               <w:rPr>
                 <w:color w:val="1E1E1E"/>
-                <w:sz w:val="17"/>
+                <w:sz w:val="16"/>
               </w:rPr>
               <w:t>Atención directa por peritas matriculadas en PJN y SCBA.</w:t>
             </w:r>
@@ -3573,7 +3602,70 @@
           <w:color w:val="1E1E1E"/>
           <w:sz w:val="20"/>
         </w:rPr>
-        <w:t>Categorización de búsquedas en Google Argentina por volumen, dificultad y potencial de captación:</w:t>
+        <w:t>Esta sección analiza qué busca la gente en Google Argentina y dónde está la mayor oportunidad comercial para conseguir clientes. A continuación se explica en detalle qué significa cada columna:</w:t>
+      </w:r>
+    </w:p>
+    <w:p>
+      <w:pPr>
+        <w:pStyle w:val="ListBullet"/>
+        <w:spacing w:after="60" w:line="276" w:lineRule="auto"/>
+      </w:pPr>
+      <w:r>
+        <w:rPr>
+          <w:b/>
+          <w:color w:val="152836"/>
+          <w:sz w:val="19"/>
+        </w:rPr>
+        <w:t xml:space="preserve">Dificultad SEO (Escala 0 a 100): </w:t>
+      </w:r>
+      <w:r>
+        <w:rPr>
+          <w:color w:val="1E1E1E"/>
+          <w:sz w:val="19"/>
+        </w:rPr>
+        <w:t>Mide qué tan fácil o difícil es ganarle a los competidores actuales en Google. Un valor menor a 35 significa que los competidores tienen páginas descuidadas y podemos superarlos rápidamente.</w:t>
+      </w:r>
+    </w:p>
+    <w:p>
+      <w:pPr>
+        <w:pStyle w:val="ListBullet"/>
+        <w:spacing w:after="60" w:line="276" w:lineRule="auto"/>
+      </w:pPr>
+      <w:r>
+        <w:rPr>
+          <w:b/>
+          <w:color w:val="152836"/>
+          <w:sz w:val="19"/>
+        </w:rPr>
+        <w:t xml:space="preserve">Potencial Comercial (Escala 1 a 10): </w:t>
+      </w:r>
+      <w:r>
+        <w:rPr>
+          <w:color w:val="1E1E1E"/>
+          <w:sz w:val="19"/>
+        </w:rPr>
+        <w:t>Mide qué tan probable es que la persona que busca eso termine contratando un servicio pago. A mayor puntuación, mayor es la intención de compra directa.</w:t>
+      </w:r>
+    </w:p>
+    <w:p>
+      <w:pPr>
+        <w:pStyle w:val="ListBullet"/>
+        <w:spacing w:after="60" w:line="276" w:lineRule="auto"/>
+      </w:pPr>
+      <w:r>
+        <w:rPr>
+          <w:b/>
+          <w:color w:val="152836"/>
+          <w:sz w:val="19"/>
+        </w:rPr>
+        <w:t xml:space="preserve">Landing Comercial vs Artículo de Blog: </w:t>
+      </w:r>
+      <w:r>
+        <w:rPr>
+          <w:color w:val="1E1E1E"/>
+          <w:sz w:val="19"/>
+        </w:rPr>
+        <w:t>Una "Landing Comercial" es una página de venta directa con fotos, testimonios y botón de WhatsApp. Un "Artículo de Blog" es una nota técnica explicativa que atrae a abogados o particulares que están investigando en Google.</w:t>
       </w:r>
     </w:p>
     <w:tbl>
@@ -3583,22 +3675,22 @@
         <w:tblLook w:firstColumn="1" w:firstRow="1" w:lastColumn="0" w:lastRow="0" w:noHBand="0" w:noVBand="1" w:val="04A0"/>
       </w:tblPr>
       <w:tblGrid>
-        <w:gridCol w:w="1987"/>
-        <w:gridCol w:w="1987"/>
-        <w:gridCol w:w="1987"/>
-        <w:gridCol w:w="1987"/>
-        <w:gridCol w:w="1987"/>
+        <w:gridCol w:w="2016"/>
+        <w:gridCol w:w="2016"/>
+        <w:gridCol w:w="2016"/>
+        <w:gridCol w:w="2016"/>
+        <w:gridCol w:w="2016"/>
       </w:tblGrid>
       <w:tr>
         <w:tc>
           <w:tcPr>
-            <w:tcW w:type="dxa" w:w="1987"/>
+            <w:tcW w:type="dxa" w:w="2304"/>
             <w:shd w:fill="152836"/>
             <w:tcMar>
-              <w:top w:w="100" w:type="dxa"/>
-              <w:bottom w:w="100" w:type="dxa"/>
-              <w:left w:w="120" w:type="dxa"/>
-              <w:right w:w="120" w:type="dxa"/>
+              <w:top w:w="80" w:type="dxa"/>
+              <w:bottom w:w="80" w:type="dxa"/>
+              <w:left w:w="100" w:type="dxa"/>
+              <w:right w:w="100" w:type="dxa"/>
             </w:tcMar>
           </w:tcPr>
           <w:p>
@@ -3609,21 +3701,21 @@
               <w:rPr>
                 <w:b/>
                 <w:color w:val="FFFFFF"/>
-                <w:sz w:val="18"/>
+                <w:sz w:val="17"/>
               </w:rPr>
-              <w:t>Tema / Término de Búsqueda</w:t>
+              <w:t>Servicio / Búsqueda</w:t>
             </w:r>
           </w:p>
         </w:tc>
         <w:tc>
           <w:tcPr>
-            <w:tcW w:type="dxa" w:w="1987"/>
+            <w:tcW w:type="dxa" w:w="1296"/>
             <w:shd w:fill="152836"/>
             <w:tcMar>
-              <w:top w:w="100" w:type="dxa"/>
-              <w:bottom w:w="100" w:type="dxa"/>
-              <w:left w:w="120" w:type="dxa"/>
-              <w:right w:w="120" w:type="dxa"/>
+              <w:top w:w="80" w:type="dxa"/>
+              <w:bottom w:w="80" w:type="dxa"/>
+              <w:left w:w="100" w:type="dxa"/>
+              <w:right w:w="100" w:type="dxa"/>
             </w:tcMar>
           </w:tcPr>
           <w:p>
@@ -3634,21 +3726,21 @@
               <w:rPr>
                 <w:b/>
                 <w:color w:val="FFFFFF"/>
-                <w:sz w:val="18"/>
+                <w:sz w:val="17"/>
               </w:rPr>
-              <w:t>Volumen Mensual</w:t>
+              <w:t>Búsquedas / Mes</w:t>
             </w:r>
           </w:p>
         </w:tc>
         <w:tc>
           <w:tcPr>
-            <w:tcW w:type="dxa" w:w="1987"/>
+            <w:tcW w:type="dxa" w:w="1584"/>
             <w:shd w:fill="152836"/>
             <w:tcMar>
-              <w:top w:w="100" w:type="dxa"/>
-              <w:bottom w:w="100" w:type="dxa"/>
-              <w:left w:w="120" w:type="dxa"/>
-              <w:right w:w="120" w:type="dxa"/>
+              <w:top w:w="80" w:type="dxa"/>
+              <w:bottom w:w="80" w:type="dxa"/>
+              <w:left w:w="100" w:type="dxa"/>
+              <w:right w:w="100" w:type="dxa"/>
             </w:tcMar>
           </w:tcPr>
           <w:p>
@@ -3659,7 +3751,7 @@
               <w:rPr>
                 <w:b/>
                 <w:color w:val="FFFFFF"/>
-                <w:sz w:val="18"/>
+                <w:sz w:val="17"/>
               </w:rPr>
               <w:t>Dificultad SEO</w:t>
             </w:r>
@@ -3667,13 +3759,13 @@
         </w:tc>
         <w:tc>
           <w:tcPr>
-            <w:tcW w:type="dxa" w:w="1987"/>
+            <w:tcW w:type="dxa" w:w="2016"/>
             <w:shd w:fill="152836"/>
             <w:tcMar>
-              <w:top w:w="100" w:type="dxa"/>
-              <w:bottom w:w="100" w:type="dxa"/>
-              <w:left w:w="120" w:type="dxa"/>
-              <w:right w:w="120" w:type="dxa"/>
+              <w:top w:w="80" w:type="dxa"/>
+              <w:bottom w:w="80" w:type="dxa"/>
+              <w:left w:w="100" w:type="dxa"/>
+              <w:right w:w="100" w:type="dxa"/>
             </w:tcMar>
           </w:tcPr>
           <w:p>
@@ -3684,21 +3776,21 @@
               <w:rPr>
                 <w:b/>
                 <w:color w:val="FFFFFF"/>
-                <w:sz w:val="18"/>
+                <w:sz w:val="17"/>
               </w:rPr>
-              <w:t>Potencial</w:t>
+              <w:t>Potencial Comercial</w:t>
             </w:r>
           </w:p>
         </w:tc>
         <w:tc>
           <w:tcPr>
-            <w:tcW w:type="dxa" w:w="1987"/>
+            <w:tcW w:type="dxa" w:w="2880"/>
             <w:shd w:fill="152836"/>
             <w:tcMar>
-              <w:top w:w="100" w:type="dxa"/>
-              <w:bottom w:w="100" w:type="dxa"/>
-              <w:left w:w="120" w:type="dxa"/>
-              <w:right w:w="120" w:type="dxa"/>
+              <w:top w:w="80" w:type="dxa"/>
+              <w:bottom w:w="80" w:type="dxa"/>
+              <w:left w:w="100" w:type="dxa"/>
+              <w:right w:w="100" w:type="dxa"/>
             </w:tcMar>
           </w:tcPr>
           <w:p>
@@ -3709,9 +3801,9 @@
               <w:rPr>
                 <w:b/>
                 <w:color w:val="FFFFFF"/>
-                <w:sz w:val="18"/>
+                <w:sz w:val="17"/>
               </w:rPr>
-              <w:t>Tipo de Contenido Recomendado</w:t>
+              <w:t>Qué Recomendamos Crear</w:t>
             </w:r>
           </w:p>
         </w:tc>
@@ -3719,41 +3811,42 @@
       <w:tr>
         <w:tc>
           <w:tcPr>
-            <w:tcW w:type="dxa" w:w="1987"/>
+            <w:tcW w:type="dxa" w:w="2304"/>
             <w:shd w:fill="FFFFFF"/>
             <w:tcMar>
-              <w:top w:w="80" w:type="dxa"/>
-              <w:bottom w:w="80" w:type="dxa"/>
-              <w:left w:w="120" w:type="dxa"/>
-              <w:right w:w="120" w:type="dxa"/>
+              <w:top w:w="60" w:type="dxa"/>
+              <w:bottom w:w="60" w:type="dxa"/>
+              <w:left w:w="80" w:type="dxa"/>
+              <w:right w:w="80" w:type="dxa"/>
+            </w:tcMar>
+          </w:tcPr>
+          <w:p>
+            <w:r>
+              <w:rPr>
+                <w:b/>
+                <w:color w:val="1E1E1E"/>
+                <w:sz w:val="16"/>
+              </w:rPr>
+              <w:t>1. Psicotécnicos Laborales</w:t>
+            </w:r>
+          </w:p>
+        </w:tc>
+        <w:tc>
+          <w:tcPr>
+            <w:tcW w:type="dxa" w:w="1296"/>
+            <w:shd w:fill="FFFFFF"/>
+            <w:tcMar>
+              <w:top w:w="60" w:type="dxa"/>
+              <w:bottom w:w="60" w:type="dxa"/>
+              <w:left w:w="80" w:type="dxa"/>
+              <w:right w:w="80" w:type="dxa"/>
             </w:tcMar>
           </w:tcPr>
           <w:p>
             <w:r>
               <w:rPr>
                 <w:color w:val="1E1E1E"/>
-                <w:sz w:val="17"/>
-              </w:rPr>
-              <w:t>Psicotécnicos &amp; Selección Laboral</w:t>
-            </w:r>
-          </w:p>
-        </w:tc>
-        <w:tc>
-          <w:tcPr>
-            <w:tcW w:type="dxa" w:w="1987"/>
-            <w:shd w:fill="FFFFFF"/>
-            <w:tcMar>
-              <w:top w:w="80" w:type="dxa"/>
-              <w:bottom w:w="80" w:type="dxa"/>
-              <w:left w:w="120" w:type="dxa"/>
-              <w:right w:w="120" w:type="dxa"/>
-            </w:tcMar>
-          </w:tcPr>
-          <w:p>
-            <w:r>
-              <w:rPr>
-                <w:color w:val="1E1E1E"/>
-                <w:sz w:val="17"/>
+                <w:sz w:val="16"/>
               </w:rPr>
               <w:t>4.400</w:t>
             </w:r>
@@ -3761,20 +3854,20 @@
         </w:tc>
         <w:tc>
           <w:tcPr>
-            <w:tcW w:type="dxa" w:w="1987"/>
+            <w:tcW w:type="dxa" w:w="1584"/>
             <w:shd w:fill="FFFFFF"/>
             <w:tcMar>
-              <w:top w:w="80" w:type="dxa"/>
-              <w:bottom w:w="80" w:type="dxa"/>
-              <w:left w:w="120" w:type="dxa"/>
-              <w:right w:w="120" w:type="dxa"/>
+              <w:top w:w="60" w:type="dxa"/>
+              <w:bottom w:w="60" w:type="dxa"/>
+              <w:left w:w="80" w:type="dxa"/>
+              <w:right w:w="80" w:type="dxa"/>
             </w:tcMar>
           </w:tcPr>
           <w:p>
             <w:r>
               <w:rPr>
                 <w:color w:val="1E1E1E"/>
-                <w:sz w:val="17"/>
+                <w:sz w:val="16"/>
               </w:rPr>
               <w:t>Baja (22/100)</w:t>
             </w:r>
@@ -3782,20 +3875,20 @@
         </w:tc>
         <w:tc>
           <w:tcPr>
-            <w:tcW w:type="dxa" w:w="1987"/>
+            <w:tcW w:type="dxa" w:w="2016"/>
             <w:shd w:fill="FFFFFF"/>
             <w:tcMar>
-              <w:top w:w="80" w:type="dxa"/>
-              <w:bottom w:w="80" w:type="dxa"/>
-              <w:left w:w="120" w:type="dxa"/>
-              <w:right w:w="120" w:type="dxa"/>
+              <w:top w:w="60" w:type="dxa"/>
+              <w:bottom w:w="60" w:type="dxa"/>
+              <w:left w:w="80" w:type="dxa"/>
+              <w:right w:w="80" w:type="dxa"/>
             </w:tcMar>
           </w:tcPr>
           <w:p>
             <w:r>
               <w:rPr>
                 <w:color w:val="1E1E1E"/>
-                <w:sz w:val="17"/>
+                <w:sz w:val="16"/>
               </w:rPr>
               <w:t>⭐⭐⭐⭐⭐ (9.5/10)</w:t>
             </w:r>
@@ -3803,22 +3896,22 @@
         </w:tc>
         <w:tc>
           <w:tcPr>
-            <w:tcW w:type="dxa" w:w="1987"/>
+            <w:tcW w:type="dxa" w:w="2880"/>
             <w:shd w:fill="FFFFFF"/>
             <w:tcMar>
-              <w:top w:w="80" w:type="dxa"/>
-              <w:bottom w:w="80" w:type="dxa"/>
-              <w:left w:w="120" w:type="dxa"/>
-              <w:right w:w="120" w:type="dxa"/>
+              <w:top w:w="60" w:type="dxa"/>
+              <w:bottom w:w="60" w:type="dxa"/>
+              <w:left w:w="80" w:type="dxa"/>
+              <w:right w:w="80" w:type="dxa"/>
             </w:tcMar>
           </w:tcPr>
           <w:p>
             <w:r>
               <w:rPr>
                 <w:color w:val="1E1E1E"/>
-                <w:sz w:val="17"/>
+                <w:sz w:val="16"/>
               </w:rPr>
-              <w:t>Landing comercial + Artículos sobre Test de Bender y Rorschach.</w:t>
+              <w:t>Landing de Servicio + Artículos sobre Test de Bender y Rorschach.</w:t>
             </w:r>
           </w:p>
         </w:tc>
@@ -3826,41 +3919,42 @@
       <w:tr>
         <w:tc>
           <w:tcPr>
-            <w:tcW w:type="dxa" w:w="1987"/>
+            <w:tcW w:type="dxa" w:w="2304"/>
             <w:shd w:fill="F8F9FA"/>
             <w:tcMar>
-              <w:top w:w="80" w:type="dxa"/>
-              <w:bottom w:w="80" w:type="dxa"/>
-              <w:left w:w="120" w:type="dxa"/>
-              <w:right w:w="120" w:type="dxa"/>
+              <w:top w:w="60" w:type="dxa"/>
+              <w:bottom w:w="60" w:type="dxa"/>
+              <w:left w:w="80" w:type="dxa"/>
+              <w:right w:w="80" w:type="dxa"/>
+            </w:tcMar>
+          </w:tcPr>
+          <w:p>
+            <w:r>
+              <w:rPr>
+                <w:b/>
+                <w:color w:val="1E1E1E"/>
+                <w:sz w:val="16"/>
+              </w:rPr>
+              <w:t>2. Orientación Vocacional</w:t>
+            </w:r>
+          </w:p>
+        </w:tc>
+        <w:tc>
+          <w:tcPr>
+            <w:tcW w:type="dxa" w:w="1296"/>
+            <w:shd w:fill="F8F9FA"/>
+            <w:tcMar>
+              <w:top w:w="60" w:type="dxa"/>
+              <w:bottom w:w="60" w:type="dxa"/>
+              <w:left w:w="80" w:type="dxa"/>
+              <w:right w:w="80" w:type="dxa"/>
             </w:tcMar>
           </w:tcPr>
           <w:p>
             <w:r>
               <w:rPr>
                 <w:color w:val="1E1E1E"/>
-                <w:sz w:val="17"/>
-              </w:rPr>
-              <w:t>Orientación Vocacional Online</w:t>
-            </w:r>
-          </w:p>
-        </w:tc>
-        <w:tc>
-          <w:tcPr>
-            <w:tcW w:type="dxa" w:w="1987"/>
-            <w:shd w:fill="F8F9FA"/>
-            <w:tcMar>
-              <w:top w:w="80" w:type="dxa"/>
-              <w:bottom w:w="80" w:type="dxa"/>
-              <w:left w:w="120" w:type="dxa"/>
-              <w:right w:w="120" w:type="dxa"/>
-            </w:tcMar>
-          </w:tcPr>
-          <w:p>
-            <w:r>
-              <w:rPr>
-                <w:color w:val="1E1E1E"/>
-                <w:sz w:val="17"/>
+                <w:sz w:val="16"/>
               </w:rPr>
               <w:t>3.600</w:t>
             </w:r>
@@ -3868,20 +3962,20 @@
         </w:tc>
         <w:tc>
           <w:tcPr>
-            <w:tcW w:type="dxa" w:w="1987"/>
+            <w:tcW w:type="dxa" w:w="1584"/>
             <w:shd w:fill="F8F9FA"/>
             <w:tcMar>
-              <w:top w:w="80" w:type="dxa"/>
-              <w:bottom w:w="80" w:type="dxa"/>
-              <w:left w:w="120" w:type="dxa"/>
-              <w:right w:w="120" w:type="dxa"/>
+              <w:top w:w="60" w:type="dxa"/>
+              <w:bottom w:w="60" w:type="dxa"/>
+              <w:left w:w="80" w:type="dxa"/>
+              <w:right w:w="80" w:type="dxa"/>
             </w:tcMar>
           </w:tcPr>
           <w:p>
             <w:r>
               <w:rPr>
                 <w:color w:val="1E1E1E"/>
-                <w:sz w:val="17"/>
+                <w:sz w:val="16"/>
               </w:rPr>
               <w:t>Media (59/100)</w:t>
             </w:r>
@@ -3889,20 +3983,20 @@
         </w:tc>
         <w:tc>
           <w:tcPr>
-            <w:tcW w:type="dxa" w:w="1987"/>
+            <w:tcW w:type="dxa" w:w="2016"/>
             <w:shd w:fill="F8F9FA"/>
             <w:tcMar>
-              <w:top w:w="80" w:type="dxa"/>
-              <w:bottom w:w="80" w:type="dxa"/>
-              <w:left w:w="120" w:type="dxa"/>
-              <w:right w:w="120" w:type="dxa"/>
+              <w:top w:w="60" w:type="dxa"/>
+              <w:bottom w:w="60" w:type="dxa"/>
+              <w:left w:w="80" w:type="dxa"/>
+              <w:right w:w="80" w:type="dxa"/>
             </w:tcMar>
           </w:tcPr>
           <w:p>
             <w:r>
               <w:rPr>
                 <w:color w:val="1E1E1E"/>
-                <w:sz w:val="17"/>
+                <w:sz w:val="16"/>
               </w:rPr>
               <w:t>⭐⭐⭐⭐⭐ (9.0/10)</w:t>
             </w:r>
@@ -3910,22 +4004,22 @@
         </w:tc>
         <w:tc>
           <w:tcPr>
-            <w:tcW w:type="dxa" w:w="1987"/>
+            <w:tcW w:type="dxa" w:w="2880"/>
             <w:shd w:fill="F8F9FA"/>
             <w:tcMar>
-              <w:top w:w="80" w:type="dxa"/>
-              <w:bottom w:w="80" w:type="dxa"/>
-              <w:left w:w="120" w:type="dxa"/>
-              <w:right w:w="120" w:type="dxa"/>
+              <w:top w:w="60" w:type="dxa"/>
+              <w:bottom w:w="60" w:type="dxa"/>
+              <w:left w:w="80" w:type="dxa"/>
+              <w:right w:w="80" w:type="dxa"/>
             </w:tcMar>
           </w:tcPr>
           <w:p>
             <w:r>
               <w:rPr>
                 <w:color w:val="1E1E1E"/>
-                <w:sz w:val="17"/>
+                <w:sz w:val="16"/>
               </w:rPr>
-              <w:t>Landing dedicada + Guías para adolescentes y adultos.</w:t>
+              <w:t>Landing Dedicada + Guías para jóvenes y adultos en reorientación.</w:t>
             </w:r>
           </w:p>
         </w:tc>
@@ -3933,41 +4027,42 @@
       <w:tr>
         <w:tc>
           <w:tcPr>
-            <w:tcW w:type="dxa" w:w="1987"/>
+            <w:tcW w:type="dxa" w:w="2304"/>
             <w:shd w:fill="FFFFFF"/>
             <w:tcMar>
-              <w:top w:w="80" w:type="dxa"/>
-              <w:bottom w:w="80" w:type="dxa"/>
-              <w:left w:w="120" w:type="dxa"/>
-              <w:right w:w="120" w:type="dxa"/>
+              <w:top w:w="60" w:type="dxa"/>
+              <w:bottom w:w="60" w:type="dxa"/>
+              <w:left w:w="80" w:type="dxa"/>
+              <w:right w:w="80" w:type="dxa"/>
+            </w:tcMar>
+          </w:tcPr>
+          <w:p>
+            <w:r>
+              <w:rPr>
+                <w:b/>
+                <w:color w:val="1E1E1E"/>
+                <w:sz w:val="16"/>
+              </w:rPr>
+              <w:t>3. Psicología Forense &amp; Peritajes</w:t>
+            </w:r>
+          </w:p>
+        </w:tc>
+        <w:tc>
+          <w:tcPr>
+            <w:tcW w:type="dxa" w:w="1296"/>
+            <w:shd w:fill="FFFFFF"/>
+            <w:tcMar>
+              <w:top w:w="60" w:type="dxa"/>
+              <w:bottom w:w="60" w:type="dxa"/>
+              <w:left w:w="80" w:type="dxa"/>
+              <w:right w:w="80" w:type="dxa"/>
             </w:tcMar>
           </w:tcPr>
           <w:p>
             <w:r>
               <w:rPr>
                 <w:color w:val="1E1E1E"/>
-                <w:sz w:val="17"/>
-              </w:rPr>
-              <w:t>Psicología Forense y Peritajes</w:t>
-            </w:r>
-          </w:p>
-        </w:tc>
-        <w:tc>
-          <w:tcPr>
-            <w:tcW w:type="dxa" w:w="1987"/>
-            <w:shd w:fill="FFFFFF"/>
-            <w:tcMar>
-              <w:top w:w="80" w:type="dxa"/>
-              <w:bottom w:w="80" w:type="dxa"/>
-              <w:left w:w="120" w:type="dxa"/>
-              <w:right w:w="120" w:type="dxa"/>
-            </w:tcMar>
-          </w:tcPr>
-          <w:p>
-            <w:r>
-              <w:rPr>
-                <w:color w:val="1E1E1E"/>
-                <w:sz w:val="17"/>
+                <w:sz w:val="16"/>
               </w:rPr>
               <w:t>3.600</w:t>
             </w:r>
@@ -3975,20 +4070,20 @@
         </w:tc>
         <w:tc>
           <w:tcPr>
-            <w:tcW w:type="dxa" w:w="1987"/>
+            <w:tcW w:type="dxa" w:w="1584"/>
             <w:shd w:fill="FFFFFF"/>
             <w:tcMar>
-              <w:top w:w="80" w:type="dxa"/>
-              <w:bottom w:w="80" w:type="dxa"/>
-              <w:left w:w="120" w:type="dxa"/>
-              <w:right w:w="120" w:type="dxa"/>
+              <w:top w:w="60" w:type="dxa"/>
+              <w:bottom w:w="60" w:type="dxa"/>
+              <w:left w:w="80" w:type="dxa"/>
+              <w:right w:w="80" w:type="dxa"/>
             </w:tcMar>
           </w:tcPr>
           <w:p>
             <w:r>
               <w:rPr>
                 <w:color w:val="1E1E1E"/>
-                <w:sz w:val="17"/>
+                <w:sz w:val="16"/>
               </w:rPr>
               <w:t>Baja (31/100)</w:t>
             </w:r>
@@ -3996,20 +4091,20 @@
         </w:tc>
         <w:tc>
           <w:tcPr>
-            <w:tcW w:type="dxa" w:w="1987"/>
+            <w:tcW w:type="dxa" w:w="2016"/>
             <w:shd w:fill="FFFFFF"/>
             <w:tcMar>
-              <w:top w:w="80" w:type="dxa"/>
-              <w:bottom w:w="80" w:type="dxa"/>
-              <w:left w:w="120" w:type="dxa"/>
-              <w:right w:w="120" w:type="dxa"/>
+              <w:top w:w="60" w:type="dxa"/>
+              <w:bottom w:w="60" w:type="dxa"/>
+              <w:left w:w="80" w:type="dxa"/>
+              <w:right w:w="80" w:type="dxa"/>
             </w:tcMar>
           </w:tcPr>
           <w:p>
             <w:r>
               <w:rPr>
                 <w:color w:val="1E1E1E"/>
-                <w:sz w:val="17"/>
+                <w:sz w:val="16"/>
               </w:rPr>
               <w:t>⭐⭐⭐⭐⭐ (9.8/10)</w:t>
             </w:r>
@@ -4017,22 +4112,22 @@
         </w:tc>
         <w:tc>
           <w:tcPr>
-            <w:tcW w:type="dxa" w:w="1987"/>
+            <w:tcW w:type="dxa" w:w="2880"/>
             <w:shd w:fill="FFFFFF"/>
             <w:tcMar>
-              <w:top w:w="80" w:type="dxa"/>
-              <w:bottom w:w="80" w:type="dxa"/>
-              <w:left w:w="120" w:type="dxa"/>
-              <w:right w:w="120" w:type="dxa"/>
+              <w:top w:w="60" w:type="dxa"/>
+              <w:bottom w:w="60" w:type="dxa"/>
+              <w:left w:w="80" w:type="dxa"/>
+              <w:right w:w="80" w:type="dxa"/>
             </w:tcMar>
           </w:tcPr>
           <w:p>
             <w:r>
               <w:rPr>
                 <w:color w:val="1E1E1E"/>
-                <w:sz w:val="17"/>
+                <w:sz w:val="16"/>
               </w:rPr>
-              <w:t>Hub principal + Artículos sobre rol del psicólogo forense.</w:t>
+              <w:t>Página Principal + Artículos sobre el rol del psicólogo perito.</w:t>
             </w:r>
           </w:p>
         </w:tc>
@@ -4040,41 +4135,42 @@
       <w:tr>
         <w:tc>
           <w:tcPr>
-            <w:tcW w:type="dxa" w:w="1987"/>
+            <w:tcW w:type="dxa" w:w="2304"/>
             <w:shd w:fill="F8F9FA"/>
             <w:tcMar>
-              <w:top w:w="80" w:type="dxa"/>
-              <w:bottom w:w="80" w:type="dxa"/>
-              <w:left w:w="120" w:type="dxa"/>
-              <w:right w:w="120" w:type="dxa"/>
+              <w:top w:w="60" w:type="dxa"/>
+              <w:bottom w:w="60" w:type="dxa"/>
+              <w:left w:w="80" w:type="dxa"/>
+              <w:right w:w="80" w:type="dxa"/>
+            </w:tcMar>
+          </w:tcPr>
+          <w:p>
+            <w:r>
+              <w:rPr>
+                <w:b/>
+                <w:color w:val="1E1E1E"/>
+                <w:sz w:val="16"/>
+              </w:rPr>
+              <w:t>4. Test de Bender (Evaluación)</w:t>
+            </w:r>
+          </w:p>
+        </w:tc>
+        <w:tc>
+          <w:tcPr>
+            <w:tcW w:type="dxa" w:w="1296"/>
+            <w:shd w:fill="F8F9FA"/>
+            <w:tcMar>
+              <w:top w:w="60" w:type="dxa"/>
+              <w:bottom w:w="60" w:type="dxa"/>
+              <w:left w:w="80" w:type="dxa"/>
+              <w:right w:w="80" w:type="dxa"/>
             </w:tcMar>
           </w:tcPr>
           <w:p>
             <w:r>
               <w:rPr>
                 <w:color w:val="1E1E1E"/>
-                <w:sz w:val="17"/>
-              </w:rPr>
-              <w:t>Test de Bender (Evaluación)</w:t>
-            </w:r>
-          </w:p>
-        </w:tc>
-        <w:tc>
-          <w:tcPr>
-            <w:tcW w:type="dxa" w:w="1987"/>
-            <w:shd w:fill="F8F9FA"/>
-            <w:tcMar>
-              <w:top w:w="80" w:type="dxa"/>
-              <w:bottom w:w="80" w:type="dxa"/>
-              <w:left w:w="120" w:type="dxa"/>
-              <w:right w:w="120" w:type="dxa"/>
-            </w:tcMar>
-          </w:tcPr>
-          <w:p>
-            <w:r>
-              <w:rPr>
-                <w:color w:val="1E1E1E"/>
-                <w:sz w:val="17"/>
+                <w:sz w:val="16"/>
               </w:rPr>
               <w:t>14.800</w:t>
             </w:r>
@@ -4082,20 +4178,20 @@
         </w:tc>
         <w:tc>
           <w:tcPr>
-            <w:tcW w:type="dxa" w:w="1987"/>
+            <w:tcW w:type="dxa" w:w="1584"/>
             <w:shd w:fill="F8F9FA"/>
             <w:tcMar>
-              <w:top w:w="80" w:type="dxa"/>
-              <w:bottom w:w="80" w:type="dxa"/>
-              <w:left w:w="120" w:type="dxa"/>
-              <w:right w:w="120" w:type="dxa"/>
+              <w:top w:w="60" w:type="dxa"/>
+              <w:bottom w:w="60" w:type="dxa"/>
+              <w:left w:w="80" w:type="dxa"/>
+              <w:right w:w="80" w:type="dxa"/>
             </w:tcMar>
           </w:tcPr>
           <w:p>
             <w:r>
               <w:rPr>
                 <w:color w:val="1E1E1E"/>
-                <w:sz w:val="17"/>
+                <w:sz w:val="16"/>
               </w:rPr>
               <w:t>Baja (7/100)</w:t>
             </w:r>
@@ -4103,20 +4199,20 @@
         </w:tc>
         <w:tc>
           <w:tcPr>
-            <w:tcW w:type="dxa" w:w="1987"/>
+            <w:tcW w:type="dxa" w:w="2016"/>
             <w:shd w:fill="F8F9FA"/>
             <w:tcMar>
-              <w:top w:w="80" w:type="dxa"/>
-              <w:bottom w:w="80" w:type="dxa"/>
-              <w:left w:w="120" w:type="dxa"/>
-              <w:right w:w="120" w:type="dxa"/>
+              <w:top w:w="60" w:type="dxa"/>
+              <w:bottom w:w="60" w:type="dxa"/>
+              <w:left w:w="80" w:type="dxa"/>
+              <w:right w:w="80" w:type="dxa"/>
             </w:tcMar>
           </w:tcPr>
           <w:p>
             <w:r>
               <w:rPr>
                 <w:color w:val="1E1E1E"/>
-                <w:sz w:val="17"/>
+                <w:sz w:val="16"/>
               </w:rPr>
               <w:t>⭐⭐⭐⭐ (8.0/10)</w:t>
             </w:r>
@@ -4124,22 +4220,22 @@
         </w:tc>
         <w:tc>
           <w:tcPr>
-            <w:tcW w:type="dxa" w:w="1987"/>
+            <w:tcW w:type="dxa" w:w="2880"/>
             <w:shd w:fill="F8F9FA"/>
             <w:tcMar>
-              <w:top w:w="80" w:type="dxa"/>
-              <w:bottom w:w="80" w:type="dxa"/>
-              <w:left w:w="120" w:type="dxa"/>
-              <w:right w:w="120" w:type="dxa"/>
+              <w:top w:w="60" w:type="dxa"/>
+              <w:bottom w:w="60" w:type="dxa"/>
+              <w:left w:w="80" w:type="dxa"/>
+              <w:right w:w="80" w:type="dxa"/>
             </w:tcMar>
           </w:tcPr>
           <w:p>
             <w:r>
               <w:rPr>
                 <w:color w:val="1E1E1E"/>
-                <w:sz w:val="17"/>
+                <w:sz w:val="16"/>
               </w:rPr>
-              <w:t>Artículo técnico de autoridad sobre interpretación diagnóstica.</w:t>
+              <w:t>Artículo Técnico de Autoridad sobre aplicación e interpretación.</w:t>
             </w:r>
           </w:p>
         </w:tc>
@@ -4147,41 +4243,42 @@
       <w:tr>
         <w:tc>
           <w:tcPr>
-            <w:tcW w:type="dxa" w:w="1987"/>
+            <w:tcW w:type="dxa" w:w="2304"/>
             <w:shd w:fill="FFFFFF"/>
             <w:tcMar>
-              <w:top w:w="80" w:type="dxa"/>
-              <w:bottom w:w="80" w:type="dxa"/>
-              <w:left w:w="120" w:type="dxa"/>
-              <w:right w:w="120" w:type="dxa"/>
+              <w:top w:w="60" w:type="dxa"/>
+              <w:bottom w:w="60" w:type="dxa"/>
+              <w:left w:w="80" w:type="dxa"/>
+              <w:right w:w="80" w:type="dxa"/>
+            </w:tcMar>
+          </w:tcPr>
+          <w:p>
+            <w:r>
+              <w:rPr>
+                <w:b/>
+                <w:color w:val="1E1E1E"/>
+                <w:sz w:val="16"/>
+              </w:rPr>
+              <w:t>5. Psicodiagnósticos Clínicos</w:t>
+            </w:r>
+          </w:p>
+        </w:tc>
+        <w:tc>
+          <w:tcPr>
+            <w:tcW w:type="dxa" w:w="1296"/>
+            <w:shd w:fill="FFFFFF"/>
+            <w:tcMar>
+              <w:top w:w="60" w:type="dxa"/>
+              <w:bottom w:w="60" w:type="dxa"/>
+              <w:left w:w="80" w:type="dxa"/>
+              <w:right w:w="80" w:type="dxa"/>
             </w:tcMar>
           </w:tcPr>
           <w:p>
             <w:r>
               <w:rPr>
                 <w:color w:val="1E1E1E"/>
-                <w:sz w:val="17"/>
-              </w:rPr>
-              <w:t>Psicodiagnósticos Clínicos / Lab.</w:t>
-            </w:r>
-          </w:p>
-        </w:tc>
-        <w:tc>
-          <w:tcPr>
-            <w:tcW w:type="dxa" w:w="1987"/>
-            <w:shd w:fill="FFFFFF"/>
-            <w:tcMar>
-              <w:top w:w="80" w:type="dxa"/>
-              <w:bottom w:w="80" w:type="dxa"/>
-              <w:left w:w="120" w:type="dxa"/>
-              <w:right w:w="120" w:type="dxa"/>
-            </w:tcMar>
-          </w:tcPr>
-          <w:p>
-            <w:r>
-              <w:rPr>
-                <w:color w:val="1E1E1E"/>
-                <w:sz w:val="17"/>
+                <w:sz w:val="16"/>
               </w:rPr>
               <w:t>880</w:t>
             </w:r>
@@ -4189,20 +4286,20 @@
         </w:tc>
         <w:tc>
           <w:tcPr>
-            <w:tcW w:type="dxa" w:w="1987"/>
+            <w:tcW w:type="dxa" w:w="1584"/>
             <w:shd w:fill="FFFFFF"/>
             <w:tcMar>
-              <w:top w:w="80" w:type="dxa"/>
-              <w:bottom w:w="80" w:type="dxa"/>
-              <w:left w:w="120" w:type="dxa"/>
-              <w:right w:w="120" w:type="dxa"/>
+              <w:top w:w="60" w:type="dxa"/>
+              <w:bottom w:w="60" w:type="dxa"/>
+              <w:left w:w="80" w:type="dxa"/>
+              <w:right w:w="80" w:type="dxa"/>
             </w:tcMar>
           </w:tcPr>
           <w:p>
             <w:r>
               <w:rPr>
                 <w:color w:val="1E1E1E"/>
-                <w:sz w:val="17"/>
+                <w:sz w:val="16"/>
               </w:rPr>
               <w:t>Media (42/100)</w:t>
             </w:r>
@@ -4210,20 +4307,20 @@
         </w:tc>
         <w:tc>
           <w:tcPr>
-            <w:tcW w:type="dxa" w:w="1987"/>
+            <w:tcW w:type="dxa" w:w="2016"/>
             <w:shd w:fill="FFFFFF"/>
             <w:tcMar>
-              <w:top w:w="80" w:type="dxa"/>
-              <w:bottom w:w="80" w:type="dxa"/>
-              <w:left w:w="120" w:type="dxa"/>
-              <w:right w:w="120" w:type="dxa"/>
+              <w:top w:w="60" w:type="dxa"/>
+              <w:bottom w:w="60" w:type="dxa"/>
+              <w:left w:w="80" w:type="dxa"/>
+              <w:right w:w="80" w:type="dxa"/>
             </w:tcMar>
           </w:tcPr>
           <w:p>
             <w:r>
               <w:rPr>
                 <w:color w:val="1E1E1E"/>
-                <w:sz w:val="17"/>
+                <w:sz w:val="16"/>
               </w:rPr>
               <w:t>⭐⭐⭐⭐⭐ (9.2/10)</w:t>
             </w:r>
@@ -4231,22 +4328,22 @@
         </w:tc>
         <w:tc>
           <w:tcPr>
-            <w:tcW w:type="dxa" w:w="1987"/>
+            <w:tcW w:type="dxa" w:w="2880"/>
             <w:shd w:fill="FFFFFF"/>
             <w:tcMar>
-              <w:top w:w="80" w:type="dxa"/>
-              <w:bottom w:w="80" w:type="dxa"/>
-              <w:left w:w="120" w:type="dxa"/>
-              <w:right w:w="120" w:type="dxa"/>
+              <w:top w:w="60" w:type="dxa"/>
+              <w:bottom w:w="60" w:type="dxa"/>
+              <w:left w:w="80" w:type="dxa"/>
+              <w:right w:w="80" w:type="dxa"/>
             </w:tcMar>
           </w:tcPr>
           <w:p>
             <w:r>
               <w:rPr>
                 <w:color w:val="1E1E1E"/>
-                <w:sz w:val="17"/>
+                <w:sz w:val="16"/>
               </w:rPr>
-              <w:t>Landing comercial destacando entrega de informes en 48/72 hs.</w:t>
+              <w:t>Landing Comercial para aptos quirúrgicos, adopción e informes 48hs.</w:t>
             </w:r>
           </w:p>
         </w:tc>
@@ -4254,41 +4351,42 @@
       <w:tr>
         <w:tc>
           <w:tcPr>
-            <w:tcW w:type="dxa" w:w="1987"/>
+            <w:tcW w:type="dxa" w:w="2304"/>
             <w:shd w:fill="F8F9FA"/>
             <w:tcMar>
-              <w:top w:w="80" w:type="dxa"/>
-              <w:bottom w:w="80" w:type="dxa"/>
-              <w:left w:w="120" w:type="dxa"/>
-              <w:right w:w="120" w:type="dxa"/>
+              <w:top w:w="60" w:type="dxa"/>
+              <w:bottom w:w="60" w:type="dxa"/>
+              <w:left w:w="80" w:type="dxa"/>
+              <w:right w:w="80" w:type="dxa"/>
+            </w:tcMar>
+          </w:tcPr>
+          <w:p>
+            <w:r>
+              <w:rPr>
+                <w:b/>
+                <w:color w:val="1E1E1E"/>
+                <w:sz w:val="16"/>
+              </w:rPr>
+              <w:t>6. Aptos Psicológicos Oficiales</w:t>
+            </w:r>
+          </w:p>
+        </w:tc>
+        <w:tc>
+          <w:tcPr>
+            <w:tcW w:type="dxa" w:w="1296"/>
+            <w:shd w:fill="F8F9FA"/>
+            <w:tcMar>
+              <w:top w:w="60" w:type="dxa"/>
+              <w:bottom w:w="60" w:type="dxa"/>
+              <w:left w:w="80" w:type="dxa"/>
+              <w:right w:w="80" w:type="dxa"/>
             </w:tcMar>
           </w:tcPr>
           <w:p>
             <w:r>
               <w:rPr>
                 <w:color w:val="1E1E1E"/>
-                <w:sz w:val="17"/>
-              </w:rPr>
-              <w:t>Aptos Psicológicos Oficiales</w:t>
-            </w:r>
-          </w:p>
-        </w:tc>
-        <w:tc>
-          <w:tcPr>
-            <w:tcW w:type="dxa" w:w="1987"/>
-            <w:shd w:fill="F8F9FA"/>
-            <w:tcMar>
-              <w:top w:w="80" w:type="dxa"/>
-              <w:bottom w:w="80" w:type="dxa"/>
-              <w:left w:w="120" w:type="dxa"/>
-              <w:right w:w="120" w:type="dxa"/>
-            </w:tcMar>
-          </w:tcPr>
-          <w:p>
-            <w:r>
-              <w:rPr>
-                <w:color w:val="1E1E1E"/>
-                <w:sz w:val="17"/>
+                <w:sz w:val="16"/>
               </w:rPr>
               <w:t>390</w:t>
             </w:r>
@@ -4296,20 +4394,20 @@
         </w:tc>
         <w:tc>
           <w:tcPr>
-            <w:tcW w:type="dxa" w:w="1987"/>
+            <w:tcW w:type="dxa" w:w="1584"/>
             <w:shd w:fill="F8F9FA"/>
             <w:tcMar>
-              <w:top w:w="80" w:type="dxa"/>
-              <w:bottom w:w="80" w:type="dxa"/>
-              <w:left w:w="120" w:type="dxa"/>
-              <w:right w:w="120" w:type="dxa"/>
+              <w:top w:w="60" w:type="dxa"/>
+              <w:bottom w:w="60" w:type="dxa"/>
+              <w:left w:w="80" w:type="dxa"/>
+              <w:right w:w="80" w:type="dxa"/>
             </w:tcMar>
           </w:tcPr>
           <w:p>
             <w:r>
               <w:rPr>
                 <w:color w:val="1E1E1E"/>
-                <w:sz w:val="17"/>
+                <w:sz w:val="16"/>
               </w:rPr>
               <w:t>Baja (25/100)</w:t>
             </w:r>
@@ -4317,20 +4415,20 @@
         </w:tc>
         <w:tc>
           <w:tcPr>
-            <w:tcW w:type="dxa" w:w="1987"/>
+            <w:tcW w:type="dxa" w:w="2016"/>
             <w:shd w:fill="F8F9FA"/>
             <w:tcMar>
-              <w:top w:w="80" w:type="dxa"/>
-              <w:bottom w:w="80" w:type="dxa"/>
-              <w:left w:w="120" w:type="dxa"/>
-              <w:right w:w="120" w:type="dxa"/>
+              <w:top w:w="60" w:type="dxa"/>
+              <w:bottom w:w="60" w:type="dxa"/>
+              <w:left w:w="80" w:type="dxa"/>
+              <w:right w:w="80" w:type="dxa"/>
             </w:tcMar>
           </w:tcPr>
           <w:p>
             <w:r>
               <w:rPr>
                 <w:color w:val="1E1E1E"/>
-                <w:sz w:val="17"/>
+                <w:sz w:val="16"/>
               </w:rPr>
               <w:t>⭐⭐⭐⭐⭐ (9.5/10)</w:t>
             </w:r>
@@ -4338,22 +4436,22 @@
         </w:tc>
         <w:tc>
           <w:tcPr>
-            <w:tcW w:type="dxa" w:w="1987"/>
+            <w:tcW w:type="dxa" w:w="2880"/>
             <w:shd w:fill="F8F9FA"/>
             <w:tcMar>
-              <w:top w:w="80" w:type="dxa"/>
-              <w:bottom w:w="80" w:type="dxa"/>
-              <w:left w:w="120" w:type="dxa"/>
-              <w:right w:w="120" w:type="dxa"/>
+              <w:top w:w="60" w:type="dxa"/>
+              <w:bottom w:w="60" w:type="dxa"/>
+              <w:left w:w="80" w:type="dxa"/>
+              <w:right w:w="80" w:type="dxa"/>
             </w:tcMar>
           </w:tcPr>
           <w:p>
             <w:r>
               <w:rPr>
                 <w:color w:val="1E1E1E"/>
-                <w:sz w:val="17"/>
+                <w:sz w:val="16"/>
               </w:rPr>
-              <w:t>Landing geolocalizada para CABA, Quilmes y Lanús (ANMaC/Docentes).</w:t>
+              <w:t>Landing Local (CABA, Quilmes, Lanús) para ANMaC, Docentes y Registro.</w:t>
             </w:r>
           </w:p>
         </w:tc>
@@ -4361,41 +4459,42 @@
       <w:tr>
         <w:tc>
           <w:tcPr>
-            <w:tcW w:type="dxa" w:w="1987"/>
+            <w:tcW w:type="dxa" w:w="2304"/>
             <w:shd w:fill="FFFFFF"/>
             <w:tcMar>
-              <w:top w:w="80" w:type="dxa"/>
-              <w:bottom w:w="80" w:type="dxa"/>
-              <w:left w:w="120" w:type="dxa"/>
-              <w:right w:w="120" w:type="dxa"/>
+              <w:top w:w="60" w:type="dxa"/>
+              <w:bottom w:w="60" w:type="dxa"/>
+              <w:left w:w="80" w:type="dxa"/>
+              <w:right w:w="80" w:type="dxa"/>
+            </w:tcMar>
+          </w:tcPr>
+          <w:p>
+            <w:r>
+              <w:rPr>
+                <w:b/>
+                <w:color w:val="1E1E1E"/>
+                <w:sz w:val="16"/>
+              </w:rPr>
+              <w:t>7. Pericias de Parte (Juicios)</w:t>
+            </w:r>
+          </w:p>
+        </w:tc>
+        <w:tc>
+          <w:tcPr>
+            <w:tcW w:type="dxa" w:w="1296"/>
+            <w:shd w:fill="FFFFFF"/>
+            <w:tcMar>
+              <w:top w:w="60" w:type="dxa"/>
+              <w:bottom w:w="60" w:type="dxa"/>
+              <w:left w:w="80" w:type="dxa"/>
+              <w:right w:w="80" w:type="dxa"/>
             </w:tcMar>
           </w:tcPr>
           <w:p>
             <w:r>
               <w:rPr>
                 <w:color w:val="1E1E1E"/>
-                <w:sz w:val="17"/>
-              </w:rPr>
-              <w:t>Pericias Psicológicas de Parte</w:t>
-            </w:r>
-          </w:p>
-        </w:tc>
-        <w:tc>
-          <w:tcPr>
-            <w:tcW w:type="dxa" w:w="1987"/>
-            <w:shd w:fill="FFFFFF"/>
-            <w:tcMar>
-              <w:top w:w="80" w:type="dxa"/>
-              <w:bottom w:w="80" w:type="dxa"/>
-              <w:left w:w="120" w:type="dxa"/>
-              <w:right w:w="120" w:type="dxa"/>
-            </w:tcMar>
-          </w:tcPr>
-          <w:p>
-            <w:r>
-              <w:rPr>
-                <w:color w:val="1E1E1E"/>
-                <w:sz w:val="17"/>
+                <w:sz w:val="16"/>
               </w:rPr>
               <w:t>320</w:t>
             </w:r>
@@ -4403,20 +4502,20 @@
         </w:tc>
         <w:tc>
           <w:tcPr>
-            <w:tcW w:type="dxa" w:w="1987"/>
+            <w:tcW w:type="dxa" w:w="1584"/>
             <w:shd w:fill="FFFFFF"/>
             <w:tcMar>
-              <w:top w:w="80" w:type="dxa"/>
-              <w:bottom w:w="80" w:type="dxa"/>
-              <w:left w:w="120" w:type="dxa"/>
-              <w:right w:w="120" w:type="dxa"/>
+              <w:top w:w="60" w:type="dxa"/>
+              <w:bottom w:w="60" w:type="dxa"/>
+              <w:left w:w="80" w:type="dxa"/>
+              <w:right w:w="80" w:type="dxa"/>
             </w:tcMar>
           </w:tcPr>
           <w:p>
             <w:r>
               <w:rPr>
                 <w:color w:val="1E1E1E"/>
-                <w:sz w:val="17"/>
+                <w:sz w:val="16"/>
               </w:rPr>
               <w:t>Baja (20/100)</w:t>
             </w:r>
@@ -4424,20 +4523,20 @@
         </w:tc>
         <w:tc>
           <w:tcPr>
-            <w:tcW w:type="dxa" w:w="1987"/>
+            <w:tcW w:type="dxa" w:w="2016"/>
             <w:shd w:fill="FFFFFF"/>
             <w:tcMar>
-              <w:top w:w="80" w:type="dxa"/>
-              <w:bottom w:w="80" w:type="dxa"/>
-              <w:left w:w="120" w:type="dxa"/>
-              <w:right w:w="120" w:type="dxa"/>
+              <w:top w:w="60" w:type="dxa"/>
+              <w:bottom w:w="60" w:type="dxa"/>
+              <w:left w:w="80" w:type="dxa"/>
+              <w:right w:w="80" w:type="dxa"/>
             </w:tcMar>
           </w:tcPr>
           <w:p>
             <w:r>
               <w:rPr>
                 <w:color w:val="1E1E1E"/>
-                <w:sz w:val="17"/>
+                <w:sz w:val="16"/>
               </w:rPr>
               <w:t>⭐⭐⭐⭐⭐ (10/10)</w:t>
             </w:r>
@@ -4445,22 +4544,22 @@
         </w:tc>
         <w:tc>
           <w:tcPr>
-            <w:tcW w:type="dxa" w:w="1987"/>
+            <w:tcW w:type="dxa" w:w="2880"/>
             <w:shd w:fill="FFFFFF"/>
             <w:tcMar>
-              <w:top w:w="80" w:type="dxa"/>
-              <w:bottom w:w="80" w:type="dxa"/>
-              <w:left w:w="120" w:type="dxa"/>
-              <w:right w:w="120" w:type="dxa"/>
+              <w:top w:w="60" w:type="dxa"/>
+              <w:bottom w:w="60" w:type="dxa"/>
+              <w:left w:w="80" w:type="dxa"/>
+              <w:right w:w="80" w:type="dxa"/>
             </w:tcMar>
           </w:tcPr>
           <w:p>
             <w:r>
               <w:rPr>
                 <w:color w:val="1E1E1E"/>
-                <w:sz w:val="17"/>
+                <w:sz w:val="16"/>
               </w:rPr>
-              <w:t>Landing especializada para captar abogados y demandantes.</w:t>
+              <w:t>Landing de Peritajes optimizada para captar abogados litigantes.</w:t>
             </w:r>
           </w:p>
         </w:tc>
@@ -4468,41 +4567,42 @@
       <w:tr>
         <w:tc>
           <w:tcPr>
-            <w:tcW w:type="dxa" w:w="1987"/>
+            <w:tcW w:type="dxa" w:w="2304"/>
             <w:shd w:fill="F8F9FA"/>
             <w:tcMar>
-              <w:top w:w="80" w:type="dxa"/>
-              <w:bottom w:w="80" w:type="dxa"/>
-              <w:left w:w="120" w:type="dxa"/>
-              <w:right w:w="120" w:type="dxa"/>
+              <w:top w:w="60" w:type="dxa"/>
+              <w:bottom w:w="60" w:type="dxa"/>
+              <w:left w:w="80" w:type="dxa"/>
+              <w:right w:w="80" w:type="dxa"/>
+            </w:tcMar>
+          </w:tcPr>
+          <w:p>
+            <w:r>
+              <w:rPr>
+                <w:b/>
+                <w:color w:val="1E1E1E"/>
+                <w:sz w:val="16"/>
+              </w:rPr>
+              <w:t>8. Daño Psíquico en Accidentes</w:t>
+            </w:r>
+          </w:p>
+        </w:tc>
+        <w:tc>
+          <w:tcPr>
+            <w:tcW w:type="dxa" w:w="1296"/>
+            <w:shd w:fill="F8F9FA"/>
+            <w:tcMar>
+              <w:top w:w="60" w:type="dxa"/>
+              <w:bottom w:w="60" w:type="dxa"/>
+              <w:left w:w="80" w:type="dxa"/>
+              <w:right w:w="80" w:type="dxa"/>
             </w:tcMar>
           </w:tcPr>
           <w:p>
             <w:r>
               <w:rPr>
                 <w:color w:val="1E1E1E"/>
-                <w:sz w:val="17"/>
-              </w:rPr>
-              <w:t>Daño Psíquico e Indemnización</w:t>
-            </w:r>
-          </w:p>
-        </w:tc>
-        <w:tc>
-          <w:tcPr>
-            <w:tcW w:type="dxa" w:w="1987"/>
-            <w:shd w:fill="F8F9FA"/>
-            <w:tcMar>
-              <w:top w:w="80" w:type="dxa"/>
-              <w:bottom w:w="80" w:type="dxa"/>
-              <w:left w:w="120" w:type="dxa"/>
-              <w:right w:w="120" w:type="dxa"/>
-            </w:tcMar>
-          </w:tcPr>
-          <w:p>
-            <w:r>
-              <w:rPr>
-                <w:color w:val="1E1E1E"/>
-                <w:sz w:val="17"/>
+                <w:sz w:val="16"/>
               </w:rPr>
               <w:t>260</w:t>
             </w:r>
@@ -4510,20 +4610,20 @@
         </w:tc>
         <w:tc>
           <w:tcPr>
-            <w:tcW w:type="dxa" w:w="1987"/>
+            <w:tcW w:type="dxa" w:w="1584"/>
             <w:shd w:fill="F8F9FA"/>
             <w:tcMar>
-              <w:top w:w="80" w:type="dxa"/>
-              <w:bottom w:w="80" w:type="dxa"/>
-              <w:left w:w="120" w:type="dxa"/>
-              <w:right w:w="120" w:type="dxa"/>
+              <w:top w:w="60" w:type="dxa"/>
+              <w:bottom w:w="60" w:type="dxa"/>
+              <w:left w:w="80" w:type="dxa"/>
+              <w:right w:w="80" w:type="dxa"/>
             </w:tcMar>
           </w:tcPr>
           <w:p>
             <w:r>
               <w:rPr>
                 <w:color w:val="1E1E1E"/>
-                <w:sz w:val="17"/>
+                <w:sz w:val="16"/>
               </w:rPr>
               <w:t>Baja (9/100)</w:t>
             </w:r>
@@ -4531,20 +4631,20 @@
         </w:tc>
         <w:tc>
           <w:tcPr>
-            <w:tcW w:type="dxa" w:w="1987"/>
+            <w:tcW w:type="dxa" w:w="2016"/>
             <w:shd w:fill="F8F9FA"/>
             <w:tcMar>
-              <w:top w:w="80" w:type="dxa"/>
-              <w:bottom w:w="80" w:type="dxa"/>
-              <w:left w:w="120" w:type="dxa"/>
-              <w:right w:w="120" w:type="dxa"/>
+              <w:top w:w="60" w:type="dxa"/>
+              <w:bottom w:w="60" w:type="dxa"/>
+              <w:left w:w="80" w:type="dxa"/>
+              <w:right w:w="80" w:type="dxa"/>
             </w:tcMar>
           </w:tcPr>
           <w:p>
             <w:r>
               <w:rPr>
                 <w:color w:val="1E1E1E"/>
-                <w:sz w:val="17"/>
+                <w:sz w:val="16"/>
               </w:rPr>
               <w:t>⭐⭐⭐⭐⭐ (10/10)</w:t>
             </w:r>
@@ -4552,22 +4652,22 @@
         </w:tc>
         <w:tc>
           <w:tcPr>
-            <w:tcW w:type="dxa" w:w="1987"/>
+            <w:tcW w:type="dxa" w:w="2880"/>
             <w:shd w:fill="F8F9FA"/>
             <w:tcMar>
-              <w:top w:w="80" w:type="dxa"/>
-              <w:bottom w:w="80" w:type="dxa"/>
-              <w:left w:w="120" w:type="dxa"/>
-              <w:right w:w="120" w:type="dxa"/>
+              <w:top w:w="60" w:type="dxa"/>
+              <w:bottom w:w="60" w:type="dxa"/>
+              <w:left w:w="80" w:type="dxa"/>
+              <w:right w:w="80" w:type="dxa"/>
             </w:tcMar>
           </w:tcPr>
           <w:p>
             <w:r>
               <w:rPr>
                 <w:color w:val="1E1E1E"/>
-                <w:sz w:val="17"/>
+                <w:sz w:val="16"/>
               </w:rPr>
-              <w:t>Artículos sobre cálculo de incapacidad, baremos y accidentes.</w:t>
+              <w:t>Artículos sobre cálculo de incapacidad y baremo Castex-Silva.</w:t>
             </w:r>
           </w:p>
         </w:tc>
@@ -4575,41 +4675,42 @@
       <w:tr>
         <w:tc>
           <w:tcPr>
-            <w:tcW w:type="dxa" w:w="1987"/>
+            <w:tcW w:type="dxa" w:w="2304"/>
             <w:shd w:fill="FFFFFF"/>
             <w:tcMar>
-              <w:top w:w="80" w:type="dxa"/>
-              <w:bottom w:w="80" w:type="dxa"/>
-              <w:left w:w="120" w:type="dxa"/>
-              <w:right w:w="120" w:type="dxa"/>
+              <w:top w:w="60" w:type="dxa"/>
+              <w:bottom w:w="60" w:type="dxa"/>
+              <w:left w:w="80" w:type="dxa"/>
+              <w:right w:w="80" w:type="dxa"/>
+            </w:tcMar>
+          </w:tcPr>
+          <w:p>
+            <w:r>
+              <w:rPr>
+                <w:b/>
+                <w:color w:val="1E1E1E"/>
+                <w:sz w:val="16"/>
+              </w:rPr>
+              <w:t>9. Consultor Técnico Abogados</w:t>
+            </w:r>
+          </w:p>
+        </w:tc>
+        <w:tc>
+          <w:tcPr>
+            <w:tcW w:type="dxa" w:w="1296"/>
+            <w:shd w:fill="FFFFFF"/>
+            <w:tcMar>
+              <w:top w:w="60" w:type="dxa"/>
+              <w:bottom w:w="60" w:type="dxa"/>
+              <w:left w:w="80" w:type="dxa"/>
+              <w:right w:w="80" w:type="dxa"/>
             </w:tcMar>
           </w:tcPr>
           <w:p>
             <w:r>
               <w:rPr>
                 <w:color w:val="1E1E1E"/>
-                <w:sz w:val="17"/>
-              </w:rPr>
-              <w:t>Consultor Técnico para Abogados</w:t>
-            </w:r>
-          </w:p>
-        </w:tc>
-        <w:tc>
-          <w:tcPr>
-            <w:tcW w:type="dxa" w:w="1987"/>
-            <w:shd w:fill="FFFFFF"/>
-            <w:tcMar>
-              <w:top w:w="80" w:type="dxa"/>
-              <w:bottom w:w="80" w:type="dxa"/>
-              <w:left w:w="120" w:type="dxa"/>
-              <w:right w:w="120" w:type="dxa"/>
-            </w:tcMar>
-          </w:tcPr>
-          <w:p>
-            <w:r>
-              <w:rPr>
-                <w:color w:val="1E1E1E"/>
-                <w:sz w:val="17"/>
+                <w:sz w:val="16"/>
               </w:rPr>
               <w:t>30</w:t>
             </w:r>
@@ -4617,20 +4718,20 @@
         </w:tc>
         <w:tc>
           <w:tcPr>
-            <w:tcW w:type="dxa" w:w="1987"/>
+            <w:tcW w:type="dxa" w:w="1584"/>
             <w:shd w:fill="FFFFFF"/>
             <w:tcMar>
-              <w:top w:w="80" w:type="dxa"/>
-              <w:bottom w:w="80" w:type="dxa"/>
-              <w:left w:w="120" w:type="dxa"/>
-              <w:right w:w="120" w:type="dxa"/>
+              <w:top w:w="60" w:type="dxa"/>
+              <w:bottom w:w="60" w:type="dxa"/>
+              <w:left w:w="80" w:type="dxa"/>
+              <w:right w:w="80" w:type="dxa"/>
             </w:tcMar>
           </w:tcPr>
           <w:p>
             <w:r>
               <w:rPr>
                 <w:color w:val="1E1E1E"/>
-                <w:sz w:val="17"/>
+                <w:sz w:val="16"/>
               </w:rPr>
               <w:t>Baja (26/100)</w:t>
             </w:r>
@@ -4638,20 +4739,20 @@
         </w:tc>
         <w:tc>
           <w:tcPr>
-            <w:tcW w:type="dxa" w:w="1987"/>
+            <w:tcW w:type="dxa" w:w="2016"/>
             <w:shd w:fill="FFFFFF"/>
             <w:tcMar>
-              <w:top w:w="80" w:type="dxa"/>
-              <w:bottom w:w="80" w:type="dxa"/>
-              <w:left w:w="120" w:type="dxa"/>
-              <w:right w:w="120" w:type="dxa"/>
+              <w:top w:w="60" w:type="dxa"/>
+              <w:bottom w:w="60" w:type="dxa"/>
+              <w:left w:w="80" w:type="dxa"/>
+              <w:right w:w="80" w:type="dxa"/>
             </w:tcMar>
           </w:tcPr>
           <w:p>
             <w:r>
               <w:rPr>
                 <w:color w:val="1E1E1E"/>
-                <w:sz w:val="17"/>
+                <w:sz w:val="16"/>
               </w:rPr>
               <w:t>⭐⭐⭐⭐⭐ (10/10)</w:t>
             </w:r>
@@ -4659,22 +4760,22 @@
         </w:tc>
         <w:tc>
           <w:tcPr>
-            <w:tcW w:type="dxa" w:w="1987"/>
+            <w:tcW w:type="dxa" w:w="2880"/>
             <w:shd w:fill="FFFFFF"/>
             <w:tcMar>
-              <w:top w:w="80" w:type="dxa"/>
-              <w:bottom w:w="80" w:type="dxa"/>
-              <w:left w:w="120" w:type="dxa"/>
-              <w:right w:w="120" w:type="dxa"/>
+              <w:top w:w="60" w:type="dxa"/>
+              <w:bottom w:w="60" w:type="dxa"/>
+              <w:left w:w="80" w:type="dxa"/>
+              <w:right w:w="80" w:type="dxa"/>
             </w:tcMar>
           </w:tcPr>
           <w:p>
             <w:r>
               <w:rPr>
                 <w:color w:val="1E1E1E"/>
-                <w:sz w:val="17"/>
+                <w:sz w:val="16"/>
               </w:rPr>
-              <w:t>Landing B2B orientada a letrados con soporte urgente en 5 días.</w:t>
+              <w:t>Landing B2B para letrados que necesitan auxilio pericial en 5 días.</w:t>
             </w:r>
           </w:p>
         </w:tc>
@@ -4682,41 +4783,42 @@
       <w:tr>
         <w:tc>
           <w:tcPr>
-            <w:tcW w:type="dxa" w:w="1987"/>
+            <w:tcW w:type="dxa" w:w="2304"/>
             <w:shd w:fill="F8F9FA"/>
             <w:tcMar>
-              <w:top w:w="80" w:type="dxa"/>
-              <w:bottom w:w="80" w:type="dxa"/>
-              <w:left w:w="120" w:type="dxa"/>
-              <w:right w:w="120" w:type="dxa"/>
+              <w:top w:w="60" w:type="dxa"/>
+              <w:bottom w:w="60" w:type="dxa"/>
+              <w:left w:w="80" w:type="dxa"/>
+              <w:right w:w="80" w:type="dxa"/>
+            </w:tcMar>
+          </w:tcPr>
+          <w:p>
+            <w:r>
+              <w:rPr>
+                <w:b/>
+                <w:color w:val="1E1E1E"/>
+                <w:sz w:val="16"/>
+              </w:rPr>
+              <w:t>10. Impugnación de Pericias</w:t>
+            </w:r>
+          </w:p>
+        </w:tc>
+        <w:tc>
+          <w:tcPr>
+            <w:tcW w:type="dxa" w:w="1296"/>
+            <w:shd w:fill="F8F9FA"/>
+            <w:tcMar>
+              <w:top w:w="60" w:type="dxa"/>
+              <w:bottom w:w="60" w:type="dxa"/>
+              <w:left w:w="80" w:type="dxa"/>
+              <w:right w:w="80" w:type="dxa"/>
             </w:tcMar>
           </w:tcPr>
           <w:p>
             <w:r>
               <w:rPr>
                 <w:color w:val="1E1E1E"/>
-                <w:sz w:val="17"/>
-              </w:rPr>
-              <w:t>Impugnación de Pericias</w:t>
-            </w:r>
-          </w:p>
-        </w:tc>
-        <w:tc>
-          <w:tcPr>
-            <w:tcW w:type="dxa" w:w="1987"/>
-            <w:shd w:fill="F8F9FA"/>
-            <w:tcMar>
-              <w:top w:w="80" w:type="dxa"/>
-              <w:bottom w:w="80" w:type="dxa"/>
-              <w:left w:w="120" w:type="dxa"/>
-              <w:right w:w="120" w:type="dxa"/>
-            </w:tcMar>
-          </w:tcPr>
-          <w:p>
-            <w:r>
-              <w:rPr>
-                <w:color w:val="1E1E1E"/>
-                <w:sz w:val="17"/>
+                <w:sz w:val="16"/>
               </w:rPr>
               <w:t>20</w:t>
             </w:r>
@@ -4724,20 +4826,20 @@
         </w:tc>
         <w:tc>
           <w:tcPr>
-            <w:tcW w:type="dxa" w:w="1987"/>
+            <w:tcW w:type="dxa" w:w="1584"/>
             <w:shd w:fill="F8F9FA"/>
             <w:tcMar>
-              <w:top w:w="80" w:type="dxa"/>
-              <w:bottom w:w="80" w:type="dxa"/>
-              <w:left w:w="120" w:type="dxa"/>
-              <w:right w:w="120" w:type="dxa"/>
+              <w:top w:w="60" w:type="dxa"/>
+              <w:bottom w:w="60" w:type="dxa"/>
+              <w:left w:w="80" w:type="dxa"/>
+              <w:right w:w="80" w:type="dxa"/>
             </w:tcMar>
           </w:tcPr>
           <w:p>
             <w:r>
               <w:rPr>
                 <w:color w:val="1E1E1E"/>
-                <w:sz w:val="17"/>
+                <w:sz w:val="16"/>
               </w:rPr>
               <w:t>Baja (6/100)</w:t>
             </w:r>
@@ -4745,20 +4847,20 @@
         </w:tc>
         <w:tc>
           <w:tcPr>
-            <w:tcW w:type="dxa" w:w="1987"/>
+            <w:tcW w:type="dxa" w:w="2016"/>
             <w:shd w:fill="F8F9FA"/>
             <w:tcMar>
-              <w:top w:w="80" w:type="dxa"/>
-              <w:bottom w:w="80" w:type="dxa"/>
-              <w:left w:w="120" w:type="dxa"/>
-              <w:right w:w="120" w:type="dxa"/>
+              <w:top w:w="60" w:type="dxa"/>
+              <w:bottom w:w="60" w:type="dxa"/>
+              <w:left w:w="80" w:type="dxa"/>
+              <w:right w:w="80" w:type="dxa"/>
             </w:tcMar>
           </w:tcPr>
           <w:p>
             <w:r>
               <w:rPr>
                 <w:color w:val="1E1E1E"/>
-                <w:sz w:val="17"/>
+                <w:sz w:val="16"/>
               </w:rPr>
               <w:t>⭐⭐⭐⭐⭐ (10/10)</w:t>
             </w:r>
@@ -4766,22 +4868,22 @@
         </w:tc>
         <w:tc>
           <w:tcPr>
-            <w:tcW w:type="dxa" w:w="1987"/>
+            <w:tcW w:type="dxa" w:w="2880"/>
             <w:shd w:fill="F8F9FA"/>
             <w:tcMar>
-              <w:top w:w="80" w:type="dxa"/>
-              <w:bottom w:w="80" w:type="dxa"/>
-              <w:left w:w="120" w:type="dxa"/>
-              <w:right w:w="120" w:type="dxa"/>
+              <w:top w:w="60" w:type="dxa"/>
+              <w:bottom w:w="60" w:type="dxa"/>
+              <w:left w:w="80" w:type="dxa"/>
+              <w:right w:w="80" w:type="dxa"/>
             </w:tcMar>
           </w:tcPr>
           <w:p>
             <w:r>
               <w:rPr>
                 <w:color w:val="1E1E1E"/>
-                <w:sz w:val="17"/>
+                <w:sz w:val="16"/>
               </w:rPr>
-              <w:t>Guía práctica y modelo de impugnación procesal para abogados.</w:t>
+              <w:t>Guía Práctica con modelo procesal para impugnar pericias oficiales.</w:t>
             </w:r>
           </w:p>
         </w:tc>
@@ -5391,7 +5493,7 @@
     </w:p>
     <w:sectPr>
       <w:pgSz w:w="12240" w:h="15840"/>
-      <w:pgMar w:top="1152" w:right="1152" w:bottom="1152" w:left="1152" w:header="720" w:footer="720" w:gutter="0"/>
+      <w:pgMar w:top="1080" w:right="1080" w:bottom="1080" w:left="1080" w:header="720" w:footer="720" w:gutter="0"/>
       <w:cols w:space="720"/>
       <w:docGrid w:linePitch="360"/>
     </w:sectPr>

--- a/public/INFORME_TECNICO_Y_COMERCIAL_ESTUDIO_PERICIAL_SUR.docx
+++ b/public/INFORME_TECNICO_Y_COMERCIAL_ESTUDIO_PERICIAL_SUR.docx
@@ -30,9 +30,9 @@
         <w:rPr>
           <w:rFonts w:ascii="Arial" w:hAnsi="Arial"/>
           <w:color w:val="505050"/>
-          <w:sz w:val="22"/>
+          <w:sz w:val="21"/>
         </w:rPr>
-        <w:t>Auditoría SSL, Rendimiento PageSpeed, Dominios, Competidores y Plan de Captación</w:t>
+        <w:t>Auditoría SSL, Rendimiento PageSpeed, Dominios, Competidores, Plan de Captación y Preparación para IA / LLMs</w:t>
       </w:r>
     </w:p>
     <w:p/>
@@ -252,7 +252,7 @@
           <w:color w:val="1E1E1E"/>
           <w:sz w:val="20"/>
         </w:rPr>
-        <w:t>El presente informe constituye la auditoría técnica integral, análisis de rendimiento, seguridad SSL, benchmark de competidores y el plan maestro de adquisición orgánica (SEO) para Estudio Pericial Sur.</w:t>
+        <w:t>El presente informe constituye la auditoría técnica integral, análisis de rendimiento, seguridad SSL, benchmark de competidores, plan de adquisición orgánica (SEO) y la estrategia de optimización para motores de Inteligencia Artificial (GEO / AEO) para Estudio Pericial Sur.</w:t>
       </w:r>
     </w:p>
     <w:p>
@@ -5404,7 +5404,118 @@
           <w:color w:val="152836"/>
           <w:sz w:val="26"/>
         </w:rPr>
-        <w:t>8. Plan de Acción y Conclusión</w:t>
+        <w:t>8. Preparación para Motores de Inteligencia Artificial (GEO / AEO &amp; LLMs)</w:t>
+      </w:r>
+    </w:p>
+    <w:p>
+      <w:pPr>
+        <w:spacing w:after="80" w:line="276" w:lineRule="auto"/>
+      </w:pPr>
+      <w:r>
+        <w:rPr>
+          <w:i w:val="0"/>
+          <w:color w:val="1E1E1E"/>
+          <w:sz w:val="20"/>
+        </w:rPr>
+        <w:t>El sitio web de Estudio Pericial Sur fue construido siguiendo los estándares de AEO (Answer Engine Optimization) y GEO (Generative Engine Optimization) para asegurar que los motores de IA (ChatGPT Search, Perplexity AI, Google Gemini y Claude) recomienden al estudio:</w:t>
+      </w:r>
+    </w:p>
+    <w:p>
+      <w:pPr>
+        <w:pStyle w:val="ListBullet"/>
+        <w:spacing w:after="60" w:line="276" w:lineRule="auto"/>
+      </w:pPr>
+      <w:r>
+        <w:rPr>
+          <w:b/>
+          <w:color w:val="152836"/>
+          <w:sz w:val="19"/>
+        </w:rPr>
+        <w:t xml:space="preserve">Protocolo llms.txt Activo: </w:t>
+      </w:r>
+      <w:r>
+        <w:rPr>
+          <w:color w:val="1E1E1E"/>
+          <w:sz w:val="19"/>
+        </w:rPr>
+        <w:t>Implementado en https://pericias.tecnobrain.ar/llms.txt. Permite que los rastreadores de IA lean en texto puro los servicios, credenciales (UBA 2016/2017), matrículas y datos de contacto.</w:t>
+      </w:r>
+    </w:p>
+    <w:p>
+      <w:pPr>
+        <w:pStyle w:val="ListBullet"/>
+        <w:spacing w:after="60" w:line="276" w:lineRule="auto"/>
+      </w:pPr>
+      <w:r>
+        <w:rPr>
+          <w:b/>
+          <w:color w:val="152836"/>
+          <w:sz w:val="19"/>
+        </w:rPr>
+        <w:t xml:space="preserve">Grafo de Entidades Schema.org: </w:t>
+      </w:r>
+      <w:r>
+        <w:rPr>
+          <w:color w:val="1E1E1E"/>
+          <w:sz w:val="19"/>
+        </w:rPr>
+        <w:t>Identificación semántica de las profesionales con afiliación universitaria (alumniOf UBA) y matrículas judiciales (PJN y SCBA), alimentando los grafos de conocimiento de ChatGPT y Google.</w:t>
+      </w:r>
+    </w:p>
+    <w:p>
+      <w:pPr>
+        <w:pStyle w:val="ListBullet"/>
+        <w:spacing w:after="60" w:line="276" w:lineRule="auto"/>
+      </w:pPr>
+      <w:r>
+        <w:rPr>
+          <w:b/>
+          <w:color w:val="152836"/>
+          <w:sz w:val="19"/>
+        </w:rPr>
+        <w:t xml:space="preserve">Formato de Respuestas Directas (AEO): </w:t>
+      </w:r>
+      <w:r>
+        <w:rPr>
+          <w:color w:val="1E1E1E"/>
+          <w:sz w:val="19"/>
+        </w:rPr>
+        <w:t>Bloques de FAQs estructurados con respuestas concisas de 40 a 60 palabras, diseñados para ser citados como fragmentos destacados en Google AI Overviews.</w:t>
+      </w:r>
+    </w:p>
+    <w:p>
+      <w:pPr>
+        <w:pStyle w:val="ListBullet"/>
+        <w:spacing w:after="60" w:line="276" w:lineRule="auto"/>
+      </w:pPr>
+      <w:r>
+        <w:rPr>
+          <w:b/>
+          <w:color w:val="152836"/>
+          <w:sz w:val="19"/>
+        </w:rPr>
+        <w:t xml:space="preserve">Cero Lag de Renderizado (SSR): </w:t>
+      </w:r>
+      <w:r>
+        <w:rPr>
+          <w:color w:val="1E1E1E"/>
+          <w:sz w:val="19"/>
+        </w:rPr>
+        <w:t>Los crawlers de IA (GPTBot, PerplexityBot) no ejecutan código JavaScript complejo. Al ser HTML nativo en PHP, el 100% del contenido es absorbido al instante.</w:t>
+      </w:r>
+    </w:p>
+    <w:p>
+      <w:pPr>
+        <w:spacing w:before="320" w:after="120"/>
+      </w:pPr>
+      <w:r>
+        <w:rPr>
+          <w:rFonts w:ascii="Arial" w:hAnsi="Arial"/>
+          <w:b/>
+          <w:color w:val="152836"/>
+          <w:sz w:val="26"/>
+        </w:rPr>
+        <w:t>9. Plan de Acción y Conclusión</w:t>
       </w:r>
     </w:p>
     <w:p>

--- a/public/INFORME_TECNICO_Y_COMERCIAL_ESTUDIO_PERICIAL_SUR.docx
+++ b/public/INFORME_TECNICO_Y_COMERCIAL_ESTUDIO_PERICIAL_SUR.docx
@@ -21,9 +21,9 @@
           <w:rFonts w:ascii="Arial" w:hAnsi="Arial"/>
           <w:b/>
           <w:color w:val="152836"/>
-          <w:sz w:val="36"/>
+          <w:sz w:val="34"/>
         </w:rPr>
-        <w:t>INFORME TÉCNICO, COMERCIAL Y ESTRATEGIA SEO</w:t>
+        <w:t>INFORME TÉCNICO, COMERCIAL, ESTRATEGIA SEO Y GUÍA DE CONTENIDOS PARA REDES SOCIALES</w:t>
         <w:br/>
       </w:r>
       <w:r>
@@ -32,7 +32,7 @@
           <w:color w:val="505050"/>
           <w:sz w:val="21"/>
         </w:rPr>
-        <w:t>Auditoría SSL, Rendimiento PageSpeed, Dominios, Competidores, Plan de Captación y Preparación para IA / LLMs</w:t>
+        <w:t>Auditoría Web, PageSpeed, Dominios, Competidores, SEO/GEO y Guiones Estratégicos de Captación para Instagram / TikTok</w:t>
       </w:r>
     </w:p>
     <w:p/>
@@ -221,7 +221,7 @@
                 <w:color w:val="1E1E1E"/>
                 <w:sz w:val="19"/>
               </w:rPr>
-              <w:t>Equipo de Ingeniería Web &amp; Estrategia SEO</w:t>
+              <w:t>Equipo de Ingeniería Web &amp; Estrategia SEO / Contenidos</w:t>
             </w:r>
           </w:p>
         </w:tc>
@@ -250,9 +250,9 @@
         <w:rPr>
           <w:i w:val="0"/>
           <w:color w:val="1E1E1E"/>
-          <w:sz w:val="20"/>
+          <w:sz w:val="19"/>
         </w:rPr>
-        <w:t>El presente informe constituye la auditoría técnica integral, análisis de rendimiento, seguridad SSL, benchmark de competidores, plan de adquisición orgánica (SEO) y la estrategia de optimización para motores de Inteligencia Artificial (GEO / AEO) para Estudio Pericial Sur.</w:t>
+        <w:t>El presente informe constituye la auditoría técnica integral, análisis de rendimiento, seguridad SSL, benchmark de competidores, plan de adquisición orgánica (SEO), optimización para Inteligencia Artificial (GEO/AEO) y la guía estratégica de guiones y contenidos para redes sociales de Estudio Pericial Sur.</w:t>
       </w:r>
     </w:p>
     <w:p>
@@ -263,7 +263,7 @@
         <w:rPr>
           <w:i w:val="0"/>
           <w:color w:val="1E1E1E"/>
-          <w:sz w:val="20"/>
+          <w:sz w:val="19"/>
         </w:rPr>
         <w:t>El sitio se encuentra actualmente publicado y 100% operativo en el servidor de producción con un rendimiento de carga instantáneo (TTFB &lt; 22 ms), arquitectura semántica de URLs sin bases de datos pesadas, y datos estructurados JSON-LD validados.</w:t>
       </w:r>
@@ -290,7 +290,7 @@
         <w:rPr>
           <w:i w:val="0"/>
           <w:color w:val="1E1E1E"/>
-          <w:sz w:val="20"/>
+          <w:sz w:val="19"/>
         </w:rPr>
         <w:t>Se realizó un escaneo criptográfico y de cabeceras de red sobre el dominio pericias.tecnobrain.ar:</w:t>
       </w:r>
@@ -869,7 +869,7 @@
         <w:rPr>
           <w:i w:val="0"/>
           <w:color w:val="1E1E1E"/>
-          <w:sz w:val="20"/>
+          <w:sz w:val="19"/>
         </w:rPr>
         <w:t>A diferencia de plataformas en WordPress con constructores pesados (Elementor/Divi) que demoran entre 3.000 y 6.000 ms en responder, la plataforma de Estudio Pericial Sur fue desarrollada en PHP Modular Ultraligero con Vanilla CSS:</w:t>
       </w:r>
@@ -1621,7 +1621,7 @@
         <w:rPr>
           <w:i w:val="0"/>
           <w:color w:val="1E1E1E"/>
-          <w:sz w:val="20"/>
+          <w:sz w:val="19"/>
         </w:rPr>
         <w:t>Se verificó el estado en los registros oficiales de NIC.ar y RDAP/Whois para el pase a producción definitiva:</w:t>
       </w:r>
@@ -2316,7 +2316,7 @@
         <w:rPr>
           <w:b/>
           <w:color w:val="1E1E1E"/>
-          <w:sz w:val="20"/>
+          <w:sz w:val="19"/>
         </w:rPr>
         <w:t xml:space="preserve">Recomendación: </w:t>
       </w:r>
@@ -2324,7 +2324,7 @@
         <w:rPr>
           <w:i w:val="0"/>
           <w:color w:val="1E1E1E"/>
-          <w:sz w:val="20"/>
+          <w:sz w:val="19"/>
         </w:rPr>
         <w:t>Recomendación Directa: Registrar el combo estudiopericialsur.com.ar (en NIC.ar a costo oficial) y estudiopericialsur.com (en Namecheap/Cloudflare), configurando el .com con redirección 301 al .com.ar.</w:t>
       </w:r>
@@ -2351,7 +2351,7 @@
         <w:rPr>
           <w:i w:val="0"/>
           <w:color w:val="1E1E1E"/>
-          <w:sz w:val="20"/>
+          <w:sz w:val="19"/>
         </w:rPr>
         <w:t>Se relevaron los 10 principales competidores en los resultados de búsqueda de Argentina:</w:t>
       </w:r>
@@ -3600,7 +3600,7 @@
         <w:rPr>
           <w:i w:val="0"/>
           <w:color w:val="1E1E1E"/>
-          <w:sz w:val="20"/>
+          <w:sz w:val="19"/>
         </w:rPr>
         <w:t>Esta sección analiza qué busca la gente en Google Argentina y dónde está la mayor oportunidad comercial para conseguir clientes. A continuación se explica en detalle qué significa cada columna:</w:t>
       </w:r>
@@ -4912,7 +4912,7 @@
         <w:rPr>
           <w:i w:val="0"/>
           <w:color w:val="1E1E1E"/>
-          <w:sz w:val="20"/>
+          <w:sz w:val="19"/>
         </w:rPr>
         <w:t>Frases de búsqueda con alta tasa de conversión directa para estructurar los próximos artículos y contenidos:</w:t>
       </w:r>
@@ -5415,7 +5415,7 @@
         <w:rPr>
           <w:i w:val="0"/>
           <w:color w:val="1E1E1E"/>
-          <w:sz w:val="20"/>
+          <w:sz w:val="19"/>
         </w:rPr>
         <w:t>El sitio web de Estudio Pericial Sur fue construido siguiendo los estándares de AEO (Answer Engine Optimization) y GEO (Generative Engine Optimization) para asegurar que los motores de IA (ChatGPT Search, Perplexity AI, Google Gemini y Claude) recomienden al estudio:</w:t>
       </w:r>
@@ -5515,7 +5515,1307 @@
           <w:color w:val="152836"/>
           <w:sz w:val="26"/>
         </w:rPr>
-        <w:t>9. Plan de Acción y Conclusión</w:t>
+        <w:t>9. Guía Estratégica de Contenidos &amp; Guiones para Instagram / TikTok</w:t>
+      </w:r>
+    </w:p>
+    <w:p>
+      <w:pPr>
+        <w:spacing w:after="80" w:line="276" w:lineRule="auto"/>
+      </w:pPr>
+      <w:r>
+        <w:rPr>
+          <w:i w:val="0"/>
+          <w:color w:val="1E1E1E"/>
+          <w:sz w:val="19"/>
+        </w:rPr>
+        <w:t>Para transformar el perfil de Instagram (@estudiopericial.sur) en un canal de captación constante de clientes y abogados, se definen los 3 públicos objetivos, el tono de comunicación y 5 guiones estructurados listos para grabar:</w:t>
+      </w:r>
+    </w:p>
+    <w:p>
+      <w:pPr>
+        <w:spacing w:before="240" w:after="80"/>
+      </w:pPr>
+      <w:r>
+        <w:rPr>
+          <w:rFonts w:ascii="Arial" w:hAnsi="Arial"/>
+          <w:b/>
+          <w:color w:val="1A7A6C"/>
+          <w:sz w:val="22"/>
+        </w:rPr>
+        <w:t>Definición de Públicos Objetivos (Buyer Personas)</w:t>
+      </w:r>
+    </w:p>
+    <w:p>
+      <w:pPr>
+        <w:pStyle w:val="ListBullet"/>
+        <w:spacing w:after="60" w:line="276" w:lineRule="auto"/>
+      </w:pPr>
+      <w:r>
+        <w:rPr>
+          <w:b/>
+          <w:color w:val="152836"/>
+          <w:sz w:val="19"/>
+        </w:rPr>
+        <w:t xml:space="preserve">Público 1: Abogados Litigantes &amp; Estudios Jurídicos (B2B): </w:t>
+      </w:r>
+      <w:r>
+        <w:rPr>
+          <w:color w:val="1E1E1E"/>
+          <w:sz w:val="19"/>
+        </w:rPr>
+        <w:t>Letrados de fueros Laboral, Civil y Familia. Necesitan auxilio pericial sólido, redacción técnica de puntos de pericia e impugnaciones procesales fundamentadas en baremos oficiales dentro del plazo de 5 días. Lenguaje técnico, preciso y procesal.</w:t>
+      </w:r>
+    </w:p>
+    <w:p>
+      <w:pPr>
+        <w:pStyle w:val="ListBullet"/>
+        <w:spacing w:after="60" w:line="276" w:lineRule="auto"/>
+      </w:pPr>
+      <w:r>
+        <w:rPr>
+          <w:b/>
+          <w:color w:val="152836"/>
+          <w:sz w:val="19"/>
+        </w:rPr>
+        <w:t xml:space="preserve">Público 2: Particulares en Juicios o Demandas (B2C): </w:t>
+      </w:r>
+      <w:r>
+        <w:rPr>
+          <w:color w:val="1E1E1E"/>
+          <w:sz w:val="19"/>
+        </w:rPr>
+        <w:t>Personas que sufrieron un accidente de tránsito, despido discriminatorio, acoso laboral (mobbing) o transitan un divorcio conflictivo. Buscan saber si pueden reclamar daño psíquico. Lenguaje empático, pedagógico, claro y cercano.</w:t>
+      </w:r>
+    </w:p>
+    <w:p>
+      <w:pPr>
+        <w:pStyle w:val="ListBullet"/>
+        <w:spacing w:after="60" w:line="276" w:lineRule="auto"/>
+      </w:pPr>
+      <w:r>
+        <w:rPr>
+          <w:b/>
+          <w:color w:val="152836"/>
+          <w:sz w:val="19"/>
+        </w:rPr>
+        <w:t xml:space="preserve">Público 3: Personas que precisan Aptos y Psicotécnicos: </w:t>
+      </w:r>
+      <w:r>
+        <w:rPr>
+          <w:color w:val="1E1E1E"/>
+          <w:sz w:val="19"/>
+        </w:rPr>
+        <w:t>Docentes en ingreso a la provincia, solicitantes de portación ANMaC, postulantes laborales o cirugías. Buscan agilidad, turnos rápidos y entrega de informe oficial en 48 hs.</w:t>
+      </w:r>
+    </w:p>
+    <w:p>
+      <w:pPr>
+        <w:spacing w:before="240" w:after="80"/>
+      </w:pPr>
+      <w:r>
+        <w:rPr>
+          <w:rFonts w:ascii="Arial" w:hAnsi="Arial"/>
+          <w:b/>
+          <w:color w:val="1A7A6C"/>
+          <w:sz w:val="22"/>
+        </w:rPr>
+        <w:t>Estructura Ganadora de un Reel / Video de Captación</w:t>
+      </w:r>
+    </w:p>
+    <w:p>
+      <w:pPr>
+        <w:spacing w:after="80" w:line="276" w:lineRule="auto"/>
+      </w:pPr>
+      <w:r>
+        <w:rPr>
+          <w:i/>
+          <w:color w:val="1E1E1E"/>
+          <w:sz w:val="19"/>
+        </w:rPr>
+        <w:t>Todo video de alto impacto debe seguir esta fórmula de 4 pasos:</w:t>
+      </w:r>
+    </w:p>
+    <w:p>
+      <w:pPr>
+        <w:pStyle w:val="ListBullet"/>
+        <w:spacing w:after="60" w:line="276" w:lineRule="auto"/>
+      </w:pPr>
+      <w:r>
+        <w:rPr>
+          <w:b/>
+          <w:color w:val="152836"/>
+          <w:sz w:val="19"/>
+        </w:rPr>
+        <w:t xml:space="preserve">1. Gancho Visual y Verbal (0 a 3 seg): </w:t>
+      </w:r>
+      <w:r>
+        <w:rPr>
+          <w:color w:val="1E1E1E"/>
+          <w:sz w:val="19"/>
+        </w:rPr>
+        <w:t>Pregunta provocadora o dolor concreto que frena el scroll del usuario.</w:t>
+      </w:r>
+    </w:p>
+    <w:p>
+      <w:pPr>
+        <w:pStyle w:val="ListBullet"/>
+        <w:spacing w:after="60" w:line="276" w:lineRule="auto"/>
+      </w:pPr>
+      <w:r>
+        <w:rPr>
+          <w:b/>
+          <w:color w:val="152836"/>
+          <w:sz w:val="19"/>
+        </w:rPr>
+        <w:t xml:space="preserve">2. Exposición del Problema (4 a 12 seg): </w:t>
+      </w:r>
+      <w:r>
+        <w:rPr>
+          <w:color w:val="1E1E1E"/>
+          <w:sz w:val="19"/>
+        </w:rPr>
+        <w:t>Contextualización rápida de la trampa procesal o angustia del cliente.</w:t>
+      </w:r>
+    </w:p>
+    <w:p>
+      <w:pPr>
+        <w:pStyle w:val="ListBullet"/>
+        <w:spacing w:after="60" w:line="276" w:lineRule="auto"/>
+      </w:pPr>
+      <w:r>
+        <w:rPr>
+          <w:b/>
+          <w:color w:val="152836"/>
+          <w:sz w:val="19"/>
+        </w:rPr>
+        <w:t xml:space="preserve">3. Solución Técnica Demostrada (13 a 35 seg): </w:t>
+      </w:r>
+      <w:r>
+        <w:rPr>
+          <w:color w:val="1E1E1E"/>
+          <w:sz w:val="19"/>
+        </w:rPr>
+        <w:t>Explicación del criterio pericial/clínico (Castex-Silva, batería de tests, plazos).</w:t>
+      </w:r>
+    </w:p>
+    <w:p>
+      <w:pPr>
+        <w:pStyle w:val="ListBullet"/>
+        <w:spacing w:after="60" w:line="276" w:lineRule="auto"/>
+      </w:pPr>
+      <w:r>
+        <w:rPr>
+          <w:b/>
+          <w:color w:val="152836"/>
+          <w:sz w:val="19"/>
+        </w:rPr>
+        <w:t xml:space="preserve">4. Llamado a la Acción Claro (36 a 45 seg): </w:t>
+      </w:r>
+      <w:r>
+        <w:rPr>
+          <w:color w:val="1E1E1E"/>
+          <w:sz w:val="19"/>
+        </w:rPr>
+        <w:t>Instrucción directa: "Escribinos por mensaje directo o al link de nuestra bio para evaluar tu caso".</w:t>
+      </w:r>
+    </w:p>
+    <w:tbl>
+      <w:tblPr>
+        <w:tblW w:type="auto" w:w="0"/>
+        <w:jc w:val="center"/>
+        <w:tblLook w:firstColumn="1" w:firstRow="1" w:lastColumn="0" w:lastRow="0" w:noHBand="0" w:noVBand="1" w:val="04A0"/>
+      </w:tblPr>
+      <w:tblGrid>
+        <w:gridCol w:w="5040"/>
+        <w:gridCol w:w="5040"/>
+      </w:tblGrid>
+      <w:tr>
+        <w:tc>
+          <w:tcPr>
+            <w:tcW w:type="dxa" w:w="7200"/>
+            <w:gridSpan w:val="2"/>
+            <w:shd w:fill="1A7A6C"/>
+            <w:tcMar>
+              <w:top w:w="80" w:type="dxa"/>
+              <w:bottom w:w="80" w:type="dxa"/>
+              <w:left w:w="100" w:type="dxa"/>
+              <w:right w:w="100" w:type="dxa"/>
+            </w:tcMar>
+          </w:tcPr>
+          <w:p>
+            <w:r>
+              <w:rPr>
+                <w:b/>
+                <w:color w:val="FFFFFF"/>
+                <w:sz w:val="20"/>
+              </w:rPr>
+              <w:t>🎬 GUION REEL / VIDEO: PARA ABOGADOS: IMPUGNACIÓN DE PERICIA EN 5 DÍAS</w:t>
+            </w:r>
+          </w:p>
+        </w:tc>
+      </w:tr>
+      <w:tr>
+        <w:tc>
+          <w:tcPr>
+            <w:tcW w:type="dxa" w:w="2880"/>
+            <w:shd w:fill="F4F6F8"/>
+            <w:tcMar>
+              <w:top w:w="60" w:type="dxa"/>
+              <w:bottom w:w="60" w:type="dxa"/>
+              <w:left w:w="80" w:type="dxa"/>
+              <w:right w:w="80" w:type="dxa"/>
+            </w:tcMar>
+          </w:tcPr>
+          <w:p>
+            <w:r>
+              <w:rPr>
+                <w:b/>
+                <w:color w:val="152836"/>
+                <w:sz w:val="17"/>
+              </w:rPr>
+              <w:t>Público &amp; Objetivo:</w:t>
+            </w:r>
+          </w:p>
+        </w:tc>
+        <w:tc>
+          <w:tcPr>
+            <w:tcW w:type="dxa" w:w="7200"/>
+            <w:shd w:fill="FFFFFF"/>
+            <w:tcMar>
+              <w:top w:w="60" w:type="dxa"/>
+              <w:bottom w:w="60" w:type="dxa"/>
+              <w:left w:w="80" w:type="dxa"/>
+              <w:right w:w="80" w:type="dxa"/>
+            </w:tcMar>
+          </w:tcPr>
+          <w:p>
+            <w:r>
+              <w:rPr>
+                <w:color w:val="1E1E1E"/>
+                <w:sz w:val="17"/>
+              </w:rPr>
+              <w:t>Abogados laboralistas y civilistas | Captar letrados con pericias oficiales desfavorables.</w:t>
+            </w:r>
+          </w:p>
+        </w:tc>
+      </w:tr>
+      <w:tr>
+        <w:tc>
+          <w:tcPr>
+            <w:tcW w:type="dxa" w:w="2880"/>
+            <w:shd w:fill="F4F6F8"/>
+            <w:tcMar>
+              <w:top w:w="60" w:type="dxa"/>
+              <w:bottom w:w="60" w:type="dxa"/>
+              <w:left w:w="80" w:type="dxa"/>
+              <w:right w:w="80" w:type="dxa"/>
+            </w:tcMar>
+          </w:tcPr>
+          <w:p>
+            <w:r>
+              <w:rPr>
+                <w:b/>
+                <w:color w:val="152836"/>
+                <w:sz w:val="17"/>
+              </w:rPr>
+              <w:t>Gancho (Primeros 3 seg):</w:t>
+            </w:r>
+          </w:p>
+        </w:tc>
+        <w:tc>
+          <w:tcPr>
+            <w:tcW w:type="dxa" w:w="7200"/>
+            <w:shd w:fill="FFFFFF"/>
+            <w:tcMar>
+              <w:top w:w="60" w:type="dxa"/>
+              <w:bottom w:w="60" w:type="dxa"/>
+              <w:left w:w="80" w:type="dxa"/>
+              <w:right w:w="80" w:type="dxa"/>
+            </w:tcMar>
+          </w:tcPr>
+          <w:p>
+            <w:r>
+              <w:rPr>
+                <w:color w:val="1E1E1E"/>
+                <w:sz w:val="17"/>
+              </w:rPr>
+              <w:t>¿Te notificaron una pericia psicológica de oficio que no cuantificó el daño psíquico o fijó un 0% injustificado? Tenés solo 5 días para impugnarla.</w:t>
+            </w:r>
+          </w:p>
+        </w:tc>
+      </w:tr>
+      <w:tr>
+        <w:tc>
+          <w:tcPr>
+            <w:tcW w:type="dxa" w:w="2880"/>
+            <w:shd w:fill="F4F6F8"/>
+            <w:tcMar>
+              <w:top w:w="60" w:type="dxa"/>
+              <w:bottom w:w="60" w:type="dxa"/>
+              <w:left w:w="80" w:type="dxa"/>
+              <w:right w:w="80" w:type="dxa"/>
+            </w:tcMar>
+          </w:tcPr>
+          <w:p>
+            <w:r>
+              <w:rPr>
+                <w:b/>
+                <w:color w:val="152836"/>
+                <w:sz w:val="17"/>
+              </w:rPr>
+              <w:t>Desarrollo (15-30 seg):</w:t>
+            </w:r>
+          </w:p>
+        </w:tc>
+        <w:tc>
+          <w:tcPr>
+            <w:tcW w:type="dxa" w:w="7200"/>
+            <w:shd w:fill="FFFFFF"/>
+            <w:tcMar>
+              <w:top w:w="60" w:type="dxa"/>
+              <w:bottom w:w="60" w:type="dxa"/>
+              <w:left w:w="80" w:type="dxa"/>
+              <w:right w:w="80" w:type="dxa"/>
+            </w:tcMar>
+          </w:tcPr>
+          <w:p>
+            <w:r>
+              <w:rPr>
+                <w:color w:val="1E1E1E"/>
+                <w:sz w:val="17"/>
+              </w:rPr>
+              <w:t>El error más común en los peritajes de oficio es confundir daño psíquico con daño moral o utilizar entrevistas aisladas sin una batería proyectiva completa (Bender, Rorschach, MMPI-2). Como consultoras técnicas, analizamos las fallas metodológicas del dictamen, contrastamos con el baremo Castex-Silva y redactamos la impugnación fundada con rigor científico para defender la indemnización de tu cliente.</w:t>
+            </w:r>
+          </w:p>
+        </w:tc>
+      </w:tr>
+      <w:tr>
+        <w:tc>
+          <w:tcPr>
+            <w:tcW w:type="dxa" w:w="2880"/>
+            <w:shd w:fill="F4F6F8"/>
+            <w:tcMar>
+              <w:top w:w="60" w:type="dxa"/>
+              <w:bottom w:w="60" w:type="dxa"/>
+              <w:left w:w="80" w:type="dxa"/>
+              <w:right w:w="80" w:type="dxa"/>
+            </w:tcMar>
+          </w:tcPr>
+          <w:p>
+            <w:r>
+              <w:rPr>
+                <w:b/>
+                <w:color w:val="152836"/>
+                <w:sz w:val="17"/>
+              </w:rPr>
+              <w:t>Cierre / Llamado a la Acción:</w:t>
+            </w:r>
+          </w:p>
+        </w:tc>
+        <w:tc>
+          <w:tcPr>
+            <w:tcW w:type="dxa" w:w="7200"/>
+            <w:shd w:fill="FFFFFF"/>
+            <w:tcMar>
+              <w:top w:w="60" w:type="dxa"/>
+              <w:bottom w:w="60" w:type="dxa"/>
+              <w:left w:w="80" w:type="dxa"/>
+              <w:right w:w="80" w:type="dxa"/>
+            </w:tcMar>
+          </w:tcPr>
+          <w:p>
+            <w:r>
+              <w:rPr>
+                <w:color w:val="1E1E1E"/>
+                <w:sz w:val="17"/>
+              </w:rPr>
+              <w:t>Si te notificaron un traslado pericial urgente, envianos el informe por mensaje privado o contactanos desde el link de nuestro perfil para analizarlo en menos de 24 horas.</w:t>
+            </w:r>
+          </w:p>
+        </w:tc>
+      </w:tr>
+    </w:tbl>
+    <w:p/>
+    <w:tbl>
+      <w:tblPr>
+        <w:tblW w:type="auto" w:w="0"/>
+        <w:jc w:val="center"/>
+        <w:tblLook w:firstColumn="1" w:firstRow="1" w:lastColumn="0" w:lastRow="0" w:noHBand="0" w:noVBand="1" w:val="04A0"/>
+      </w:tblPr>
+      <w:tblGrid>
+        <w:gridCol w:w="5040"/>
+        <w:gridCol w:w="5040"/>
+      </w:tblGrid>
+      <w:tr>
+        <w:tc>
+          <w:tcPr>
+            <w:tcW w:type="dxa" w:w="7200"/>
+            <w:gridSpan w:val="2"/>
+            <w:shd w:fill="1A7A6C"/>
+            <w:tcMar>
+              <w:top w:w="80" w:type="dxa"/>
+              <w:bottom w:w="80" w:type="dxa"/>
+              <w:left w:w="100" w:type="dxa"/>
+              <w:right w:w="100" w:type="dxa"/>
+            </w:tcMar>
+          </w:tcPr>
+          <w:p>
+            <w:r>
+              <w:rPr>
+                <w:b/>
+                <w:color w:val="FFFFFF"/>
+                <w:sz w:val="20"/>
+              </w:rPr>
+              <w:t>🎬 GUION REEL / VIDEO: PARA PARTICULARES: DAÑO PSÍQUICO EN ACCIDENTES O DESPIDOS</w:t>
+            </w:r>
+          </w:p>
+        </w:tc>
+      </w:tr>
+      <w:tr>
+        <w:tc>
+          <w:tcPr>
+            <w:tcW w:type="dxa" w:w="2880"/>
+            <w:shd w:fill="F4F6F8"/>
+            <w:tcMar>
+              <w:top w:w="60" w:type="dxa"/>
+              <w:bottom w:w="60" w:type="dxa"/>
+              <w:left w:w="80" w:type="dxa"/>
+              <w:right w:w="80" w:type="dxa"/>
+            </w:tcMar>
+          </w:tcPr>
+          <w:p>
+            <w:r>
+              <w:rPr>
+                <w:b/>
+                <w:color w:val="152836"/>
+                <w:sz w:val="17"/>
+              </w:rPr>
+              <w:t>Público &amp; Objetivo:</w:t>
+            </w:r>
+          </w:p>
+        </w:tc>
+        <w:tc>
+          <w:tcPr>
+            <w:tcW w:type="dxa" w:w="7200"/>
+            <w:shd w:fill="FFFFFF"/>
+            <w:tcMar>
+              <w:top w:w="60" w:type="dxa"/>
+              <w:bottom w:w="60" w:type="dxa"/>
+              <w:left w:w="80" w:type="dxa"/>
+              <w:right w:w="80" w:type="dxa"/>
+            </w:tcMar>
+          </w:tcPr>
+          <w:p>
+            <w:r>
+              <w:rPr>
+                <w:color w:val="1E1E1E"/>
+                <w:sz w:val="17"/>
+              </w:rPr>
+              <w:t>Particulares que sufrieron accidentes viales o mobbing | Captar demandantes particulares y letrados patrocinantes.</w:t>
+            </w:r>
+          </w:p>
+        </w:tc>
+      </w:tr>
+      <w:tr>
+        <w:tc>
+          <w:tcPr>
+            <w:tcW w:type="dxa" w:w="2880"/>
+            <w:shd w:fill="F4F6F8"/>
+            <w:tcMar>
+              <w:top w:w="60" w:type="dxa"/>
+              <w:bottom w:w="60" w:type="dxa"/>
+              <w:left w:w="80" w:type="dxa"/>
+              <w:right w:w="80" w:type="dxa"/>
+            </w:tcMar>
+          </w:tcPr>
+          <w:p>
+            <w:r>
+              <w:rPr>
+                <w:b/>
+                <w:color w:val="152836"/>
+                <w:sz w:val="17"/>
+              </w:rPr>
+              <w:t>Gancho (Primeros 3 seg):</w:t>
+            </w:r>
+          </w:p>
+        </w:tc>
+        <w:tc>
+          <w:tcPr>
+            <w:tcW w:type="dxa" w:w="7200"/>
+            <w:shd w:fill="FFFFFF"/>
+            <w:tcMar>
+              <w:top w:w="60" w:type="dxa"/>
+              <w:bottom w:w="60" w:type="dxa"/>
+              <w:left w:w="80" w:type="dxa"/>
+              <w:right w:w="80" w:type="dxa"/>
+            </w:tcMar>
+          </w:tcPr>
+          <w:p>
+            <w:r>
+              <w:rPr>
+                <w:color w:val="1E1E1E"/>
+                <w:sz w:val="17"/>
+              </w:rPr>
+              <w:t>Tuviste un accidente de tránsito o un despido violento y sentís que después de eso tu vida no volvió a ser la misma. ¿Sabías que podés reclamar Daño Psíquico?</w:t>
+            </w:r>
+          </w:p>
+        </w:tc>
+      </w:tr>
+      <w:tr>
+        <w:tc>
+          <w:tcPr>
+            <w:tcW w:type="dxa" w:w="2880"/>
+            <w:shd w:fill="F4F6F8"/>
+            <w:tcMar>
+              <w:top w:w="60" w:type="dxa"/>
+              <w:bottom w:w="60" w:type="dxa"/>
+              <w:left w:w="80" w:type="dxa"/>
+              <w:right w:w="80" w:type="dxa"/>
+            </w:tcMar>
+          </w:tcPr>
+          <w:p>
+            <w:r>
+              <w:rPr>
+                <w:b/>
+                <w:color w:val="152836"/>
+                <w:sz w:val="17"/>
+              </w:rPr>
+              <w:t>Desarrollo (15-30 seg):</w:t>
+            </w:r>
+          </w:p>
+        </w:tc>
+        <w:tc>
+          <w:tcPr>
+            <w:tcW w:type="dxa" w:w="7200"/>
+            <w:shd w:fill="FFFFFF"/>
+            <w:tcMar>
+              <w:top w:w="60" w:type="dxa"/>
+              <w:bottom w:w="60" w:type="dxa"/>
+              <w:left w:w="80" w:type="dxa"/>
+              <w:right w:w="80" w:type="dxa"/>
+            </w:tcMar>
+          </w:tcPr>
+          <w:p>
+            <w:r>
+              <w:rPr>
+                <w:color w:val="1E1E1E"/>
+                <w:sz w:val="17"/>
+              </w:rPr>
+              <w:t>Muchas personas creen que en un juicio solo se indemnizan las lesiones físicas. Sin embargo, el estrés postraumático, los ataques de pánico o la depresión reactiva constituyen una incapacidad psicológica indemnizable según los baremos legales vigentes. A través de una evaluación psicodiagnóstica pericial de parte, medimos el porcentaje de incapacidad para que tu reclamo judicial sea justo y completo.</w:t>
+            </w:r>
+          </w:p>
+        </w:tc>
+      </w:tr>
+      <w:tr>
+        <w:tc>
+          <w:tcPr>
+            <w:tcW w:type="dxa" w:w="2880"/>
+            <w:shd w:fill="F4F6F8"/>
+            <w:tcMar>
+              <w:top w:w="60" w:type="dxa"/>
+              <w:bottom w:w="60" w:type="dxa"/>
+              <w:left w:w="80" w:type="dxa"/>
+              <w:right w:w="80" w:type="dxa"/>
+            </w:tcMar>
+          </w:tcPr>
+          <w:p>
+            <w:r>
+              <w:rPr>
+                <w:b/>
+                <w:color w:val="152836"/>
+                <w:sz w:val="17"/>
+              </w:rPr>
+              <w:t>Cierre / Llamado a la Acción:</w:t>
+            </w:r>
+          </w:p>
+        </w:tc>
+        <w:tc>
+          <w:tcPr>
+            <w:tcW w:type="dxa" w:w="7200"/>
+            <w:shd w:fill="FFFFFF"/>
+            <w:tcMar>
+              <w:top w:w="60" w:type="dxa"/>
+              <w:bottom w:w="60" w:type="dxa"/>
+              <w:left w:w="80" w:type="dxa"/>
+              <w:right w:w="80" w:type="dxa"/>
+            </w:tcMar>
+          </w:tcPr>
+          <w:p>
+            <w:r>
+              <w:rPr>
+                <w:color w:val="1E1E1E"/>
+                <w:sz w:val="17"/>
+              </w:rPr>
+              <w:t>Si estás atravesando un proceso judicial o vas a iniciar una demanda con tu abogado, escribinos al WhatsApp del perfil para coordinar una entrevista pericial.</w:t>
+            </w:r>
+          </w:p>
+        </w:tc>
+      </w:tr>
+    </w:tbl>
+    <w:p/>
+    <w:tbl>
+      <w:tblPr>
+        <w:tblW w:type="auto" w:w="0"/>
+        <w:jc w:val="center"/>
+        <w:tblLook w:firstColumn="1" w:firstRow="1" w:lastColumn="0" w:lastRow="0" w:noHBand="0" w:noVBand="1" w:val="04A0"/>
+      </w:tblPr>
+      <w:tblGrid>
+        <w:gridCol w:w="5040"/>
+        <w:gridCol w:w="5040"/>
+      </w:tblGrid>
+      <w:tr>
+        <w:tc>
+          <w:tcPr>
+            <w:tcW w:type="dxa" w:w="7200"/>
+            <w:gridSpan w:val="2"/>
+            <w:shd w:fill="1A7A6C"/>
+            <w:tcMar>
+              <w:top w:w="80" w:type="dxa"/>
+              <w:bottom w:w="80" w:type="dxa"/>
+              <w:left w:w="100" w:type="dxa"/>
+              <w:right w:w="100" w:type="dxa"/>
+            </w:tcMar>
+          </w:tcPr>
+          <w:p>
+            <w:r>
+              <w:rPr>
+                <w:b/>
+                <w:color w:val="FFFFFF"/>
+                <w:sz w:val="20"/>
+              </w:rPr>
+              <w:t>🎬 GUION REEL / VIDEO: PARA SELECCIÓN Y TRÁMITES: TEST DE BENDER Y RORSCHACH EN 48HS</w:t>
+            </w:r>
+          </w:p>
+        </w:tc>
+      </w:tr>
+      <w:tr>
+        <w:tc>
+          <w:tcPr>
+            <w:tcW w:type="dxa" w:w="2880"/>
+            <w:shd w:fill="F4F6F8"/>
+            <w:tcMar>
+              <w:top w:w="60" w:type="dxa"/>
+              <w:bottom w:w="60" w:type="dxa"/>
+              <w:left w:w="80" w:type="dxa"/>
+              <w:right w:w="80" w:type="dxa"/>
+            </w:tcMar>
+          </w:tcPr>
+          <w:p>
+            <w:r>
+              <w:rPr>
+                <w:b/>
+                <w:color w:val="152836"/>
+                <w:sz w:val="17"/>
+              </w:rPr>
+              <w:t>Público &amp; Objetivo:</w:t>
+            </w:r>
+          </w:p>
+        </w:tc>
+        <w:tc>
+          <w:tcPr>
+            <w:tcW w:type="dxa" w:w="7200"/>
+            <w:shd w:fill="FFFFFF"/>
+            <w:tcMar>
+              <w:top w:w="60" w:type="dxa"/>
+              <w:bottom w:w="60" w:type="dxa"/>
+              <w:left w:w="80" w:type="dxa"/>
+              <w:right w:w="80" w:type="dxa"/>
+            </w:tcMar>
+          </w:tcPr>
+          <w:p>
+            <w:r>
+              <w:rPr>
+                <w:color w:val="1E1E1E"/>
+                <w:sz w:val="17"/>
+              </w:rPr>
+              <w:t>Docentes, portación ANMaC, empresas de Zona Sur | Captar particulares para aptos y empresas para psicotécnicos.</w:t>
+            </w:r>
+          </w:p>
+        </w:tc>
+      </w:tr>
+      <w:tr>
+        <w:tc>
+          <w:tcPr>
+            <w:tcW w:type="dxa" w:w="2880"/>
+            <w:shd w:fill="F4F6F8"/>
+            <w:tcMar>
+              <w:top w:w="60" w:type="dxa"/>
+              <w:bottom w:w="60" w:type="dxa"/>
+              <w:left w:w="80" w:type="dxa"/>
+              <w:right w:w="80" w:type="dxa"/>
+            </w:tcMar>
+          </w:tcPr>
+          <w:p>
+            <w:r>
+              <w:rPr>
+                <w:b/>
+                <w:color w:val="152836"/>
+                <w:sz w:val="17"/>
+              </w:rPr>
+              <w:t>Gancho (Primeros 3 seg):</w:t>
+            </w:r>
+          </w:p>
+        </w:tc>
+        <w:tc>
+          <w:tcPr>
+            <w:tcW w:type="dxa" w:w="7200"/>
+            <w:shd w:fill="FFFFFF"/>
+            <w:tcMar>
+              <w:top w:w="60" w:type="dxa"/>
+              <w:bottom w:w="60" w:type="dxa"/>
+              <w:left w:w="80" w:type="dxa"/>
+              <w:right w:w="80" w:type="dxa"/>
+            </w:tcMar>
+          </w:tcPr>
+          <w:p>
+            <w:r>
+              <w:rPr>
+                <w:color w:val="1E1E1E"/>
+                <w:sz w:val="17"/>
+              </w:rPr>
+              <w:t>¿Te pidieron un Apto Psicológico urgente para ingresar a la docencia, trámite de ANMaC o un nuevo trabajo?</w:t>
+            </w:r>
+          </w:p>
+        </w:tc>
+      </w:tr>
+      <w:tr>
+        <w:tc>
+          <w:tcPr>
+            <w:tcW w:type="dxa" w:w="2880"/>
+            <w:shd w:fill="F4F6F8"/>
+            <w:tcMar>
+              <w:top w:w="60" w:type="dxa"/>
+              <w:bottom w:w="60" w:type="dxa"/>
+              <w:left w:w="80" w:type="dxa"/>
+              <w:right w:w="80" w:type="dxa"/>
+            </w:tcMar>
+          </w:tcPr>
+          <w:p>
+            <w:r>
+              <w:rPr>
+                <w:b/>
+                <w:color w:val="152836"/>
+                <w:sz w:val="17"/>
+              </w:rPr>
+              <w:t>Desarrollo (15-30 seg):</w:t>
+            </w:r>
+          </w:p>
+        </w:tc>
+        <w:tc>
+          <w:tcPr>
+            <w:tcW w:type="dxa" w:w="7200"/>
+            <w:shd w:fill="FFFFFF"/>
+            <w:tcMar>
+              <w:top w:w="60" w:type="dxa"/>
+              <w:bottom w:w="60" w:type="dxa"/>
+              <w:left w:w="80" w:type="dxa"/>
+              <w:right w:w="80" w:type="dxa"/>
+            </w:tcMar>
+          </w:tcPr>
+          <w:p>
+            <w:r>
+              <w:rPr>
+                <w:color w:val="1E1E1E"/>
+                <w:sz w:val="17"/>
+              </w:rPr>
+              <w:t>En Estudio Pericial Sur realizamos psicotécnicos y psicodiagnósticos completos administrados exclusivamente por psicólogas egresadas de la UBA. Aplicamos técnicas estandarizadas como el Test de Bender y Rorschach con entrega del informe oficial membretado y firmado en 48 horas hábiles, tanto en modalidad presencial en Zona Sur y CABA como en formato online para trámites autorizados.</w:t>
+            </w:r>
+          </w:p>
+        </w:tc>
+      </w:tr>
+      <w:tr>
+        <w:tc>
+          <w:tcPr>
+            <w:tcW w:type="dxa" w:w="2880"/>
+            <w:shd w:fill="F4F6F8"/>
+            <w:tcMar>
+              <w:top w:w="60" w:type="dxa"/>
+              <w:bottom w:w="60" w:type="dxa"/>
+              <w:left w:w="80" w:type="dxa"/>
+              <w:right w:w="80" w:type="dxa"/>
+            </w:tcMar>
+          </w:tcPr>
+          <w:p>
+            <w:r>
+              <w:rPr>
+                <w:b/>
+                <w:color w:val="152836"/>
+                <w:sz w:val="17"/>
+              </w:rPr>
+              <w:t>Cierre / Llamado a la Acción:</w:t>
+            </w:r>
+          </w:p>
+        </w:tc>
+        <w:tc>
+          <w:tcPr>
+            <w:tcW w:type="dxa" w:w="7200"/>
+            <w:shd w:fill="FFFFFF"/>
+            <w:tcMar>
+              <w:top w:w="60" w:type="dxa"/>
+              <w:bottom w:w="60" w:type="dxa"/>
+              <w:left w:w="80" w:type="dxa"/>
+              <w:right w:w="80" w:type="dxa"/>
+            </w:tcMar>
+          </w:tcPr>
+          <w:p>
+            <w:r>
+              <w:rPr>
+                <w:color w:val="1E1E1E"/>
+                <w:sz w:val="17"/>
+              </w:rPr>
+              <w:t>No dejes vencer tus plazos. Escribinos ahora mismo por mensaje directo o al WhatsApp de nuestra biografía y agendá tu turno esta semana.</w:t>
+            </w:r>
+          </w:p>
+        </w:tc>
+      </w:tr>
+    </w:tbl>
+    <w:p/>
+    <w:tbl>
+      <w:tblPr>
+        <w:tblW w:type="auto" w:w="0"/>
+        <w:jc w:val="center"/>
+        <w:tblLook w:firstColumn="1" w:firstRow="1" w:lastColumn="0" w:lastRow="0" w:noHBand="0" w:noVBand="1" w:val="04A0"/>
+      </w:tblPr>
+      <w:tblGrid>
+        <w:gridCol w:w="5040"/>
+        <w:gridCol w:w="5040"/>
+      </w:tblGrid>
+      <w:tr>
+        <w:tc>
+          <w:tcPr>
+            <w:tcW w:type="dxa" w:w="7200"/>
+            <w:gridSpan w:val="2"/>
+            <w:shd w:fill="1A7A6C"/>
+            <w:tcMar>
+              <w:top w:w="80" w:type="dxa"/>
+              <w:bottom w:w="80" w:type="dxa"/>
+              <w:left w:w="100" w:type="dxa"/>
+              <w:right w:w="100" w:type="dxa"/>
+            </w:tcMar>
+          </w:tcPr>
+          <w:p>
+            <w:r>
+              <w:rPr>
+                <w:b/>
+                <w:color w:val="FFFFFF"/>
+                <w:sz w:val="20"/>
+              </w:rPr>
+              <w:t>🎬 GUION REEL / VIDEO: PARA FAMILIA: TERAPIA Y REVINCULACIÓN POR MANDATO JUDICIAL</w:t>
+            </w:r>
+          </w:p>
+        </w:tc>
+      </w:tr>
+      <w:tr>
+        <w:tc>
+          <w:tcPr>
+            <w:tcW w:type="dxa" w:w="2880"/>
+            <w:shd w:fill="F4F6F8"/>
+            <w:tcMar>
+              <w:top w:w="60" w:type="dxa"/>
+              <w:bottom w:w="60" w:type="dxa"/>
+              <w:left w:w="80" w:type="dxa"/>
+              <w:right w:w="80" w:type="dxa"/>
+            </w:tcMar>
+          </w:tcPr>
+          <w:p>
+            <w:r>
+              <w:rPr>
+                <w:b/>
+                <w:color w:val="152836"/>
+                <w:sz w:val="17"/>
+              </w:rPr>
+              <w:t>Público &amp; Objetivo:</w:t>
+            </w:r>
+          </w:p>
+        </w:tc>
+        <w:tc>
+          <w:tcPr>
+            <w:tcW w:type="dxa" w:w="7200"/>
+            <w:shd w:fill="FFFFFF"/>
+            <w:tcMar>
+              <w:top w:w="60" w:type="dxa"/>
+              <w:bottom w:w="60" w:type="dxa"/>
+              <w:left w:w="80" w:type="dxa"/>
+              <w:right w:w="80" w:type="dxa"/>
+            </w:tcMar>
+          </w:tcPr>
+          <w:p>
+            <w:r>
+              <w:rPr>
+                <w:color w:val="1E1E1E"/>
+                <w:sz w:val="17"/>
+              </w:rPr>
+              <w:t>Padres/Madres en litigio familiar y letrados de familia | Captar familias y juzgados en procesos de divorcio y régimen de comunicación.</w:t>
+            </w:r>
+          </w:p>
+        </w:tc>
+      </w:tr>
+      <w:tr>
+        <w:tc>
+          <w:tcPr>
+            <w:tcW w:type="dxa" w:w="2880"/>
+            <w:shd w:fill="F4F6F8"/>
+            <w:tcMar>
+              <w:top w:w="60" w:type="dxa"/>
+              <w:bottom w:w="60" w:type="dxa"/>
+              <w:left w:w="80" w:type="dxa"/>
+              <w:right w:w="80" w:type="dxa"/>
+            </w:tcMar>
+          </w:tcPr>
+          <w:p>
+            <w:r>
+              <w:rPr>
+                <w:b/>
+                <w:color w:val="152836"/>
+                <w:sz w:val="17"/>
+              </w:rPr>
+              <w:t>Gancho (Primeros 3 seg):</w:t>
+            </w:r>
+          </w:p>
+        </w:tc>
+        <w:tc>
+          <w:tcPr>
+            <w:tcW w:type="dxa" w:w="7200"/>
+            <w:shd w:fill="FFFFFF"/>
+            <w:tcMar>
+              <w:top w:w="60" w:type="dxa"/>
+              <w:bottom w:w="60" w:type="dxa"/>
+              <w:left w:w="80" w:type="dxa"/>
+              <w:right w:w="80" w:type="dxa"/>
+            </w:tcMar>
+          </w:tcPr>
+          <w:p>
+            <w:r>
+              <w:rPr>
+                <w:color w:val="1E1E1E"/>
+                <w:sz w:val="17"/>
+              </w:rPr>
+              <w:t>¿El juzgado de familia te solicitó iniciar un tratamiento psicológico o un proceso de revinculación con tus hijos?</w:t>
+            </w:r>
+          </w:p>
+        </w:tc>
+      </w:tr>
+      <w:tr>
+        <w:tc>
+          <w:tcPr>
+            <w:tcW w:type="dxa" w:w="2880"/>
+            <w:shd w:fill="F4F6F8"/>
+            <w:tcMar>
+              <w:top w:w="60" w:type="dxa"/>
+              <w:bottom w:w="60" w:type="dxa"/>
+              <w:left w:w="80" w:type="dxa"/>
+              <w:right w:w="80" w:type="dxa"/>
+            </w:tcMar>
+          </w:tcPr>
+          <w:p>
+            <w:r>
+              <w:rPr>
+                <w:b/>
+                <w:color w:val="152836"/>
+                <w:sz w:val="17"/>
+              </w:rPr>
+              <w:t>Desarrollo (15-30 seg):</w:t>
+            </w:r>
+          </w:p>
+        </w:tc>
+        <w:tc>
+          <w:tcPr>
+            <w:tcW w:type="dxa" w:w="7200"/>
+            <w:shd w:fill="FFFFFF"/>
+            <w:tcMar>
+              <w:top w:w="60" w:type="dxa"/>
+              <w:bottom w:w="60" w:type="dxa"/>
+              <w:left w:w="80" w:type="dxa"/>
+              <w:right w:w="80" w:type="dxa"/>
+            </w:tcMar>
+          </w:tcPr>
+          <w:p>
+            <w:r>
+              <w:rPr>
+                <w:color w:val="1E1E1E"/>
+                <w:sz w:val="17"/>
+              </w:rPr>
+              <w:t>Los procesos judiciales en el fuero de familia requieren psicólogos que comprendan la dinámica forense y el lenguaje de los expedientes. Brindamos terapia clínica orientada a contextos judicializados, elaborando informes periódicos de evolución para presentar ante el juez, garantizando el bienestar de los niños y el cumplimiento de las medidas judiciales.</w:t>
+            </w:r>
+          </w:p>
+        </w:tc>
+      </w:tr>
+      <w:tr>
+        <w:tc>
+          <w:tcPr>
+            <w:tcW w:type="dxa" w:w="2880"/>
+            <w:shd w:fill="F4F6F8"/>
+            <w:tcMar>
+              <w:top w:w="60" w:type="dxa"/>
+              <w:bottom w:w="60" w:type="dxa"/>
+              <w:left w:w="80" w:type="dxa"/>
+              <w:right w:w="80" w:type="dxa"/>
+            </w:tcMar>
+          </w:tcPr>
+          <w:p>
+            <w:r>
+              <w:rPr>
+                <w:b/>
+                <w:color w:val="152836"/>
+                <w:sz w:val="17"/>
+              </w:rPr>
+              <w:t>Cierre / Llamado a la Acción:</w:t>
+            </w:r>
+          </w:p>
+        </w:tc>
+        <w:tc>
+          <w:tcPr>
+            <w:tcW w:type="dxa" w:w="7200"/>
+            <w:shd w:fill="FFFFFF"/>
+            <w:tcMar>
+              <w:top w:w="60" w:type="dxa"/>
+              <w:bottom w:w="60" w:type="dxa"/>
+              <w:left w:w="80" w:type="dxa"/>
+              <w:right w:w="80" w:type="dxa"/>
+            </w:tcMar>
+          </w:tcPr>
+          <w:p>
+            <w:r>
+              <w:rPr>
+                <w:color w:val="1E1E1E"/>
+                <w:sz w:val="17"/>
+              </w:rPr>
+              <w:t>Consultanos por privado para conocer cómo trabajamos y comenzar el proceso de acompañamiento.</w:t>
+            </w:r>
+          </w:p>
+        </w:tc>
+      </w:tr>
+    </w:tbl>
+    <w:p/>
+    <w:tbl>
+      <w:tblPr>
+        <w:tblW w:type="auto" w:w="0"/>
+        <w:jc w:val="center"/>
+        <w:tblLook w:firstColumn="1" w:firstRow="1" w:lastColumn="0" w:lastRow="0" w:noHBand="0" w:noVBand="1" w:val="04A0"/>
+      </w:tblPr>
+      <w:tblGrid>
+        <w:gridCol w:w="5040"/>
+        <w:gridCol w:w="5040"/>
+      </w:tblGrid>
+      <w:tr>
+        <w:tc>
+          <w:tcPr>
+            <w:tcW w:type="dxa" w:w="7200"/>
+            <w:gridSpan w:val="2"/>
+            <w:shd w:fill="1A7A6C"/>
+            <w:tcMar>
+              <w:top w:w="80" w:type="dxa"/>
+              <w:bottom w:w="80" w:type="dxa"/>
+              <w:left w:w="100" w:type="dxa"/>
+              <w:right w:w="100" w:type="dxa"/>
+            </w:tcMar>
+          </w:tcPr>
+          <w:p>
+            <w:r>
+              <w:rPr>
+                <w:b/>
+                <w:color w:val="FFFFFF"/>
+                <w:sz w:val="20"/>
+              </w:rPr>
+              <w:t>🎬 GUION REEL / VIDEO: PARA ORIENTACIÓN VOCACIONAL: REORIENTACIÓN ADULTOS Y JÓVENES</w:t>
+            </w:r>
+          </w:p>
+        </w:tc>
+      </w:tr>
+      <w:tr>
+        <w:tc>
+          <w:tcPr>
+            <w:tcW w:type="dxa" w:w="2880"/>
+            <w:shd w:fill="F4F6F8"/>
+            <w:tcMar>
+              <w:top w:w="60" w:type="dxa"/>
+              <w:bottom w:w="60" w:type="dxa"/>
+              <w:left w:w="80" w:type="dxa"/>
+              <w:right w:w="80" w:type="dxa"/>
+            </w:tcMar>
+          </w:tcPr>
+          <w:p>
+            <w:r>
+              <w:rPr>
+                <w:b/>
+                <w:color w:val="152836"/>
+                <w:sz w:val="17"/>
+              </w:rPr>
+              <w:t>Público &amp; Objetivo:</w:t>
+            </w:r>
+          </w:p>
+        </w:tc>
+        <w:tc>
+          <w:tcPr>
+            <w:tcW w:type="dxa" w:w="7200"/>
+            <w:shd w:fill="FFFFFF"/>
+            <w:tcMar>
+              <w:top w:w="60" w:type="dxa"/>
+              <w:bottom w:w="60" w:type="dxa"/>
+              <w:left w:w="80" w:type="dxa"/>
+              <w:right w:w="80" w:type="dxa"/>
+            </w:tcMar>
+          </w:tcPr>
+          <w:p>
+            <w:r>
+              <w:rPr>
+                <w:color w:val="1E1E1E"/>
+                <w:sz w:val="17"/>
+              </w:rPr>
+              <w:t>Adolescentes en secundario y adultos de 25-45 años | Captar estudiantes y adultos que buscan cambio de carrera.</w:t>
+            </w:r>
+          </w:p>
+        </w:tc>
+      </w:tr>
+      <w:tr>
+        <w:tc>
+          <w:tcPr>
+            <w:tcW w:type="dxa" w:w="2880"/>
+            <w:shd w:fill="F4F6F8"/>
+            <w:tcMar>
+              <w:top w:w="60" w:type="dxa"/>
+              <w:bottom w:w="60" w:type="dxa"/>
+              <w:left w:w="80" w:type="dxa"/>
+              <w:right w:w="80" w:type="dxa"/>
+            </w:tcMar>
+          </w:tcPr>
+          <w:p>
+            <w:r>
+              <w:rPr>
+                <w:b/>
+                <w:color w:val="152836"/>
+                <w:sz w:val="17"/>
+              </w:rPr>
+              <w:t>Gancho (Primeros 3 seg):</w:t>
+            </w:r>
+          </w:p>
+        </w:tc>
+        <w:tc>
+          <w:tcPr>
+            <w:tcW w:type="dxa" w:w="7200"/>
+            <w:shd w:fill="FFFFFF"/>
+            <w:tcMar>
+              <w:top w:w="60" w:type="dxa"/>
+              <w:bottom w:w="60" w:type="dxa"/>
+              <w:left w:w="80" w:type="dxa"/>
+              <w:right w:w="80" w:type="dxa"/>
+            </w:tcMar>
+          </w:tcPr>
+          <w:p>
+            <w:r>
+              <w:rPr>
+                <w:color w:val="1E1E1E"/>
+                <w:sz w:val="17"/>
+              </w:rPr>
+              <w:t>¿Tenés 30 o 40 años y sentís que estás atrapado en una profesión que ya no te apasiona? No estás solo.</w:t>
+            </w:r>
+          </w:p>
+        </w:tc>
+      </w:tr>
+      <w:tr>
+        <w:tc>
+          <w:tcPr>
+            <w:tcW w:type="dxa" w:w="2880"/>
+            <w:shd w:fill="F4F6F8"/>
+            <w:tcMar>
+              <w:top w:w="60" w:type="dxa"/>
+              <w:bottom w:w="60" w:type="dxa"/>
+              <w:left w:w="80" w:type="dxa"/>
+              <w:right w:w="80" w:type="dxa"/>
+            </w:tcMar>
+          </w:tcPr>
+          <w:p>
+            <w:r>
+              <w:rPr>
+                <w:b/>
+                <w:color w:val="152836"/>
+                <w:sz w:val="17"/>
+              </w:rPr>
+              <w:t>Desarrollo (15-30 seg):</w:t>
+            </w:r>
+          </w:p>
+        </w:tc>
+        <w:tc>
+          <w:tcPr>
+            <w:tcW w:type="dxa" w:w="7200"/>
+            <w:shd w:fill="FFFFFF"/>
+            <w:tcMar>
+              <w:top w:w="60" w:type="dxa"/>
+              <w:bottom w:w="60" w:type="dxa"/>
+              <w:left w:w="80" w:type="dxa"/>
+              <w:right w:w="80" w:type="dxa"/>
+            </w:tcMar>
+          </w:tcPr>
+          <w:p>
+            <w:r>
+              <w:rPr>
+                <w:color w:val="1E1E1E"/>
+                <w:sz w:val="17"/>
+              </w:rPr>
+              <w:t>La orientación vocacional no es solo para chicos que terminan el secundario. Hoy acompañamos a profesionales y trabajadores en procesos de reorientación ocupacional y reconversión laboral mediante baterías psicométricas y entrevistas en profundidad para descubrir tus verdaderos talentos y opciones del mercado actual.</w:t>
+            </w:r>
+          </w:p>
+        </w:tc>
+      </w:tr>
+      <w:tr>
+        <w:tc>
+          <w:tcPr>
+            <w:tcW w:type="dxa" w:w="2880"/>
+            <w:shd w:fill="F4F6F8"/>
+            <w:tcMar>
+              <w:top w:w="60" w:type="dxa"/>
+              <w:bottom w:w="60" w:type="dxa"/>
+              <w:left w:w="80" w:type="dxa"/>
+              <w:right w:w="80" w:type="dxa"/>
+            </w:tcMar>
+          </w:tcPr>
+          <w:p>
+            <w:r>
+              <w:rPr>
+                <w:b/>
+                <w:color w:val="152836"/>
+                <w:sz w:val="17"/>
+              </w:rPr>
+              <w:t>Cierre / Llamado a la Acción:</w:t>
+            </w:r>
+          </w:p>
+        </w:tc>
+        <w:tc>
+          <w:tcPr>
+            <w:tcW w:type="dxa" w:w="7200"/>
+            <w:shd w:fill="FFFFFF"/>
+            <w:tcMar>
+              <w:top w:w="60" w:type="dxa"/>
+              <w:bottom w:w="60" w:type="dxa"/>
+              <w:left w:w="80" w:type="dxa"/>
+              <w:right w:w="80" w:type="dxa"/>
+            </w:tcMar>
+          </w:tcPr>
+          <w:p>
+            <w:r>
+              <w:rPr>
+                <w:color w:val="1E1E1E"/>
+                <w:sz w:val="17"/>
+              </w:rPr>
+              <w:t>Da el primer paso hacia lo que te gusta. Escribinos para coordinar tu proceso de orientación vocacional online o presencial.</w:t>
+            </w:r>
+          </w:p>
+        </w:tc>
+      </w:tr>
+    </w:tbl>
+    <w:p/>
+    <w:p>
+      <w:pPr>
+        <w:spacing w:before="320" w:after="120"/>
+      </w:pPr>
+      <w:r>
+        <w:rPr>
+          <w:rFonts w:ascii="Arial" w:hAnsi="Arial"/>
+          <w:b/>
+          <w:color w:val="152836"/>
+          <w:sz w:val="26"/>
+        </w:rPr>
+        <w:t>10. Plan de Acción y Conclusión</w:t>
       </w:r>
     </w:p>
     <w:p>
@@ -5600,6 +6900,27 @@
           <w:sz w:val="19"/>
         </w:rPr>
         <w:t>Publicación de los primeros 3 artículos técnicos de alto impacto (Daño Psíquico, Impugnaciones y Aptos).</w:t>
+      </w:r>
+    </w:p>
+    <w:p>
+      <w:pPr>
+        <w:pStyle w:val="ListBullet"/>
+        <w:spacing w:after="60" w:line="276" w:lineRule="auto"/>
+      </w:pPr>
+      <w:r>
+        <w:rPr>
+          <w:b/>
+          <w:color w:val="152836"/>
+          <w:sz w:val="19"/>
+        </w:rPr>
+        <w:t xml:space="preserve">Paso 5: </w:t>
+      </w:r>
+      <w:r>
+        <w:rPr>
+          <w:color w:val="1E1E1E"/>
+          <w:sz w:val="19"/>
+        </w:rPr>
+        <w:t>Grabación y publicación del primer lote de Reels en Instagram utilizando los guiones estratégicos.</w:t>
       </w:r>
     </w:p>
     <w:sectPr>
